--- a/LEARNING/Data Engineering Concepts/Data Architecture.docx
+++ b/LEARNING/Data Engineering Concepts/Data Architecture.docx
@@ -1,6 +1,6 @@
 
 <file path=word/document.xml><?xml version="1.0" encoding="utf-8"?>
-<w:document xmlns:wpc="http://schemas.microsoft.com/office/word/2010/wordprocessingCanvas" xmlns:cx="http://schemas.microsoft.com/office/drawing/2014/chartex" xmlns:cx1="http://schemas.microsoft.com/office/drawing/2015/9/8/chartex" xmlns:cx2="http://schemas.microsoft.com/office/drawing/2015/10/21/chartex" xmlns:cx3="http://schemas.microsoft.com/office/drawing/2016/5/9/chartex" xmlns:cx4="http://schemas.microsoft.com/office/drawing/2016/5/10/chartex" xmlns:cx5="http://schemas.microsoft.com/office/drawing/2016/5/11/chartex" xmlns:cx6="http://schemas.microsoft.com/office/drawing/2016/5/12/chartex" xmlns:cx7="http://schemas.microsoft.com/office/drawing/2016/5/13/chartex" xmlns:cx8="http://schemas.microsoft.com/office/drawing/2016/5/14/chartex" xmlns:mc="http://schemas.openxmlformats.org/markup-compatibility/2006" xmlns:aink="http://schemas.microsoft.com/office/drawing/2016/ink" xmlns:am3d="http://schemas.microsoft.com/office/drawing/2017/model3d" xmlns:o="urn:schemas-microsoft-com:office:office" xmlns:oel="http://schemas.microsoft.com/office/2019/extlst" xmlns:r="http://schemas.openxmlformats.org/officeDocument/2006/relationships" xmlns:m="http://schemas.openxmlformats.org/officeDocument/2006/math" xmlns:v="urn:schemas-microsoft-com:vml" xmlns:wp14="http://schemas.microsoft.com/office/word/2010/wordprocessingDrawing" xmlns:wp="http://schemas.openxmlformats.org/drawingml/2006/wordprocessingDrawing" xmlns:w10="urn:schemas-microsoft-com:office:word" xmlns:w="http://schemas.openxmlformats.org/wordprocessingml/2006/main" xmlns:w14="http://schemas.microsoft.com/office/word/2010/wordml" xmlns:w15="http://schemas.microsoft.com/office/word/2012/wordml" xmlns:w16cex="http://schemas.microsoft.com/office/word/2018/wordml/cex" xmlns:w16cid="http://schemas.microsoft.com/office/word/2016/wordml/cid" xmlns:w16="http://schemas.microsoft.com/office/word/2018/wordml" xmlns:w16du="http://schemas.microsoft.com/office/word/2023/wordml/word16du" xmlns:w16sdtdh="http://schemas.microsoft.com/office/word/2020/wordml/sdtdatahash" xmlns:w16sdtfl="http://schemas.microsoft.com/office/word/2024/wordml/sdtformatlock" xmlns:w16se="http://schemas.microsoft.com/office/word/2015/wordml/symex" xmlns:wpg="http://schemas.microsoft.com/office/word/2010/wordprocessingGroup" xmlns:wpi="http://schemas.microsoft.com/office/word/2010/wordprocessingInk" xmlns:wne="http://schemas.microsoft.com/office/word/2006/wordml" xmlns:wps="http://schemas.microsoft.com/office/word/2010/wordprocessingShape" mc:Ignorable="w14 w15 w16se w16cid w16 w16cex w16sdtdh w16sdtfl w16du wp14">
+<w:document xmlns:wpc="http://schemas.microsoft.com/office/word/2010/wordprocessingCanvas" xmlns:cx="http://schemas.microsoft.com/office/drawing/2014/chartex" xmlns:cx1="http://schemas.microsoft.com/office/drawing/2015/9/8/chartex" xmlns:cx2="http://schemas.microsoft.com/office/drawing/2015/10/21/chartex" xmlns:cx3="http://schemas.microsoft.com/office/drawing/2016/5/9/chartex" xmlns:cx4="http://schemas.microsoft.com/office/drawing/2016/5/10/chartex" xmlns:cx5="http://schemas.microsoft.com/office/drawing/2016/5/11/chartex" xmlns:cx6="http://schemas.microsoft.com/office/drawing/2016/5/12/chartex" xmlns:cx7="http://schemas.microsoft.com/office/drawing/2016/5/13/chartex" xmlns:cx8="http://schemas.microsoft.com/office/drawing/2016/5/14/chartex" xmlns:mc="http://schemas.openxmlformats.org/markup-compatibility/2006" xmlns:aink="http://schemas.microsoft.com/office/drawing/2016/ink" xmlns:am3d="http://schemas.microsoft.com/office/drawing/2017/model3d" xmlns:o="urn:schemas-microsoft-com:office:office" xmlns:oel="http://schemas.microsoft.com/office/2019/extlst" xmlns:r="http://schemas.openxmlformats.org/officeDocument/2006/relationships" xmlns:m="http://schemas.openxmlformats.org/officeDocument/2006/math" xmlns:v="urn:schemas-microsoft-com:vml" xmlns:wp14="http://schemas.microsoft.com/office/word/2010/wordprocessingDrawing" xmlns:wp="http://schemas.openxmlformats.org/drawingml/2006/wordprocessingDrawing" xmlns:w10="urn:schemas-microsoft-com:office:word" xmlns:w="http://schemas.openxmlformats.org/wordprocessingml/2006/main" xmlns:w14="http://schemas.microsoft.com/office/word/2010/wordml" xmlns:w15="http://schemas.microsoft.com/office/word/2012/wordml" xmlns:w16cex="http://schemas.microsoft.com/office/word/2018/wordml/cex" xmlns:w16cid="http://schemas.microsoft.com/office/word/2016/wordml/cid" xmlns:w16="http://schemas.microsoft.com/office/word/2018/wordml" xmlns:w16du="http://schemas.microsoft.com/office/word/2023/wordml/word16du" xmlns:w16sdtdh="http://schemas.microsoft.com/office/word/2020/wordml/sdtdatahash" xmlns:w16se="http://schemas.microsoft.com/office/word/2015/wordml/symex" xmlns:wpg="http://schemas.microsoft.com/office/word/2010/wordprocessingGroup" xmlns:wpi="http://schemas.microsoft.com/office/word/2010/wordprocessingInk" xmlns:wne="http://schemas.microsoft.com/office/word/2006/wordml" xmlns:wps="http://schemas.microsoft.com/office/word/2010/wordprocessingShape" mc:Ignorable="w14 w15 w16se w16cid w16 w16cex w16sdtdh wp14">
   <w:body>
     <w:p>
       <w:r>
@@ -25,7 +25,7 @@
                     </pic:cNvPicPr>
                   </pic:nvPicPr>
                   <pic:blipFill>
-                    <a:blip r:embed="rId5">
+                    <a:blip r:embed="rId4">
                       <a:extLst>
                         <a:ext uri="{28A0092B-C50C-407E-A947-70E740481C1C}">
                           <a14:useLocalDpi xmlns:a14="http://schemas.microsoft.com/office/drawing/2010/main" val="0"/>
@@ -57,6 +57,3198 @@
         </w:drawing>
       </w:r>
     </w:p>
+    <w:p/>
+    <w:p>
+      <w:pPr>
+        <w:pBdr>
+          <w:bottom w:val="single" w:sz="6" w:space="1" w:color="auto"/>
+        </w:pBdr>
+      </w:pPr>
+    </w:p>
+    <w:p/>
+    <w:p/>
+    <w:p>
+      <w:pPr>
+        <w:spacing w:after="0" w:line="240" w:lineRule="auto"/>
+        <w:textAlignment w:val="baseline"/>
+        <w:rPr>
+          <w:rFonts w:ascii="Segoe UI" w:eastAsia="Times New Roman" w:hAnsi="Segoe UI" w:cs="Segoe UI"/>
+          <w:kern w:val="0"/>
+          <w:sz w:val="24"/>
+          <w:szCs w:val="24"/>
+          <w:lang w:eastAsia="en-IN"/>
+          <w14:ligatures w14:val="none"/>
+        </w:rPr>
+      </w:pPr>
+      <w:r>
+        <w:rPr>
+          <w:rFonts w:ascii="Segoe UI" w:eastAsia="Times New Roman" w:hAnsi="Segoe UI" w:cs="Segoe UI"/>
+          <w:kern w:val="0"/>
+          <w:sz w:val="21"/>
+          <w:szCs w:val="21"/>
+          <w:lang w:eastAsia="en-IN"/>
+          <w14:ligatures w14:val="none"/>
+        </w:rPr>
+        <w:t>Every few years, data engineering gets a new buzzword.</w:t>
+      </w:r>
+      <w:r>
+        <w:rPr>
+          <w:rFonts w:ascii="Segoe UI" w:eastAsia="Times New Roman" w:hAnsi="Segoe UI" w:cs="Segoe UI"/>
+          <w:kern w:val="0"/>
+          <w:sz w:val="21"/>
+          <w:szCs w:val="21"/>
+          <w:lang w:eastAsia="en-IN"/>
+          <w14:ligatures w14:val="none"/>
+        </w:rPr>
+        <w:br/>
+      </w:r>
+      <w:r>
+        <w:rPr>
+          <w:rFonts w:ascii="Segoe UI" w:eastAsia="Times New Roman" w:hAnsi="Segoe UI" w:cs="Segoe UI"/>
+          <w:kern w:val="0"/>
+          <w:sz w:val="21"/>
+          <w:szCs w:val="21"/>
+          <w:lang w:eastAsia="en-IN"/>
+          <w14:ligatures w14:val="none"/>
+        </w:rPr>
+        <w:br/>
+        <w:t>Lambda.</w:t>
+      </w:r>
+      <w:r>
+        <w:rPr>
+          <w:rFonts w:ascii="Segoe UI" w:eastAsia="Times New Roman" w:hAnsi="Segoe UI" w:cs="Segoe UI"/>
+          <w:kern w:val="0"/>
+          <w:sz w:val="21"/>
+          <w:szCs w:val="21"/>
+          <w:lang w:eastAsia="en-IN"/>
+          <w14:ligatures w14:val="none"/>
+        </w:rPr>
+        <w:br/>
+      </w:r>
+      <w:r>
+        <w:rPr>
+          <w:rFonts w:ascii="Segoe UI" w:eastAsia="Times New Roman" w:hAnsi="Segoe UI" w:cs="Segoe UI"/>
+          <w:kern w:val="0"/>
+          <w:sz w:val="21"/>
+          <w:szCs w:val="21"/>
+          <w:lang w:eastAsia="en-IN"/>
+          <w14:ligatures w14:val="none"/>
+        </w:rPr>
+        <w:br/>
+        <w:t>Kappa.</w:t>
+      </w:r>
+      <w:r>
+        <w:rPr>
+          <w:rFonts w:ascii="Segoe UI" w:eastAsia="Times New Roman" w:hAnsi="Segoe UI" w:cs="Segoe UI"/>
+          <w:kern w:val="0"/>
+          <w:sz w:val="21"/>
+          <w:szCs w:val="21"/>
+          <w:lang w:eastAsia="en-IN"/>
+          <w14:ligatures w14:val="none"/>
+        </w:rPr>
+        <w:br/>
+      </w:r>
+      <w:r>
+        <w:rPr>
+          <w:rFonts w:ascii="Segoe UI" w:eastAsia="Times New Roman" w:hAnsi="Segoe UI" w:cs="Segoe UI"/>
+          <w:kern w:val="0"/>
+          <w:sz w:val="21"/>
+          <w:szCs w:val="21"/>
+          <w:lang w:eastAsia="en-IN"/>
+          <w14:ligatures w14:val="none"/>
+        </w:rPr>
+        <w:br/>
+        <w:t>Data Mesh.</w:t>
+      </w:r>
+      <w:r>
+        <w:rPr>
+          <w:rFonts w:ascii="Segoe UI" w:eastAsia="Times New Roman" w:hAnsi="Segoe UI" w:cs="Segoe UI"/>
+          <w:kern w:val="0"/>
+          <w:sz w:val="21"/>
+          <w:szCs w:val="21"/>
+          <w:lang w:eastAsia="en-IN"/>
+          <w14:ligatures w14:val="none"/>
+        </w:rPr>
+        <w:br/>
+      </w:r>
+      <w:r>
+        <w:rPr>
+          <w:rFonts w:ascii="Segoe UI" w:eastAsia="Times New Roman" w:hAnsi="Segoe UI" w:cs="Segoe UI"/>
+          <w:kern w:val="0"/>
+          <w:sz w:val="21"/>
+          <w:szCs w:val="21"/>
+          <w:lang w:eastAsia="en-IN"/>
+          <w14:ligatures w14:val="none"/>
+        </w:rPr>
+        <w:br/>
+        <w:t>Lakehouse.</w:t>
+      </w:r>
+      <w:r>
+        <w:rPr>
+          <w:rFonts w:ascii="Segoe UI" w:eastAsia="Times New Roman" w:hAnsi="Segoe UI" w:cs="Segoe UI"/>
+          <w:kern w:val="0"/>
+          <w:sz w:val="21"/>
+          <w:szCs w:val="21"/>
+          <w:lang w:eastAsia="en-IN"/>
+          <w14:ligatures w14:val="none"/>
+        </w:rPr>
+        <w:br/>
+      </w:r>
+      <w:r>
+        <w:rPr>
+          <w:rFonts w:ascii="Segoe UI" w:eastAsia="Times New Roman" w:hAnsi="Segoe UI" w:cs="Segoe UI"/>
+          <w:kern w:val="0"/>
+          <w:sz w:val="21"/>
+          <w:szCs w:val="21"/>
+          <w:lang w:eastAsia="en-IN"/>
+          <w14:ligatures w14:val="none"/>
+        </w:rPr>
+        <w:br/>
+        <w:t>Data Fabric.</w:t>
+      </w:r>
+      <w:r>
+        <w:rPr>
+          <w:rFonts w:ascii="Segoe UI" w:eastAsia="Times New Roman" w:hAnsi="Segoe UI" w:cs="Segoe UI"/>
+          <w:kern w:val="0"/>
+          <w:sz w:val="21"/>
+          <w:szCs w:val="21"/>
+          <w:lang w:eastAsia="en-IN"/>
+          <w14:ligatures w14:val="none"/>
+        </w:rPr>
+        <w:br/>
+      </w:r>
+      <w:r>
+        <w:rPr>
+          <w:rFonts w:ascii="Segoe UI" w:eastAsia="Times New Roman" w:hAnsi="Segoe UI" w:cs="Segoe UI"/>
+          <w:kern w:val="0"/>
+          <w:sz w:val="21"/>
+          <w:szCs w:val="21"/>
+          <w:lang w:eastAsia="en-IN"/>
+          <w14:ligatures w14:val="none"/>
+        </w:rPr>
+        <w:br/>
+        <w:t>Today, everyone is talking about AI-ready architectures.</w:t>
+      </w:r>
+      <w:r>
+        <w:rPr>
+          <w:rFonts w:ascii="Segoe UI" w:eastAsia="Times New Roman" w:hAnsi="Segoe UI" w:cs="Segoe UI"/>
+          <w:kern w:val="0"/>
+          <w:sz w:val="21"/>
+          <w:szCs w:val="21"/>
+          <w:lang w:eastAsia="en-IN"/>
+          <w14:ligatures w14:val="none"/>
+        </w:rPr>
+        <w:br/>
+      </w:r>
+      <w:r>
+        <w:rPr>
+          <w:rFonts w:ascii="Segoe UI" w:eastAsia="Times New Roman" w:hAnsi="Segoe UI" w:cs="Segoe UI"/>
+          <w:kern w:val="0"/>
+          <w:sz w:val="21"/>
+          <w:szCs w:val="21"/>
+          <w:lang w:eastAsia="en-IN"/>
+          <w14:ligatures w14:val="none"/>
+        </w:rPr>
+        <w:br/>
+        <w:t>But here's the truth:</w:t>
+      </w:r>
+      <w:r>
+        <w:rPr>
+          <w:rFonts w:ascii="Segoe UI" w:eastAsia="Times New Roman" w:hAnsi="Segoe UI" w:cs="Segoe UI"/>
+          <w:kern w:val="0"/>
+          <w:sz w:val="21"/>
+          <w:szCs w:val="21"/>
+          <w:lang w:eastAsia="en-IN"/>
+          <w14:ligatures w14:val="none"/>
+        </w:rPr>
+        <w:br/>
+      </w:r>
+      <w:r>
+        <w:rPr>
+          <w:rFonts w:ascii="Segoe UI" w:eastAsia="Times New Roman" w:hAnsi="Segoe UI" w:cs="Segoe UI"/>
+          <w:kern w:val="0"/>
+          <w:sz w:val="21"/>
+          <w:szCs w:val="21"/>
+          <w:lang w:eastAsia="en-IN"/>
+          <w14:ligatures w14:val="none"/>
+        </w:rPr>
+        <w:br/>
+        <w:t>Architectures don't become obsolete. They evolve to solve different business problems.</w:t>
+      </w:r>
+      <w:r>
+        <w:rPr>
+          <w:rFonts w:ascii="Segoe UI" w:eastAsia="Times New Roman" w:hAnsi="Segoe UI" w:cs="Segoe UI"/>
+          <w:kern w:val="0"/>
+          <w:sz w:val="21"/>
+          <w:szCs w:val="21"/>
+          <w:lang w:eastAsia="en-IN"/>
+          <w14:ligatures w14:val="none"/>
+        </w:rPr>
+        <w:br/>
+      </w:r>
+      <w:r>
+        <w:rPr>
+          <w:rFonts w:ascii="Segoe UI" w:eastAsia="Times New Roman" w:hAnsi="Segoe UI" w:cs="Segoe UI"/>
+          <w:kern w:val="0"/>
+          <w:sz w:val="21"/>
+          <w:szCs w:val="21"/>
+          <w:lang w:eastAsia="en-IN"/>
+          <w14:ligatures w14:val="none"/>
+        </w:rPr>
+        <w:br/>
+        <w:t>Choosing the right architecture isn't about following what's popular—it's about understanding your workload, your scale, your latency requirements, and your organization's maturity.</w:t>
+      </w:r>
+      <w:r>
+        <w:rPr>
+          <w:rFonts w:ascii="Segoe UI" w:eastAsia="Times New Roman" w:hAnsi="Segoe UI" w:cs="Segoe UI"/>
+          <w:kern w:val="0"/>
+          <w:sz w:val="21"/>
+          <w:szCs w:val="21"/>
+          <w:lang w:eastAsia="en-IN"/>
+          <w14:ligatures w14:val="none"/>
+        </w:rPr>
+        <w:br/>
+      </w:r>
+      <w:r>
+        <w:rPr>
+          <w:rFonts w:ascii="Segoe UI" w:eastAsia="Times New Roman" w:hAnsi="Segoe UI" w:cs="Segoe UI"/>
+          <w:kern w:val="0"/>
+          <w:sz w:val="21"/>
+          <w:szCs w:val="21"/>
+          <w:lang w:eastAsia="en-IN"/>
+          <w14:ligatures w14:val="none"/>
+        </w:rPr>
+        <w:br/>
+        <w:t>That's why I created this infographic on 5 Data Engineering Architectures Every Engineer Should Know in 2026.</w:t>
+      </w:r>
+      <w:r>
+        <w:rPr>
+          <w:rFonts w:ascii="Segoe UI" w:eastAsia="Times New Roman" w:hAnsi="Segoe UI" w:cs="Segoe UI"/>
+          <w:kern w:val="0"/>
+          <w:sz w:val="21"/>
+          <w:szCs w:val="21"/>
+          <w:lang w:eastAsia="en-IN"/>
+          <w14:ligatures w14:val="none"/>
+        </w:rPr>
+        <w:br/>
+      </w:r>
+      <w:r>
+        <w:rPr>
+          <w:rFonts w:ascii="Segoe UI" w:eastAsia="Times New Roman" w:hAnsi="Segoe UI" w:cs="Segoe UI"/>
+          <w:kern w:val="0"/>
+          <w:sz w:val="21"/>
+          <w:szCs w:val="21"/>
+          <w:lang w:eastAsia="en-IN"/>
+          <w14:ligatures w14:val="none"/>
+        </w:rPr>
+        <w:br/>
+        <w:t xml:space="preserve"> 1️⃣ Lambda Architecture</w:t>
+      </w:r>
+      <w:r>
+        <w:rPr>
+          <w:rFonts w:ascii="Segoe UI" w:eastAsia="Times New Roman" w:hAnsi="Segoe UI" w:cs="Segoe UI"/>
+          <w:kern w:val="0"/>
+          <w:sz w:val="21"/>
+          <w:szCs w:val="21"/>
+          <w:lang w:eastAsia="en-IN"/>
+          <w14:ligatures w14:val="none"/>
+        </w:rPr>
+        <w:br/>
+      </w:r>
+      <w:r>
+        <w:rPr>
+          <w:rFonts w:ascii="Segoe UI" w:eastAsia="Times New Roman" w:hAnsi="Segoe UI" w:cs="Segoe UI"/>
+          <w:kern w:val="0"/>
+          <w:sz w:val="21"/>
+          <w:szCs w:val="21"/>
+          <w:lang w:eastAsia="en-IN"/>
+          <w14:ligatures w14:val="none"/>
+        </w:rPr>
+        <w:br/>
+        <w:t>The classic approach that combines batch processing with real-time streaming to deliver both accuracy and low-latency insights.</w:t>
+      </w:r>
+      <w:r>
+        <w:rPr>
+          <w:rFonts w:ascii="Segoe UI" w:eastAsia="Times New Roman" w:hAnsi="Segoe UI" w:cs="Segoe UI"/>
+          <w:kern w:val="0"/>
+          <w:sz w:val="21"/>
+          <w:szCs w:val="21"/>
+          <w:lang w:eastAsia="en-IN"/>
+          <w14:ligatures w14:val="none"/>
+        </w:rPr>
+        <w:br/>
+      </w:r>
+      <w:r>
+        <w:rPr>
+          <w:rFonts w:ascii="Segoe UI" w:eastAsia="Times New Roman" w:hAnsi="Segoe UI" w:cs="Segoe UI"/>
+          <w:kern w:val="0"/>
+          <w:sz w:val="21"/>
+          <w:szCs w:val="21"/>
+          <w:lang w:eastAsia="en-IN"/>
+          <w14:ligatures w14:val="none"/>
+        </w:rPr>
+        <w:br/>
+        <w:t>Best suited for:</w:t>
+      </w:r>
+      <w:r>
+        <w:rPr>
+          <w:rFonts w:ascii="Segoe UI" w:eastAsia="Times New Roman" w:hAnsi="Segoe UI" w:cs="Segoe UI"/>
+          <w:kern w:val="0"/>
+          <w:sz w:val="21"/>
+          <w:szCs w:val="21"/>
+          <w:lang w:eastAsia="en-IN"/>
+          <w14:ligatures w14:val="none"/>
+        </w:rPr>
+        <w:br/>
+        <w:t>• Financial systems</w:t>
+      </w:r>
+      <w:r>
+        <w:rPr>
+          <w:rFonts w:ascii="Segoe UI" w:eastAsia="Times New Roman" w:hAnsi="Segoe UI" w:cs="Segoe UI"/>
+          <w:kern w:val="0"/>
+          <w:sz w:val="21"/>
+          <w:szCs w:val="21"/>
+          <w:lang w:eastAsia="en-IN"/>
+          <w14:ligatures w14:val="none"/>
+        </w:rPr>
+        <w:br/>
+        <w:t>• IoT platforms</w:t>
+      </w:r>
+      <w:r>
+        <w:rPr>
+          <w:rFonts w:ascii="Segoe UI" w:eastAsia="Times New Roman" w:hAnsi="Segoe UI" w:cs="Segoe UI"/>
+          <w:kern w:val="0"/>
+          <w:sz w:val="21"/>
+          <w:szCs w:val="21"/>
+          <w:lang w:eastAsia="en-IN"/>
+          <w14:ligatures w14:val="none"/>
+        </w:rPr>
+        <w:br/>
+        <w:t>• Fraud detection</w:t>
+      </w:r>
+      <w:r>
+        <w:rPr>
+          <w:rFonts w:ascii="Segoe UI" w:eastAsia="Times New Roman" w:hAnsi="Segoe UI" w:cs="Segoe UI"/>
+          <w:kern w:val="0"/>
+          <w:sz w:val="21"/>
+          <w:szCs w:val="21"/>
+          <w:lang w:eastAsia="en-IN"/>
+          <w14:ligatures w14:val="none"/>
+        </w:rPr>
+        <w:br/>
+        <w:t>• Mission-critical analytics</w:t>
+      </w:r>
+      <w:r>
+        <w:rPr>
+          <w:rFonts w:ascii="Segoe UI" w:eastAsia="Times New Roman" w:hAnsi="Segoe UI" w:cs="Segoe UI"/>
+          <w:kern w:val="0"/>
+          <w:sz w:val="21"/>
+          <w:szCs w:val="21"/>
+          <w:lang w:eastAsia="en-IN"/>
+          <w14:ligatures w14:val="none"/>
+        </w:rPr>
+        <w:br/>
+      </w:r>
+      <w:r>
+        <w:rPr>
+          <w:rFonts w:ascii="Segoe UI" w:eastAsia="Times New Roman" w:hAnsi="Segoe UI" w:cs="Segoe UI"/>
+          <w:kern w:val="0"/>
+          <w:sz w:val="21"/>
+          <w:szCs w:val="21"/>
+          <w:lang w:eastAsia="en-IN"/>
+          <w14:ligatures w14:val="none"/>
+        </w:rPr>
+        <w:br/>
+        <w:t xml:space="preserve"> 2️⃣ Kappa Architecture</w:t>
+      </w:r>
+      <w:r>
+        <w:rPr>
+          <w:rFonts w:ascii="Segoe UI" w:eastAsia="Times New Roman" w:hAnsi="Segoe UI" w:cs="Segoe UI"/>
+          <w:kern w:val="0"/>
+          <w:sz w:val="21"/>
+          <w:szCs w:val="21"/>
+          <w:lang w:eastAsia="en-IN"/>
+          <w14:ligatures w14:val="none"/>
+        </w:rPr>
+        <w:br/>
+      </w:r>
+      <w:r>
+        <w:rPr>
+          <w:rFonts w:ascii="Segoe UI" w:eastAsia="Times New Roman" w:hAnsi="Segoe UI" w:cs="Segoe UI"/>
+          <w:kern w:val="0"/>
+          <w:sz w:val="21"/>
+          <w:szCs w:val="21"/>
+          <w:lang w:eastAsia="en-IN"/>
+          <w14:ligatures w14:val="none"/>
+        </w:rPr>
+        <w:br/>
+        <w:t>A streaming-first architecture where data is processed as continuous events, eliminating the need for separate batch pipelines.</w:t>
+      </w:r>
+      <w:r>
+        <w:rPr>
+          <w:rFonts w:ascii="Segoe UI" w:eastAsia="Times New Roman" w:hAnsi="Segoe UI" w:cs="Segoe UI"/>
+          <w:kern w:val="0"/>
+          <w:sz w:val="21"/>
+          <w:szCs w:val="21"/>
+          <w:lang w:eastAsia="en-IN"/>
+          <w14:ligatures w14:val="none"/>
+        </w:rPr>
+        <w:br/>
+      </w:r>
+      <w:r>
+        <w:rPr>
+          <w:rFonts w:ascii="Segoe UI" w:eastAsia="Times New Roman" w:hAnsi="Segoe UI" w:cs="Segoe UI"/>
+          <w:kern w:val="0"/>
+          <w:sz w:val="21"/>
+          <w:szCs w:val="21"/>
+          <w:lang w:eastAsia="en-IN"/>
+          <w14:ligatures w14:val="none"/>
+        </w:rPr>
+        <w:br/>
+        <w:t>Best suited for:</w:t>
+      </w:r>
+      <w:r>
+        <w:rPr>
+          <w:rFonts w:ascii="Segoe UI" w:eastAsia="Times New Roman" w:hAnsi="Segoe UI" w:cs="Segoe UI"/>
+          <w:kern w:val="0"/>
+          <w:sz w:val="21"/>
+          <w:szCs w:val="21"/>
+          <w:lang w:eastAsia="en-IN"/>
+          <w14:ligatures w14:val="none"/>
+        </w:rPr>
+        <w:br/>
+        <w:t>• Event-driven systems</w:t>
+      </w:r>
+      <w:r>
+        <w:rPr>
+          <w:rFonts w:ascii="Segoe UI" w:eastAsia="Times New Roman" w:hAnsi="Segoe UI" w:cs="Segoe UI"/>
+          <w:kern w:val="0"/>
+          <w:sz w:val="21"/>
+          <w:szCs w:val="21"/>
+          <w:lang w:eastAsia="en-IN"/>
+          <w14:ligatures w14:val="none"/>
+        </w:rPr>
+        <w:br/>
+        <w:t>• Clickstream analytics</w:t>
+      </w:r>
+      <w:r>
+        <w:rPr>
+          <w:rFonts w:ascii="Segoe UI" w:eastAsia="Times New Roman" w:hAnsi="Segoe UI" w:cs="Segoe UI"/>
+          <w:kern w:val="0"/>
+          <w:sz w:val="21"/>
+          <w:szCs w:val="21"/>
+          <w:lang w:eastAsia="en-IN"/>
+          <w14:ligatures w14:val="none"/>
+        </w:rPr>
+        <w:br/>
+        <w:t>• Real-time monitoring</w:t>
+      </w:r>
+      <w:r>
+        <w:rPr>
+          <w:rFonts w:ascii="Segoe UI" w:eastAsia="Times New Roman" w:hAnsi="Segoe UI" w:cs="Segoe UI"/>
+          <w:kern w:val="0"/>
+          <w:sz w:val="21"/>
+          <w:szCs w:val="21"/>
+          <w:lang w:eastAsia="en-IN"/>
+          <w14:ligatures w14:val="none"/>
+        </w:rPr>
+        <w:br/>
+        <w:t>• Customer activity tracking</w:t>
+      </w:r>
+      <w:r>
+        <w:rPr>
+          <w:rFonts w:ascii="Segoe UI" w:eastAsia="Times New Roman" w:hAnsi="Segoe UI" w:cs="Segoe UI"/>
+          <w:kern w:val="0"/>
+          <w:sz w:val="21"/>
+          <w:szCs w:val="21"/>
+          <w:lang w:eastAsia="en-IN"/>
+          <w14:ligatures w14:val="none"/>
+        </w:rPr>
+        <w:br/>
+      </w:r>
+      <w:r>
+        <w:rPr>
+          <w:rFonts w:ascii="Segoe UI" w:eastAsia="Times New Roman" w:hAnsi="Segoe UI" w:cs="Segoe UI"/>
+          <w:kern w:val="0"/>
+          <w:sz w:val="21"/>
+          <w:szCs w:val="21"/>
+          <w:lang w:eastAsia="en-IN"/>
+          <w14:ligatures w14:val="none"/>
+        </w:rPr>
+        <w:br/>
+        <w:t xml:space="preserve"> 3️⃣ Data Lake Architecture</w:t>
+      </w:r>
+      <w:r>
+        <w:rPr>
+          <w:rFonts w:ascii="Segoe UI" w:eastAsia="Times New Roman" w:hAnsi="Segoe UI" w:cs="Segoe UI"/>
+          <w:kern w:val="0"/>
+          <w:sz w:val="21"/>
+          <w:szCs w:val="21"/>
+          <w:lang w:eastAsia="en-IN"/>
+          <w14:ligatures w14:val="none"/>
+        </w:rPr>
+        <w:br/>
+      </w:r>
+      <w:r>
+        <w:rPr>
+          <w:rFonts w:ascii="Segoe UI" w:eastAsia="Times New Roman" w:hAnsi="Segoe UI" w:cs="Segoe UI"/>
+          <w:kern w:val="0"/>
+          <w:sz w:val="21"/>
+          <w:szCs w:val="21"/>
+          <w:lang w:eastAsia="en-IN"/>
+          <w14:ligatures w14:val="none"/>
+        </w:rPr>
+        <w:br/>
+      </w:r>
+      <w:r>
+        <w:rPr>
+          <w:rFonts w:ascii="Segoe UI" w:eastAsia="Times New Roman" w:hAnsi="Segoe UI" w:cs="Segoe UI"/>
+          <w:kern w:val="0"/>
+          <w:sz w:val="21"/>
+          <w:szCs w:val="21"/>
+          <w:lang w:eastAsia="en-IN"/>
+          <w14:ligatures w14:val="none"/>
+        </w:rPr>
+        <w:lastRenderedPageBreak/>
+        <w:t>The foundation of modern analytics.</w:t>
+      </w:r>
+      <w:r>
+        <w:rPr>
+          <w:rFonts w:ascii="Segoe UI" w:eastAsia="Times New Roman" w:hAnsi="Segoe UI" w:cs="Segoe UI"/>
+          <w:kern w:val="0"/>
+          <w:sz w:val="21"/>
+          <w:szCs w:val="21"/>
+          <w:lang w:eastAsia="en-IN"/>
+          <w14:ligatures w14:val="none"/>
+        </w:rPr>
+        <w:br/>
+      </w:r>
+      <w:r>
+        <w:rPr>
+          <w:rFonts w:ascii="Segoe UI" w:eastAsia="Times New Roman" w:hAnsi="Segoe UI" w:cs="Segoe UI"/>
+          <w:kern w:val="0"/>
+          <w:sz w:val="21"/>
+          <w:szCs w:val="21"/>
+          <w:lang w:eastAsia="en-IN"/>
+          <w14:ligatures w14:val="none"/>
+        </w:rPr>
+        <w:br/>
+        <w:t>It enables organizations to store structured, semi-structured, and unstructured data at scale while supporting multiple downstream workloads.</w:t>
+      </w:r>
+      <w:r>
+        <w:rPr>
+          <w:rFonts w:ascii="Segoe UI" w:eastAsia="Times New Roman" w:hAnsi="Segoe UI" w:cs="Segoe UI"/>
+          <w:kern w:val="0"/>
+          <w:sz w:val="21"/>
+          <w:szCs w:val="21"/>
+          <w:lang w:eastAsia="en-IN"/>
+          <w14:ligatures w14:val="none"/>
+        </w:rPr>
+        <w:br/>
+      </w:r>
+      <w:r>
+        <w:rPr>
+          <w:rFonts w:ascii="Segoe UI" w:eastAsia="Times New Roman" w:hAnsi="Segoe UI" w:cs="Segoe UI"/>
+          <w:kern w:val="0"/>
+          <w:sz w:val="21"/>
+          <w:szCs w:val="21"/>
+          <w:lang w:eastAsia="en-IN"/>
+          <w14:ligatures w14:val="none"/>
+        </w:rPr>
+        <w:br/>
+        <w:t>Best suited for:</w:t>
+      </w:r>
+      <w:r>
+        <w:rPr>
+          <w:rFonts w:ascii="Segoe UI" w:eastAsia="Times New Roman" w:hAnsi="Segoe UI" w:cs="Segoe UI"/>
+          <w:kern w:val="0"/>
+          <w:sz w:val="21"/>
+          <w:szCs w:val="21"/>
+          <w:lang w:eastAsia="en-IN"/>
+          <w14:ligatures w14:val="none"/>
+        </w:rPr>
+        <w:br/>
+        <w:t>• AI &amp; Machine Learning</w:t>
+      </w:r>
+      <w:r>
+        <w:rPr>
+          <w:rFonts w:ascii="Segoe UI" w:eastAsia="Times New Roman" w:hAnsi="Segoe UI" w:cs="Segoe UI"/>
+          <w:kern w:val="0"/>
+          <w:sz w:val="21"/>
+          <w:szCs w:val="21"/>
+          <w:lang w:eastAsia="en-IN"/>
+          <w14:ligatures w14:val="none"/>
+        </w:rPr>
+        <w:br/>
+        <w:t>• Data Science</w:t>
+      </w:r>
+      <w:r>
+        <w:rPr>
+          <w:rFonts w:ascii="Segoe UI" w:eastAsia="Times New Roman" w:hAnsi="Segoe UI" w:cs="Segoe UI"/>
+          <w:kern w:val="0"/>
+          <w:sz w:val="21"/>
+          <w:szCs w:val="21"/>
+          <w:lang w:eastAsia="en-IN"/>
+          <w14:ligatures w14:val="none"/>
+        </w:rPr>
+        <w:br/>
+        <w:t>• Historical data storage</w:t>
+      </w:r>
+      <w:r>
+        <w:rPr>
+          <w:rFonts w:ascii="Segoe UI" w:eastAsia="Times New Roman" w:hAnsi="Segoe UI" w:cs="Segoe UI"/>
+          <w:kern w:val="0"/>
+          <w:sz w:val="21"/>
+          <w:szCs w:val="21"/>
+          <w:lang w:eastAsia="en-IN"/>
+          <w14:ligatures w14:val="none"/>
+        </w:rPr>
+        <w:br/>
+        <w:t>• Multi-format data processing</w:t>
+      </w:r>
+      <w:r>
+        <w:rPr>
+          <w:rFonts w:ascii="Segoe UI" w:eastAsia="Times New Roman" w:hAnsi="Segoe UI" w:cs="Segoe UI"/>
+          <w:kern w:val="0"/>
+          <w:sz w:val="21"/>
+          <w:szCs w:val="21"/>
+          <w:lang w:eastAsia="en-IN"/>
+          <w14:ligatures w14:val="none"/>
+        </w:rPr>
+        <w:br/>
+      </w:r>
+      <w:r>
+        <w:rPr>
+          <w:rFonts w:ascii="Segoe UI" w:eastAsia="Times New Roman" w:hAnsi="Segoe UI" w:cs="Segoe UI"/>
+          <w:kern w:val="0"/>
+          <w:sz w:val="21"/>
+          <w:szCs w:val="21"/>
+          <w:lang w:eastAsia="en-IN"/>
+          <w14:ligatures w14:val="none"/>
+        </w:rPr>
+        <w:br/>
+        <w:t xml:space="preserve"> 4️⃣ Data Warehouse Architecture</w:t>
+      </w:r>
+      <w:r>
+        <w:rPr>
+          <w:rFonts w:ascii="Segoe UI" w:eastAsia="Times New Roman" w:hAnsi="Segoe UI" w:cs="Segoe UI"/>
+          <w:kern w:val="0"/>
+          <w:sz w:val="21"/>
+          <w:szCs w:val="21"/>
+          <w:lang w:eastAsia="en-IN"/>
+          <w14:ligatures w14:val="none"/>
+        </w:rPr>
+        <w:br/>
+      </w:r>
+      <w:r>
+        <w:rPr>
+          <w:rFonts w:ascii="Segoe UI" w:eastAsia="Times New Roman" w:hAnsi="Segoe UI" w:cs="Segoe UI"/>
+          <w:kern w:val="0"/>
+          <w:sz w:val="21"/>
+          <w:szCs w:val="21"/>
+          <w:lang w:eastAsia="en-IN"/>
+          <w14:ligatures w14:val="none"/>
+        </w:rPr>
+        <w:br/>
+        <w:t>Still one of the most important architectures for delivering trusted business insights.</w:t>
+      </w:r>
+      <w:r>
+        <w:rPr>
+          <w:rFonts w:ascii="Segoe UI" w:eastAsia="Times New Roman" w:hAnsi="Segoe UI" w:cs="Segoe UI"/>
+          <w:kern w:val="0"/>
+          <w:sz w:val="21"/>
+          <w:szCs w:val="21"/>
+          <w:lang w:eastAsia="en-IN"/>
+          <w14:ligatures w14:val="none"/>
+        </w:rPr>
+        <w:br/>
+      </w:r>
+      <w:r>
+        <w:rPr>
+          <w:rFonts w:ascii="Segoe UI" w:eastAsia="Times New Roman" w:hAnsi="Segoe UI" w:cs="Segoe UI"/>
+          <w:kern w:val="0"/>
+          <w:sz w:val="21"/>
+          <w:szCs w:val="21"/>
+          <w:lang w:eastAsia="en-IN"/>
+          <w14:ligatures w14:val="none"/>
+        </w:rPr>
+        <w:br/>
+        <w:t>Optimized for structured reporting, governed metrics, and high-performance analytical queries.</w:t>
+      </w:r>
+      <w:r>
+        <w:rPr>
+          <w:rFonts w:ascii="Segoe UI" w:eastAsia="Times New Roman" w:hAnsi="Segoe UI" w:cs="Segoe UI"/>
+          <w:kern w:val="0"/>
+          <w:sz w:val="21"/>
+          <w:szCs w:val="21"/>
+          <w:lang w:eastAsia="en-IN"/>
+          <w14:ligatures w14:val="none"/>
+        </w:rPr>
+        <w:br/>
+      </w:r>
+      <w:r>
+        <w:rPr>
+          <w:rFonts w:ascii="Segoe UI" w:eastAsia="Times New Roman" w:hAnsi="Segoe UI" w:cs="Segoe UI"/>
+          <w:kern w:val="0"/>
+          <w:sz w:val="21"/>
+          <w:szCs w:val="21"/>
+          <w:lang w:eastAsia="en-IN"/>
+          <w14:ligatures w14:val="none"/>
+        </w:rPr>
+        <w:br/>
+        <w:t>Best suited for:</w:t>
+      </w:r>
+      <w:r>
+        <w:rPr>
+          <w:rFonts w:ascii="Segoe UI" w:eastAsia="Times New Roman" w:hAnsi="Segoe UI" w:cs="Segoe UI"/>
+          <w:kern w:val="0"/>
+          <w:sz w:val="21"/>
+          <w:szCs w:val="21"/>
+          <w:lang w:eastAsia="en-IN"/>
+          <w14:ligatures w14:val="none"/>
+        </w:rPr>
+        <w:br/>
+        <w:t>• Executive dashboards</w:t>
+      </w:r>
+      <w:r>
+        <w:rPr>
+          <w:rFonts w:ascii="Segoe UI" w:eastAsia="Times New Roman" w:hAnsi="Segoe UI" w:cs="Segoe UI"/>
+          <w:kern w:val="0"/>
+          <w:sz w:val="21"/>
+          <w:szCs w:val="21"/>
+          <w:lang w:eastAsia="en-IN"/>
+          <w14:ligatures w14:val="none"/>
+        </w:rPr>
+        <w:br/>
+        <w:t>• Business Intelligence</w:t>
+      </w:r>
+      <w:r>
+        <w:rPr>
+          <w:rFonts w:ascii="Segoe UI" w:eastAsia="Times New Roman" w:hAnsi="Segoe UI" w:cs="Segoe UI"/>
+          <w:kern w:val="0"/>
+          <w:sz w:val="21"/>
+          <w:szCs w:val="21"/>
+          <w:lang w:eastAsia="en-IN"/>
+          <w14:ligatures w14:val="none"/>
+        </w:rPr>
+        <w:br/>
+        <w:t>• Regulatory reporting</w:t>
+      </w:r>
+      <w:r>
+        <w:rPr>
+          <w:rFonts w:ascii="Segoe UI" w:eastAsia="Times New Roman" w:hAnsi="Segoe UI" w:cs="Segoe UI"/>
+          <w:kern w:val="0"/>
+          <w:sz w:val="21"/>
+          <w:szCs w:val="21"/>
+          <w:lang w:eastAsia="en-IN"/>
+          <w14:ligatures w14:val="none"/>
+        </w:rPr>
+        <w:br/>
+        <w:t>• Enterprise analytics</w:t>
+      </w:r>
+      <w:r>
+        <w:rPr>
+          <w:rFonts w:ascii="Segoe UI" w:eastAsia="Times New Roman" w:hAnsi="Segoe UI" w:cs="Segoe UI"/>
+          <w:kern w:val="0"/>
+          <w:sz w:val="21"/>
+          <w:szCs w:val="21"/>
+          <w:lang w:eastAsia="en-IN"/>
+          <w14:ligatures w14:val="none"/>
+        </w:rPr>
+        <w:br/>
+      </w:r>
+      <w:r>
+        <w:rPr>
+          <w:rFonts w:ascii="Segoe UI" w:eastAsia="Times New Roman" w:hAnsi="Segoe UI" w:cs="Segoe UI"/>
+          <w:kern w:val="0"/>
+          <w:sz w:val="21"/>
+          <w:szCs w:val="21"/>
+          <w:lang w:eastAsia="en-IN"/>
+          <w14:ligatures w14:val="none"/>
+        </w:rPr>
+        <w:br/>
+        <w:t xml:space="preserve"> 5️⃣ Data Mesh Architecture</w:t>
+      </w:r>
+      <w:r>
+        <w:rPr>
+          <w:rFonts w:ascii="Segoe UI" w:eastAsia="Times New Roman" w:hAnsi="Segoe UI" w:cs="Segoe UI"/>
+          <w:kern w:val="0"/>
+          <w:sz w:val="21"/>
+          <w:szCs w:val="21"/>
+          <w:lang w:eastAsia="en-IN"/>
+          <w14:ligatures w14:val="none"/>
+        </w:rPr>
+        <w:br/>
+      </w:r>
+      <w:r>
+        <w:rPr>
+          <w:rFonts w:ascii="Segoe UI" w:eastAsia="Times New Roman" w:hAnsi="Segoe UI" w:cs="Segoe UI"/>
+          <w:kern w:val="0"/>
+          <w:sz w:val="21"/>
+          <w:szCs w:val="21"/>
+          <w:lang w:eastAsia="en-IN"/>
+          <w14:ligatures w14:val="none"/>
+        </w:rPr>
+        <w:br/>
+        <w:t>As organizations scale, centralized data teams often become bottlenecks.</w:t>
+      </w:r>
+      <w:r>
+        <w:rPr>
+          <w:rFonts w:ascii="Segoe UI" w:eastAsia="Times New Roman" w:hAnsi="Segoe UI" w:cs="Segoe UI"/>
+          <w:kern w:val="0"/>
+          <w:sz w:val="21"/>
+          <w:szCs w:val="21"/>
+          <w:lang w:eastAsia="en-IN"/>
+          <w14:ligatures w14:val="none"/>
+        </w:rPr>
+        <w:br/>
+      </w:r>
+      <w:r>
+        <w:rPr>
+          <w:rFonts w:ascii="Segoe UI" w:eastAsia="Times New Roman" w:hAnsi="Segoe UI" w:cs="Segoe UI"/>
+          <w:kern w:val="0"/>
+          <w:sz w:val="21"/>
+          <w:szCs w:val="21"/>
+          <w:lang w:eastAsia="en-IN"/>
+          <w14:ligatures w14:val="none"/>
+        </w:rPr>
+        <w:br/>
+        <w:t>Data Mesh shifts ownership to business domains while maintaining governance through a shared platform.</w:t>
+      </w:r>
+      <w:r>
+        <w:rPr>
+          <w:rFonts w:ascii="Segoe UI" w:eastAsia="Times New Roman" w:hAnsi="Segoe UI" w:cs="Segoe UI"/>
+          <w:kern w:val="0"/>
+          <w:sz w:val="21"/>
+          <w:szCs w:val="21"/>
+          <w:lang w:eastAsia="en-IN"/>
+          <w14:ligatures w14:val="none"/>
+        </w:rPr>
+        <w:br/>
+      </w:r>
+      <w:r>
+        <w:rPr>
+          <w:rFonts w:ascii="Segoe UI" w:eastAsia="Times New Roman" w:hAnsi="Segoe UI" w:cs="Segoe UI"/>
+          <w:kern w:val="0"/>
+          <w:sz w:val="21"/>
+          <w:szCs w:val="21"/>
+          <w:lang w:eastAsia="en-IN"/>
+          <w14:ligatures w14:val="none"/>
+        </w:rPr>
+        <w:br/>
+        <w:t>Best suited for:</w:t>
+      </w:r>
+      <w:r>
+        <w:rPr>
+          <w:rFonts w:ascii="Segoe UI" w:eastAsia="Times New Roman" w:hAnsi="Segoe UI" w:cs="Segoe UI"/>
+          <w:kern w:val="0"/>
+          <w:sz w:val="21"/>
+          <w:szCs w:val="21"/>
+          <w:lang w:eastAsia="en-IN"/>
+          <w14:ligatures w14:val="none"/>
+        </w:rPr>
+        <w:br/>
+        <w:t>• Large enterprises</w:t>
+      </w:r>
+      <w:r>
+        <w:rPr>
+          <w:rFonts w:ascii="Segoe UI" w:eastAsia="Times New Roman" w:hAnsi="Segoe UI" w:cs="Segoe UI"/>
+          <w:kern w:val="0"/>
+          <w:sz w:val="21"/>
+          <w:szCs w:val="21"/>
+          <w:lang w:eastAsia="en-IN"/>
+          <w14:ligatures w14:val="none"/>
+        </w:rPr>
+        <w:br/>
+        <w:t>• Multiple business domains</w:t>
+      </w:r>
+      <w:r>
+        <w:rPr>
+          <w:rFonts w:ascii="Segoe UI" w:eastAsia="Times New Roman" w:hAnsi="Segoe UI" w:cs="Segoe UI"/>
+          <w:kern w:val="0"/>
+          <w:sz w:val="21"/>
+          <w:szCs w:val="21"/>
+          <w:lang w:eastAsia="en-IN"/>
+          <w14:ligatures w14:val="none"/>
+        </w:rPr>
+        <w:br/>
+        <w:t>• Independent product teams</w:t>
+      </w:r>
+      <w:r>
+        <w:rPr>
+          <w:rFonts w:ascii="Segoe UI" w:eastAsia="Times New Roman" w:hAnsi="Segoe UI" w:cs="Segoe UI"/>
+          <w:kern w:val="0"/>
+          <w:sz w:val="21"/>
+          <w:szCs w:val="21"/>
+          <w:lang w:eastAsia="en-IN"/>
+          <w14:ligatures w14:val="none"/>
+        </w:rPr>
+        <w:br/>
+        <w:t>• Federated data ownership</w:t>
+      </w:r>
+      <w:r>
+        <w:rPr>
+          <w:rFonts w:ascii="Segoe UI" w:eastAsia="Times New Roman" w:hAnsi="Segoe UI" w:cs="Segoe UI"/>
+          <w:kern w:val="0"/>
+          <w:sz w:val="21"/>
+          <w:szCs w:val="21"/>
+          <w:lang w:eastAsia="en-IN"/>
+          <w14:ligatures w14:val="none"/>
+        </w:rPr>
+        <w:br/>
+      </w:r>
+      <w:r>
+        <w:rPr>
+          <w:rFonts w:ascii="Segoe UI" w:eastAsia="Times New Roman" w:hAnsi="Segoe UI" w:cs="Segoe UI"/>
+          <w:kern w:val="0"/>
+          <w:sz w:val="21"/>
+          <w:szCs w:val="21"/>
+          <w:lang w:eastAsia="en-IN"/>
+          <w14:ligatures w14:val="none"/>
+        </w:rPr>
+        <w:br/>
+        <w:t>A typical modern data platform might ingest streaming events through a Kappa-style pipeline, land data in a Data Lake, curate trusted datasets into a Data Warehouse, and expose domain-owned data products using Data Mesh principles.</w:t>
+      </w:r>
+      <w:r>
+        <w:rPr>
+          <w:rFonts w:ascii="Segoe UI" w:eastAsia="Times New Roman" w:hAnsi="Segoe UI" w:cs="Segoe UI"/>
+          <w:kern w:val="0"/>
+          <w:sz w:val="21"/>
+          <w:szCs w:val="21"/>
+          <w:lang w:eastAsia="en-IN"/>
+          <w14:ligatures w14:val="none"/>
+        </w:rPr>
+        <w:br/>
+        <w:t>The goal isn't to choose one architecture.</w:t>
+      </w:r>
+      <w:r>
+        <w:rPr>
+          <w:rFonts w:ascii="Segoe UI" w:eastAsia="Times New Roman" w:hAnsi="Segoe UI" w:cs="Segoe UI"/>
+          <w:kern w:val="0"/>
+          <w:sz w:val="21"/>
+          <w:szCs w:val="21"/>
+          <w:lang w:eastAsia="en-IN"/>
+          <w14:ligatures w14:val="none"/>
+        </w:rPr>
+        <w:br/>
+      </w:r>
+      <w:r>
+        <w:rPr>
+          <w:rFonts w:ascii="Segoe UI" w:eastAsia="Times New Roman" w:hAnsi="Segoe UI" w:cs="Segoe UI"/>
+          <w:kern w:val="0"/>
+          <w:sz w:val="21"/>
+          <w:szCs w:val="21"/>
+          <w:lang w:eastAsia="en-IN"/>
+          <w14:ligatures w14:val="none"/>
+        </w:rPr>
+        <w:br/>
+        <w:t>It's to understand when each architecture adds value and how they can work together to build a scalable, reliable, and future-ready data platform.</w:t>
+      </w:r>
+      <w:r>
+        <w:rPr>
+          <w:rFonts w:ascii="Segoe UI" w:eastAsia="Times New Roman" w:hAnsi="Segoe UI" w:cs="Segoe UI"/>
+          <w:kern w:val="0"/>
+          <w:sz w:val="21"/>
+          <w:szCs w:val="21"/>
+          <w:lang w:eastAsia="en-IN"/>
+          <w14:ligatures w14:val="none"/>
+        </w:rPr>
+        <w:br/>
+      </w:r>
+      <w:r>
+        <w:rPr>
+          <w:rFonts w:ascii="Segoe UI" w:eastAsia="Times New Roman" w:hAnsi="Segoe UI" w:cs="Segoe UI"/>
+          <w:kern w:val="0"/>
+          <w:sz w:val="21"/>
+          <w:szCs w:val="21"/>
+          <w:lang w:eastAsia="en-IN"/>
+          <w14:ligatures w14:val="none"/>
+        </w:rPr>
+        <w:br/>
+      </w:r>
+      <w:r>
+        <w:rPr>
+          <w:rFonts w:ascii="Segoe UI" w:eastAsia="Times New Roman" w:hAnsi="Segoe UI" w:cs="Segoe UI"/>
+          <w:kern w:val="0"/>
+          <w:sz w:val="21"/>
+          <w:szCs w:val="21"/>
+          <w:lang w:eastAsia="en-IN"/>
+          <w14:ligatures w14:val="none"/>
+        </w:rPr>
+        <w:br/>
+        <w:t>Which architecture do you work with the most today?</w:t>
+      </w:r>
+      <w:r>
+        <w:rPr>
+          <w:rFonts w:ascii="Segoe UI" w:eastAsia="Times New Roman" w:hAnsi="Segoe UI" w:cs="Segoe UI"/>
+          <w:kern w:val="0"/>
+          <w:sz w:val="21"/>
+          <w:szCs w:val="21"/>
+          <w:lang w:eastAsia="en-IN"/>
+          <w14:ligatures w14:val="none"/>
+        </w:rPr>
+        <w:br/>
+      </w:r>
+      <w:r>
+        <w:rPr>
+          <w:rFonts w:ascii="Segoe UI" w:eastAsia="Times New Roman" w:hAnsi="Segoe UI" w:cs="Segoe UI"/>
+          <w:kern w:val="0"/>
+          <w:sz w:val="21"/>
+          <w:szCs w:val="21"/>
+          <w:lang w:eastAsia="en-IN"/>
+          <w14:ligatures w14:val="none"/>
+        </w:rPr>
+        <w:br/>
+      </w:r>
+      <w:r>
+        <w:rPr>
+          <w:rFonts w:ascii="Segoe UI" w:eastAsia="Times New Roman" w:hAnsi="Segoe UI" w:cs="Segoe UI"/>
+          <w:kern w:val="0"/>
+          <w:sz w:val="21"/>
+          <w:szCs w:val="21"/>
+          <w:lang w:eastAsia="en-IN"/>
+          <w14:ligatures w14:val="none"/>
+        </w:rPr>
+        <w:br/>
+      </w:r>
+      <w:r>
+        <w:rPr>
+          <w:rFonts w:ascii="Segoe UI Emoji" w:eastAsia="Times New Roman" w:hAnsi="Segoe UI Emoji" w:cs="Segoe UI Emoji"/>
+          <w:kern w:val="0"/>
+          <w:sz w:val="21"/>
+          <w:szCs w:val="21"/>
+          <w:lang w:eastAsia="en-IN"/>
+          <w14:ligatures w14:val="none"/>
+        </w:rPr>
+        <w:t>📌</w:t>
+      </w:r>
+      <w:r>
+        <w:rPr>
+          <w:rFonts w:ascii="Cambria Math" w:eastAsia="Times New Roman" w:hAnsi="Cambria Math" w:cs="Cambria Math"/>
+          <w:kern w:val="0"/>
+          <w:sz w:val="21"/>
+          <w:szCs w:val="21"/>
+          <w:lang w:eastAsia="en-IN"/>
+          <w14:ligatures w14:val="none"/>
+        </w:rPr>
+        <w:t>𝗥𝗲𝗴𝗶𝘀𝘁𝗿𝗮𝘁𝗶𝗼𝗻𝘀</w:t>
+      </w:r>
+      <w:r>
+        <w:rPr>
+          <w:rFonts w:ascii="Segoe UI" w:eastAsia="Times New Roman" w:hAnsi="Segoe UI" w:cs="Segoe UI"/>
+          <w:kern w:val="0"/>
+          <w:sz w:val="21"/>
+          <w:szCs w:val="21"/>
+          <w:lang w:eastAsia="en-IN"/>
+          <w14:ligatures w14:val="none"/>
+        </w:rPr>
+        <w:t xml:space="preserve"> </w:t>
+      </w:r>
+      <w:r>
+        <w:rPr>
+          <w:rFonts w:ascii="Cambria Math" w:eastAsia="Times New Roman" w:hAnsi="Cambria Math" w:cs="Cambria Math"/>
+          <w:kern w:val="0"/>
+          <w:sz w:val="21"/>
+          <w:szCs w:val="21"/>
+          <w:lang w:eastAsia="en-IN"/>
+          <w14:ligatures w14:val="none"/>
+        </w:rPr>
+        <w:t>𝗮𝗿𝗲</w:t>
+      </w:r>
+      <w:r>
+        <w:rPr>
+          <w:rFonts w:ascii="Segoe UI" w:eastAsia="Times New Roman" w:hAnsi="Segoe UI" w:cs="Segoe UI"/>
+          <w:kern w:val="0"/>
+          <w:sz w:val="21"/>
+          <w:szCs w:val="21"/>
+          <w:lang w:eastAsia="en-IN"/>
+          <w14:ligatures w14:val="none"/>
+        </w:rPr>
+        <w:t xml:space="preserve"> </w:t>
+      </w:r>
+      <w:r>
+        <w:rPr>
+          <w:rFonts w:ascii="Cambria Math" w:eastAsia="Times New Roman" w:hAnsi="Cambria Math" w:cs="Cambria Math"/>
+          <w:kern w:val="0"/>
+          <w:sz w:val="21"/>
+          <w:szCs w:val="21"/>
+          <w:lang w:eastAsia="en-IN"/>
+          <w14:ligatures w14:val="none"/>
+        </w:rPr>
+        <w:t>𝗰𝗹𝗼𝘀𝗶𝗻𝗴</w:t>
+      </w:r>
+      <w:r>
+        <w:rPr>
+          <w:rFonts w:ascii="Segoe UI" w:eastAsia="Times New Roman" w:hAnsi="Segoe UI" w:cs="Segoe UI"/>
+          <w:kern w:val="0"/>
+          <w:sz w:val="21"/>
+          <w:szCs w:val="21"/>
+          <w:lang w:eastAsia="en-IN"/>
+          <w14:ligatures w14:val="none"/>
+        </w:rPr>
+        <w:t xml:space="preserve"> </w:t>
+      </w:r>
+      <w:r>
+        <w:rPr>
+          <w:rFonts w:ascii="Cambria Math" w:eastAsia="Times New Roman" w:hAnsi="Cambria Math" w:cs="Cambria Math"/>
+          <w:kern w:val="0"/>
+          <w:sz w:val="21"/>
+          <w:szCs w:val="21"/>
+          <w:lang w:eastAsia="en-IN"/>
+          <w14:ligatures w14:val="none"/>
+        </w:rPr>
+        <w:t>𝘀𝗼𝗼𝗻</w:t>
+      </w:r>
+      <w:r>
+        <w:rPr>
+          <w:rFonts w:ascii="Segoe UI" w:eastAsia="Times New Roman" w:hAnsi="Segoe UI" w:cs="Segoe UI"/>
+          <w:kern w:val="0"/>
+          <w:sz w:val="21"/>
+          <w:szCs w:val="21"/>
+          <w:lang w:eastAsia="en-IN"/>
+          <w14:ligatures w14:val="none"/>
+        </w:rPr>
+        <w:t>!</w:t>
+      </w:r>
+      <w:r>
+        <w:rPr>
+          <w:rFonts w:ascii="Segoe UI" w:eastAsia="Times New Roman" w:hAnsi="Segoe UI" w:cs="Segoe UI"/>
+          <w:kern w:val="0"/>
+          <w:sz w:val="21"/>
+          <w:szCs w:val="21"/>
+          <w:lang w:eastAsia="en-IN"/>
+          <w14:ligatures w14:val="none"/>
+        </w:rPr>
+        <w:br/>
+      </w:r>
+      <w:r>
+        <w:rPr>
+          <w:rFonts w:ascii="Segoe UI" w:eastAsia="Times New Roman" w:hAnsi="Segoe UI" w:cs="Segoe UI"/>
+          <w:kern w:val="0"/>
+          <w:sz w:val="21"/>
+          <w:szCs w:val="21"/>
+          <w:lang w:eastAsia="en-IN"/>
+          <w14:ligatures w14:val="none"/>
+        </w:rPr>
+        <w:lastRenderedPageBreak/>
+        <w:br/>
+      </w:r>
+      <w:r>
+        <w:rPr>
+          <w:rFonts w:ascii="Cambria Math" w:eastAsia="Times New Roman" w:hAnsi="Cambria Math" w:cs="Cambria Math"/>
+          <w:kern w:val="0"/>
+          <w:sz w:val="21"/>
+          <w:szCs w:val="21"/>
+          <w:lang w:eastAsia="en-IN"/>
+          <w14:ligatures w14:val="none"/>
+        </w:rPr>
+        <w:t>𝗗𝗼𝗻</w:t>
+      </w:r>
+      <w:r>
+        <w:rPr>
+          <w:rFonts w:ascii="Segoe UI" w:eastAsia="Times New Roman" w:hAnsi="Segoe UI" w:cs="Segoe UI"/>
+          <w:kern w:val="0"/>
+          <w:sz w:val="21"/>
+          <w:szCs w:val="21"/>
+          <w:lang w:eastAsia="en-IN"/>
+          <w14:ligatures w14:val="none"/>
+        </w:rPr>
+        <w:t>'</w:t>
+      </w:r>
+      <w:r>
+        <w:rPr>
+          <w:rFonts w:ascii="Cambria Math" w:eastAsia="Times New Roman" w:hAnsi="Cambria Math" w:cs="Cambria Math"/>
+          <w:kern w:val="0"/>
+          <w:sz w:val="21"/>
+          <w:szCs w:val="21"/>
+          <w:lang w:eastAsia="en-IN"/>
+          <w14:ligatures w14:val="none"/>
+        </w:rPr>
+        <w:t>𝘁</w:t>
+      </w:r>
+      <w:r>
+        <w:rPr>
+          <w:rFonts w:ascii="Segoe UI" w:eastAsia="Times New Roman" w:hAnsi="Segoe UI" w:cs="Segoe UI"/>
+          <w:kern w:val="0"/>
+          <w:sz w:val="21"/>
+          <w:szCs w:val="21"/>
+          <w:lang w:eastAsia="en-IN"/>
+          <w14:ligatures w14:val="none"/>
+        </w:rPr>
+        <w:t xml:space="preserve"> </w:t>
+      </w:r>
+      <w:r>
+        <w:rPr>
+          <w:rFonts w:ascii="Cambria Math" w:eastAsia="Times New Roman" w:hAnsi="Cambria Math" w:cs="Cambria Math"/>
+          <w:kern w:val="0"/>
+          <w:sz w:val="21"/>
+          <w:szCs w:val="21"/>
+          <w:lang w:eastAsia="en-IN"/>
+          <w14:ligatures w14:val="none"/>
+        </w:rPr>
+        <w:t>𝗺𝗶𝘀𝘀</w:t>
+      </w:r>
+      <w:r>
+        <w:rPr>
+          <w:rFonts w:ascii="Segoe UI" w:eastAsia="Times New Roman" w:hAnsi="Segoe UI" w:cs="Segoe UI"/>
+          <w:kern w:val="0"/>
+          <w:sz w:val="21"/>
+          <w:szCs w:val="21"/>
+          <w:lang w:eastAsia="en-IN"/>
+          <w14:ligatures w14:val="none"/>
+        </w:rPr>
+        <w:t xml:space="preserve"> </w:t>
+      </w:r>
+      <w:r>
+        <w:rPr>
+          <w:rFonts w:ascii="Cambria Math" w:eastAsia="Times New Roman" w:hAnsi="Cambria Math" w:cs="Cambria Math"/>
+          <w:kern w:val="0"/>
+          <w:sz w:val="21"/>
+          <w:szCs w:val="21"/>
+          <w:lang w:eastAsia="en-IN"/>
+          <w14:ligatures w14:val="none"/>
+        </w:rPr>
+        <w:t>𝘆𝗼𝘂𝗿</w:t>
+      </w:r>
+      <w:r>
+        <w:rPr>
+          <w:rFonts w:ascii="Segoe UI" w:eastAsia="Times New Roman" w:hAnsi="Segoe UI" w:cs="Segoe UI"/>
+          <w:kern w:val="0"/>
+          <w:sz w:val="21"/>
+          <w:szCs w:val="21"/>
+          <w:lang w:eastAsia="en-IN"/>
+          <w14:ligatures w14:val="none"/>
+        </w:rPr>
+        <w:t xml:space="preserve"> </w:t>
+      </w:r>
+      <w:r>
+        <w:rPr>
+          <w:rFonts w:ascii="Cambria Math" w:eastAsia="Times New Roman" w:hAnsi="Cambria Math" w:cs="Cambria Math"/>
+          <w:kern w:val="0"/>
+          <w:sz w:val="21"/>
+          <w:szCs w:val="21"/>
+          <w:lang w:eastAsia="en-IN"/>
+          <w14:ligatures w14:val="none"/>
+        </w:rPr>
+        <w:t>𝗰𝗵𝗮𝗻𝗰𝗲</w:t>
+      </w:r>
+      <w:r>
+        <w:rPr>
+          <w:rFonts w:ascii="Segoe UI" w:eastAsia="Times New Roman" w:hAnsi="Segoe UI" w:cs="Segoe UI"/>
+          <w:kern w:val="0"/>
+          <w:sz w:val="21"/>
+          <w:szCs w:val="21"/>
+          <w:lang w:eastAsia="en-IN"/>
+          <w14:ligatures w14:val="none"/>
+        </w:rPr>
+        <w:t xml:space="preserve"> </w:t>
+      </w:r>
+      <w:r>
+        <w:rPr>
+          <w:rFonts w:ascii="Cambria Math" w:eastAsia="Times New Roman" w:hAnsi="Cambria Math" w:cs="Cambria Math"/>
+          <w:kern w:val="0"/>
+          <w:sz w:val="21"/>
+          <w:szCs w:val="21"/>
+          <w:lang w:eastAsia="en-IN"/>
+          <w14:ligatures w14:val="none"/>
+        </w:rPr>
+        <w:t>𝘁𝗼</w:t>
+      </w:r>
+      <w:r>
+        <w:rPr>
+          <w:rFonts w:ascii="Segoe UI" w:eastAsia="Times New Roman" w:hAnsi="Segoe UI" w:cs="Segoe UI"/>
+          <w:kern w:val="0"/>
+          <w:sz w:val="21"/>
+          <w:szCs w:val="21"/>
+          <w:lang w:eastAsia="en-IN"/>
+          <w14:ligatures w14:val="none"/>
+        </w:rPr>
+        <w:t xml:space="preserve"> </w:t>
+      </w:r>
+      <w:r>
+        <w:rPr>
+          <w:rFonts w:ascii="Cambria Math" w:eastAsia="Times New Roman" w:hAnsi="Cambria Math" w:cs="Cambria Math"/>
+          <w:kern w:val="0"/>
+          <w:sz w:val="21"/>
+          <w:szCs w:val="21"/>
+          <w:lang w:eastAsia="en-IN"/>
+          <w14:ligatures w14:val="none"/>
+        </w:rPr>
+        <w:t>𝗷𝗼𝗶𝗻</w:t>
+      </w:r>
+      <w:r>
+        <w:rPr>
+          <w:rFonts w:ascii="Segoe UI" w:eastAsia="Times New Roman" w:hAnsi="Segoe UI" w:cs="Segoe UI"/>
+          <w:kern w:val="0"/>
+          <w:sz w:val="21"/>
+          <w:szCs w:val="21"/>
+          <w:lang w:eastAsia="en-IN"/>
+          <w14:ligatures w14:val="none"/>
+        </w:rPr>
+        <w:t xml:space="preserve"> </w:t>
+      </w:r>
+      <w:r>
+        <w:rPr>
+          <w:rFonts w:ascii="Cambria Math" w:eastAsia="Times New Roman" w:hAnsi="Cambria Math" w:cs="Cambria Math"/>
+          <w:kern w:val="0"/>
+          <w:sz w:val="21"/>
+          <w:szCs w:val="21"/>
+          <w:lang w:eastAsia="en-IN"/>
+          <w14:ligatures w14:val="none"/>
+        </w:rPr>
+        <w:t>𝗼𝘂𝗿</w:t>
+      </w:r>
+      <w:r>
+        <w:rPr>
+          <w:rFonts w:ascii="Segoe UI" w:eastAsia="Times New Roman" w:hAnsi="Segoe UI" w:cs="Segoe UI"/>
+          <w:kern w:val="0"/>
+          <w:sz w:val="21"/>
+          <w:szCs w:val="21"/>
+          <w:lang w:eastAsia="en-IN"/>
+          <w14:ligatures w14:val="none"/>
+        </w:rPr>
+        <w:t xml:space="preserve"> </w:t>
+      </w:r>
+      <w:r>
+        <w:rPr>
+          <w:rFonts w:ascii="Cambria Math" w:eastAsia="Times New Roman" w:hAnsi="Cambria Math" w:cs="Cambria Math"/>
+          <w:kern w:val="0"/>
+          <w:sz w:val="21"/>
+          <w:szCs w:val="21"/>
+          <w:lang w:eastAsia="en-IN"/>
+          <w14:ligatures w14:val="none"/>
+        </w:rPr>
+        <w:t>𝟰𝘁𝗵</w:t>
+      </w:r>
+      <w:r>
+        <w:rPr>
+          <w:rFonts w:ascii="Segoe UI" w:eastAsia="Times New Roman" w:hAnsi="Segoe UI" w:cs="Segoe UI"/>
+          <w:kern w:val="0"/>
+          <w:sz w:val="21"/>
+          <w:szCs w:val="21"/>
+          <w:lang w:eastAsia="en-IN"/>
+          <w14:ligatures w14:val="none"/>
+        </w:rPr>
+        <w:t xml:space="preserve"> </w:t>
+      </w:r>
+      <w:r>
+        <w:rPr>
+          <w:rFonts w:ascii="Cambria Math" w:eastAsia="Times New Roman" w:hAnsi="Cambria Math" w:cs="Cambria Math"/>
+          <w:kern w:val="0"/>
+          <w:sz w:val="21"/>
+          <w:szCs w:val="21"/>
+          <w:lang w:eastAsia="en-IN"/>
+          <w14:ligatures w14:val="none"/>
+        </w:rPr>
+        <w:t>𝗗𝗮𝘁𝗮</w:t>
+      </w:r>
+      <w:r>
+        <w:rPr>
+          <w:rFonts w:ascii="Segoe UI" w:eastAsia="Times New Roman" w:hAnsi="Segoe UI" w:cs="Segoe UI"/>
+          <w:kern w:val="0"/>
+          <w:sz w:val="21"/>
+          <w:szCs w:val="21"/>
+          <w:lang w:eastAsia="en-IN"/>
+          <w14:ligatures w14:val="none"/>
+        </w:rPr>
+        <w:t xml:space="preserve"> </w:t>
+      </w:r>
+      <w:r>
+        <w:rPr>
+          <w:rFonts w:ascii="Cambria Math" w:eastAsia="Times New Roman" w:hAnsi="Cambria Math" w:cs="Cambria Math"/>
+          <w:kern w:val="0"/>
+          <w:sz w:val="21"/>
+          <w:szCs w:val="21"/>
+          <w:lang w:eastAsia="en-IN"/>
+          <w14:ligatures w14:val="none"/>
+        </w:rPr>
+        <w:t>𝗘𝗻𝗴𝗶𝗻𝗲𝗲𝗿𝗶𝗻𝗴</w:t>
+      </w:r>
+      <w:r>
+        <w:rPr>
+          <w:rFonts w:ascii="Segoe UI" w:eastAsia="Times New Roman" w:hAnsi="Segoe UI" w:cs="Segoe UI"/>
+          <w:kern w:val="0"/>
+          <w:sz w:val="21"/>
+          <w:szCs w:val="21"/>
+          <w:lang w:eastAsia="en-IN"/>
+          <w14:ligatures w14:val="none"/>
+        </w:rPr>
+        <w:t xml:space="preserve"> </w:t>
+      </w:r>
+      <w:r>
+        <w:rPr>
+          <w:rFonts w:ascii="Cambria Math" w:eastAsia="Times New Roman" w:hAnsi="Cambria Math" w:cs="Cambria Math"/>
+          <w:kern w:val="0"/>
+          <w:sz w:val="21"/>
+          <w:szCs w:val="21"/>
+          <w:lang w:eastAsia="en-IN"/>
+          <w14:ligatures w14:val="none"/>
+        </w:rPr>
+        <w:t>𝗖𝗼𝗵𝗼𝗿𝘁</w:t>
+      </w:r>
+      <w:r>
+        <w:rPr>
+          <w:rFonts w:ascii="Segoe UI" w:eastAsia="Times New Roman" w:hAnsi="Segoe UI" w:cs="Segoe UI"/>
+          <w:kern w:val="0"/>
+          <w:sz w:val="21"/>
+          <w:szCs w:val="21"/>
+          <w:lang w:eastAsia="en-IN"/>
+          <w14:ligatures w14:val="none"/>
+        </w:rPr>
+        <w:t xml:space="preserve"> </w:t>
+      </w:r>
+      <w:r>
+        <w:rPr>
+          <w:rFonts w:ascii="Cambria Math" w:eastAsia="Times New Roman" w:hAnsi="Cambria Math" w:cs="Cambria Math"/>
+          <w:kern w:val="0"/>
+          <w:sz w:val="21"/>
+          <w:szCs w:val="21"/>
+          <w:lang w:eastAsia="en-IN"/>
+          <w14:ligatures w14:val="none"/>
+        </w:rPr>
+        <w:t>𝗮𝗻𝗱</w:t>
+      </w:r>
+      <w:r>
+        <w:rPr>
+          <w:rFonts w:ascii="Segoe UI" w:eastAsia="Times New Roman" w:hAnsi="Segoe UI" w:cs="Segoe UI"/>
+          <w:kern w:val="0"/>
+          <w:sz w:val="21"/>
+          <w:szCs w:val="21"/>
+          <w:lang w:eastAsia="en-IN"/>
+          <w14:ligatures w14:val="none"/>
+        </w:rPr>
+        <w:t xml:space="preserve"> </w:t>
+      </w:r>
+      <w:r>
+        <w:rPr>
+          <w:rFonts w:ascii="Cambria Math" w:eastAsia="Times New Roman" w:hAnsi="Cambria Math" w:cs="Cambria Math"/>
+          <w:kern w:val="0"/>
+          <w:sz w:val="21"/>
+          <w:szCs w:val="21"/>
+          <w:lang w:eastAsia="en-IN"/>
+          <w14:ligatures w14:val="none"/>
+        </w:rPr>
+        <w:t>𝗯𝘂𝗶𝗹𝗱</w:t>
+      </w:r>
+      <w:r>
+        <w:rPr>
+          <w:rFonts w:ascii="Segoe UI" w:eastAsia="Times New Roman" w:hAnsi="Segoe UI" w:cs="Segoe UI"/>
+          <w:kern w:val="0"/>
+          <w:sz w:val="21"/>
+          <w:szCs w:val="21"/>
+          <w:lang w:eastAsia="en-IN"/>
+          <w14:ligatures w14:val="none"/>
+        </w:rPr>
+        <w:t xml:space="preserve"> </w:t>
+      </w:r>
+      <w:r>
+        <w:rPr>
+          <w:rFonts w:ascii="Cambria Math" w:eastAsia="Times New Roman" w:hAnsi="Cambria Math" w:cs="Cambria Math"/>
+          <w:kern w:val="0"/>
+          <w:sz w:val="21"/>
+          <w:szCs w:val="21"/>
+          <w:lang w:eastAsia="en-IN"/>
+          <w14:ligatures w14:val="none"/>
+        </w:rPr>
+        <w:t>𝘁𝗵𝗲</w:t>
+      </w:r>
+      <w:r>
+        <w:rPr>
+          <w:rFonts w:ascii="Segoe UI" w:eastAsia="Times New Roman" w:hAnsi="Segoe UI" w:cs="Segoe UI"/>
+          <w:kern w:val="0"/>
+          <w:sz w:val="21"/>
+          <w:szCs w:val="21"/>
+          <w:lang w:eastAsia="en-IN"/>
+          <w14:ligatures w14:val="none"/>
+        </w:rPr>
+        <w:t xml:space="preserve"> </w:t>
+      </w:r>
+      <w:r>
+        <w:rPr>
+          <w:rFonts w:ascii="Cambria Math" w:eastAsia="Times New Roman" w:hAnsi="Cambria Math" w:cs="Cambria Math"/>
+          <w:kern w:val="0"/>
+          <w:sz w:val="21"/>
+          <w:szCs w:val="21"/>
+          <w:lang w:eastAsia="en-IN"/>
+          <w14:ligatures w14:val="none"/>
+        </w:rPr>
+        <w:t>𝘀𝗸𝗶𝗹𝗹𝘀</w:t>
+      </w:r>
+      <w:r>
+        <w:rPr>
+          <w:rFonts w:ascii="Segoe UI" w:eastAsia="Times New Roman" w:hAnsi="Segoe UI" w:cs="Segoe UI"/>
+          <w:kern w:val="0"/>
+          <w:sz w:val="21"/>
+          <w:szCs w:val="21"/>
+          <w:lang w:eastAsia="en-IN"/>
+          <w14:ligatures w14:val="none"/>
+        </w:rPr>
+        <w:t xml:space="preserve"> </w:t>
+      </w:r>
+      <w:r>
+        <w:rPr>
+          <w:rFonts w:ascii="Cambria Math" w:eastAsia="Times New Roman" w:hAnsi="Cambria Math" w:cs="Cambria Math"/>
+          <w:kern w:val="0"/>
+          <w:sz w:val="21"/>
+          <w:szCs w:val="21"/>
+          <w:lang w:eastAsia="en-IN"/>
+          <w14:ligatures w14:val="none"/>
+        </w:rPr>
+        <w:t>𝗻𝗲𝗲𝗱𝗲𝗱</w:t>
+      </w:r>
+      <w:r>
+        <w:rPr>
+          <w:rFonts w:ascii="Segoe UI" w:eastAsia="Times New Roman" w:hAnsi="Segoe UI" w:cs="Segoe UI"/>
+          <w:kern w:val="0"/>
+          <w:sz w:val="21"/>
+          <w:szCs w:val="21"/>
+          <w:lang w:eastAsia="en-IN"/>
+          <w14:ligatures w14:val="none"/>
+        </w:rPr>
+        <w:t xml:space="preserve"> </w:t>
+      </w:r>
+      <w:r>
+        <w:rPr>
+          <w:rFonts w:ascii="Cambria Math" w:eastAsia="Times New Roman" w:hAnsi="Cambria Math" w:cs="Cambria Math"/>
+          <w:kern w:val="0"/>
+          <w:sz w:val="21"/>
+          <w:szCs w:val="21"/>
+          <w:lang w:eastAsia="en-IN"/>
+          <w14:ligatures w14:val="none"/>
+        </w:rPr>
+        <w:t>𝘁𝗼</w:t>
+      </w:r>
+      <w:r>
+        <w:rPr>
+          <w:rFonts w:ascii="Segoe UI" w:eastAsia="Times New Roman" w:hAnsi="Segoe UI" w:cs="Segoe UI"/>
+          <w:kern w:val="0"/>
+          <w:sz w:val="21"/>
+          <w:szCs w:val="21"/>
+          <w:lang w:eastAsia="en-IN"/>
+          <w14:ligatures w14:val="none"/>
+        </w:rPr>
+        <w:t xml:space="preserve"> </w:t>
+      </w:r>
+      <w:r>
+        <w:rPr>
+          <w:rFonts w:ascii="Cambria Math" w:eastAsia="Times New Roman" w:hAnsi="Cambria Math" w:cs="Cambria Math"/>
+          <w:kern w:val="0"/>
+          <w:sz w:val="21"/>
+          <w:szCs w:val="21"/>
+          <w:lang w:eastAsia="en-IN"/>
+          <w14:ligatures w14:val="none"/>
+        </w:rPr>
+        <w:t>𝗹𝗮𝘂𝗻𝗰𝗵</w:t>
+      </w:r>
+      <w:r>
+        <w:rPr>
+          <w:rFonts w:ascii="Segoe UI" w:eastAsia="Times New Roman" w:hAnsi="Segoe UI" w:cs="Segoe UI"/>
+          <w:kern w:val="0"/>
+          <w:sz w:val="21"/>
+          <w:szCs w:val="21"/>
+          <w:lang w:eastAsia="en-IN"/>
+          <w14:ligatures w14:val="none"/>
+        </w:rPr>
+        <w:t xml:space="preserve"> </w:t>
+      </w:r>
+      <w:r>
+        <w:rPr>
+          <w:rFonts w:ascii="Cambria Math" w:eastAsia="Times New Roman" w:hAnsi="Cambria Math" w:cs="Cambria Math"/>
+          <w:kern w:val="0"/>
+          <w:sz w:val="21"/>
+          <w:szCs w:val="21"/>
+          <w:lang w:eastAsia="en-IN"/>
+          <w14:ligatures w14:val="none"/>
+        </w:rPr>
+        <w:t>𝘆𝗼𝘂𝗿</w:t>
+      </w:r>
+      <w:r>
+        <w:rPr>
+          <w:rFonts w:ascii="Segoe UI" w:eastAsia="Times New Roman" w:hAnsi="Segoe UI" w:cs="Segoe UI"/>
+          <w:kern w:val="0"/>
+          <w:sz w:val="21"/>
+          <w:szCs w:val="21"/>
+          <w:lang w:eastAsia="en-IN"/>
+          <w14:ligatures w14:val="none"/>
+        </w:rPr>
+        <w:t xml:space="preserve"> </w:t>
+      </w:r>
+      <w:r>
+        <w:rPr>
+          <w:rFonts w:ascii="Cambria Math" w:eastAsia="Times New Roman" w:hAnsi="Cambria Math" w:cs="Cambria Math"/>
+          <w:kern w:val="0"/>
+          <w:sz w:val="21"/>
+          <w:szCs w:val="21"/>
+          <w:lang w:eastAsia="en-IN"/>
+          <w14:ligatures w14:val="none"/>
+        </w:rPr>
+        <w:t>𝗗𝗮𝘁𝗮</w:t>
+      </w:r>
+      <w:r>
+        <w:rPr>
+          <w:rFonts w:ascii="Segoe UI" w:eastAsia="Times New Roman" w:hAnsi="Segoe UI" w:cs="Segoe UI"/>
+          <w:kern w:val="0"/>
+          <w:sz w:val="21"/>
+          <w:szCs w:val="21"/>
+          <w:lang w:eastAsia="en-IN"/>
+          <w14:ligatures w14:val="none"/>
+        </w:rPr>
+        <w:t xml:space="preserve"> </w:t>
+      </w:r>
+      <w:r>
+        <w:rPr>
+          <w:rFonts w:ascii="Cambria Math" w:eastAsia="Times New Roman" w:hAnsi="Cambria Math" w:cs="Cambria Math"/>
+          <w:kern w:val="0"/>
+          <w:sz w:val="21"/>
+          <w:szCs w:val="21"/>
+          <w:lang w:eastAsia="en-IN"/>
+          <w14:ligatures w14:val="none"/>
+        </w:rPr>
+        <w:t>𝗘𝗻𝗴𝗶𝗻𝗲𝗲𝗿𝗶𝗻𝗴</w:t>
+      </w:r>
+      <w:r>
+        <w:rPr>
+          <w:rFonts w:ascii="Segoe UI" w:eastAsia="Times New Roman" w:hAnsi="Segoe UI" w:cs="Segoe UI"/>
+          <w:kern w:val="0"/>
+          <w:sz w:val="21"/>
+          <w:szCs w:val="21"/>
+          <w:lang w:eastAsia="en-IN"/>
+          <w14:ligatures w14:val="none"/>
+        </w:rPr>
+        <w:t xml:space="preserve"> </w:t>
+      </w:r>
+      <w:r>
+        <w:rPr>
+          <w:rFonts w:ascii="Cambria Math" w:eastAsia="Times New Roman" w:hAnsi="Cambria Math" w:cs="Cambria Math"/>
+          <w:kern w:val="0"/>
+          <w:sz w:val="21"/>
+          <w:szCs w:val="21"/>
+          <w:lang w:eastAsia="en-IN"/>
+          <w14:ligatures w14:val="none"/>
+        </w:rPr>
+        <w:t>𝗰𝗮𝗿𝗲𝗲𝗿</w:t>
+      </w:r>
+      <w:r>
+        <w:rPr>
+          <w:rFonts w:ascii="Segoe UI" w:eastAsia="Times New Roman" w:hAnsi="Segoe UI" w:cs="Segoe UI"/>
+          <w:kern w:val="0"/>
+          <w:sz w:val="21"/>
+          <w:szCs w:val="21"/>
+          <w:lang w:eastAsia="en-IN"/>
+          <w14:ligatures w14:val="none"/>
+        </w:rPr>
+        <w:t xml:space="preserve">. - </w:t>
+      </w:r>
+      <w:hyperlink r:id="rId5" w:tgtFrame="_self" w:history="1">
+        <w:r>
+          <w:rPr>
+            <w:rFonts w:ascii="Segoe UI" w:eastAsia="Times New Roman" w:hAnsi="Segoe UI" w:cs="Segoe UI"/>
+            <w:b/>
+            <w:bCs/>
+            <w:color w:val="0A66C2"/>
+            <w:kern w:val="0"/>
+            <w:sz w:val="21"/>
+            <w:szCs w:val="21"/>
+            <w:u w:val="single"/>
+            <w:bdr w:val="none" w:sz="0" w:space="0" w:color="auto" w:frame="1"/>
+            <w:lang w:eastAsia="en-IN"/>
+            <w14:ligatures w14:val="none"/>
+          </w:rPr>
+          <w:t>https://lnkd.in/gPiDZuyS</w:t>
+        </w:r>
+      </w:hyperlink>
+    </w:p>
+    <w:p>
+      <w:pPr>
+        <w:spacing w:after="0" w:line="240" w:lineRule="auto"/>
+        <w:textAlignment w:val="baseline"/>
+        <w:rPr>
+          <w:rFonts w:ascii="Segoe UI" w:eastAsia="Times New Roman" w:hAnsi="Segoe UI" w:cs="Segoe UI"/>
+          <w:kern w:val="0"/>
+          <w:sz w:val="24"/>
+          <w:szCs w:val="24"/>
+          <w:lang w:eastAsia="en-IN"/>
+          <w14:ligatures w14:val="none"/>
+        </w:rPr>
+      </w:pPr>
+      <w:r>
+        <w:rPr>
+          <w:rFonts w:ascii="Segoe UI" w:eastAsia="Times New Roman" w:hAnsi="Segoe UI" w:cs="Segoe UI"/>
+          <w:kern w:val="0"/>
+          <w:sz w:val="20"/>
+          <w:szCs w:val="20"/>
+          <w:bdr w:val="none" w:sz="0" w:space="0" w:color="auto" w:frame="1"/>
+          <w:lang w:eastAsia="en-IN"/>
+          <w14:ligatures w14:val="none"/>
+        </w:rPr>
+        <w:t>Activate to view larger image,</w:t>
+      </w:r>
+    </w:p>
+    <w:p>
+      <w:pPr>
+        <w:spacing w:after="0" w:line="240" w:lineRule="auto"/>
+        <w:textAlignment w:val="baseline"/>
+        <w:rPr>
+          <w:rFonts w:ascii="Segoe UI" w:eastAsia="Times New Roman" w:hAnsi="Segoe UI" w:cs="Segoe UI"/>
+          <w:kern w:val="0"/>
+          <w:sz w:val="20"/>
+          <w:szCs w:val="20"/>
+          <w:lang w:eastAsia="en-IN"/>
+          <w14:ligatures w14:val="none"/>
+        </w:rPr>
+      </w:pPr>
+      <w:r>
+        <w:rPr>
+          <w:rFonts w:ascii="Segoe UI" w:eastAsia="Times New Roman" w:hAnsi="Segoe UI" w:cs="Segoe UI"/>
+          <w:noProof/>
+          <w:kern w:val="0"/>
+          <w:sz w:val="20"/>
+          <w:szCs w:val="20"/>
+          <w:lang w:eastAsia="en-IN"/>
+          <w14:ligatures w14:val="none"/>
+        </w:rPr>
+        <w:drawing>
+          <wp:inline distT="0" distB="0" distL="0" distR="0" wp14:anchorId="4AEBDAA3" wp14:editId="25D2364A">
+            <wp:extent cx="5711825" cy="7143115"/>
+            <wp:effectExtent l="0" t="0" r="3175" b="635"/>
+            <wp:docPr id="1642659364" name="Picture 1" descr="View image"/>
+            <wp:cNvGraphicFramePr>
+              <a:graphicFrameLocks xmlns:a="http://schemas.openxmlformats.org/drawingml/2006/main" noChangeAspect="1"/>
+            </wp:cNvGraphicFramePr>
+            <a:graphic xmlns:a="http://schemas.openxmlformats.org/drawingml/2006/main">
+              <a:graphicData uri="http://schemas.openxmlformats.org/drawingml/2006/picture">
+                <pic:pic xmlns:pic="http://schemas.openxmlformats.org/drawingml/2006/picture">
+                  <pic:nvPicPr>
+                    <pic:cNvPr id="0" name="ember54" descr="View image"/>
+                    <pic:cNvPicPr>
+                      <a:picLocks noChangeAspect="1" noChangeArrowheads="1"/>
+                    </pic:cNvPicPr>
+                  </pic:nvPicPr>
+                  <pic:blipFill>
+                    <a:blip r:embed="rId6">
+                      <a:extLst>
+                        <a:ext uri="{28A0092B-C50C-407E-A947-70E740481C1C}">
+                          <a14:useLocalDpi xmlns:a14="http://schemas.microsoft.com/office/drawing/2010/main" val="0"/>
+                        </a:ext>
+                      </a:extLst>
+                    </a:blip>
+                    <a:srcRect/>
+                    <a:stretch>
+                      <a:fillRect/>
+                    </a:stretch>
+                  </pic:blipFill>
+                  <pic:spPr bwMode="auto">
+                    <a:xfrm>
+                      <a:off x="0" y="0"/>
+                      <a:ext cx="5711825" cy="7143115"/>
+                    </a:xfrm>
+                    <a:prstGeom prst="rect">
+                      <a:avLst/>
+                    </a:prstGeom>
+                    <a:noFill/>
+                    <a:ln>
+                      <a:noFill/>
+                    </a:ln>
+                  </pic:spPr>
+                </pic:pic>
+              </a:graphicData>
+            </a:graphic>
+          </wp:inline>
+        </w:drawing>
+      </w:r>
+    </w:p>
+    <w:p>
+      <w:pPr>
+        <w:pBdr>
+          <w:bottom w:val="single" w:sz="6" w:space="1" w:color="auto"/>
+        </w:pBdr>
+      </w:pPr>
+    </w:p>
+    <w:p>
+      <w:pPr>
+        <w:pBdr>
+          <w:bottom w:val="single" w:sz="6" w:space="1" w:color="auto"/>
+        </w:pBdr>
+      </w:pPr>
+    </w:p>
+    <w:p/>
+    <w:p>
+      <w:pPr>
+        <w:spacing w:after="0" w:line="240" w:lineRule="auto"/>
+        <w:textAlignment w:val="baseline"/>
+        <w:rPr>
+          <w:rFonts w:ascii="Segoe UI" w:eastAsia="Times New Roman" w:hAnsi="Segoe UI" w:cs="Segoe UI"/>
+          <w:kern w:val="0"/>
+          <w:sz w:val="24"/>
+          <w:szCs w:val="24"/>
+          <w:lang w:eastAsia="en-IN"/>
+          <w14:ligatures w14:val="none"/>
+        </w:rPr>
+      </w:pPr>
+      <w:r>
+        <w:rPr>
+          <w:rFonts w:ascii="Segoe UI" w:eastAsia="Times New Roman" w:hAnsi="Segoe UI" w:cs="Segoe UI"/>
+          <w:kern w:val="0"/>
+          <w:sz w:val="21"/>
+          <w:szCs w:val="21"/>
+          <w:lang w:eastAsia="en-IN"/>
+          <w14:ligatures w14:val="none"/>
+        </w:rPr>
+        <w:lastRenderedPageBreak/>
+        <w:t>This answer got me shortlisted</w:t>
+      </w:r>
+      <w:r>
+        <w:rPr>
+          <w:rFonts w:ascii="Segoe UI Emoji" w:eastAsia="Times New Roman" w:hAnsi="Segoe UI Emoji" w:cs="Segoe UI Emoji"/>
+          <w:kern w:val="0"/>
+          <w:sz w:val="21"/>
+          <w:szCs w:val="21"/>
+          <w:lang w:eastAsia="en-IN"/>
+          <w14:ligatures w14:val="none"/>
+        </w:rPr>
+        <w:t>🔥</w:t>
+      </w:r>
+      <w:r>
+        <w:rPr>
+          <w:rFonts w:ascii="Segoe UI" w:eastAsia="Times New Roman" w:hAnsi="Segoe UI" w:cs="Segoe UI"/>
+          <w:kern w:val="0"/>
+          <w:sz w:val="21"/>
+          <w:szCs w:val="21"/>
+          <w:lang w:eastAsia="en-IN"/>
+          <w14:ligatures w14:val="none"/>
+        </w:rPr>
+        <w:br/>
+      </w:r>
+      <w:r>
+        <w:rPr>
+          <w:rFonts w:ascii="Segoe UI" w:eastAsia="Times New Roman" w:hAnsi="Segoe UI" w:cs="Segoe UI"/>
+          <w:kern w:val="0"/>
+          <w:sz w:val="21"/>
+          <w:szCs w:val="21"/>
+          <w:lang w:eastAsia="en-IN"/>
+          <w14:ligatures w14:val="none"/>
+        </w:rPr>
+        <w:br/>
+      </w:r>
+      <w:r>
+        <w:rPr>
+          <w:rFonts w:ascii="Segoe UI" w:eastAsia="Times New Roman" w:hAnsi="Segoe UI" w:cs="Segoe UI"/>
+          <w:kern w:val="0"/>
+          <w:sz w:val="21"/>
+          <w:szCs w:val="21"/>
+          <w:lang w:eastAsia="en-IN"/>
+          <w14:ligatures w14:val="none"/>
+        </w:rPr>
+        <w:br/>
+        <w:t>Interviewer asked: "How would you design a production data pipeline from scratch?"</w:t>
+      </w:r>
+      <w:r>
+        <w:rPr>
+          <w:rFonts w:ascii="Segoe UI" w:eastAsia="Times New Roman" w:hAnsi="Segoe UI" w:cs="Segoe UI"/>
+          <w:kern w:val="0"/>
+          <w:sz w:val="21"/>
+          <w:szCs w:val="21"/>
+          <w:lang w:eastAsia="en-IN"/>
+          <w14:ligatures w14:val="none"/>
+        </w:rPr>
+        <w:br/>
+      </w:r>
+      <w:r>
+        <w:rPr>
+          <w:rFonts w:ascii="Segoe UI" w:eastAsia="Times New Roman" w:hAnsi="Segoe UI" w:cs="Segoe UI"/>
+          <w:kern w:val="0"/>
+          <w:sz w:val="21"/>
+          <w:szCs w:val="21"/>
+          <w:lang w:eastAsia="en-IN"/>
+          <w14:ligatures w14:val="none"/>
+        </w:rPr>
+        <w:br/>
+        <w:t>Most candidates say: "I would use Spark and load data into a warehouse."</w:t>
+      </w:r>
+      <w:r>
+        <w:rPr>
+          <w:rFonts w:ascii="Segoe UI" w:eastAsia="Times New Roman" w:hAnsi="Segoe UI" w:cs="Segoe UI"/>
+          <w:kern w:val="0"/>
+          <w:sz w:val="21"/>
+          <w:szCs w:val="21"/>
+          <w:lang w:eastAsia="en-IN"/>
+          <w14:ligatures w14:val="none"/>
+        </w:rPr>
+        <w:br/>
+      </w:r>
+      <w:r>
+        <w:rPr>
+          <w:rFonts w:ascii="Segoe UI" w:eastAsia="Times New Roman" w:hAnsi="Segoe UI" w:cs="Segoe UI"/>
+          <w:kern w:val="0"/>
+          <w:sz w:val="21"/>
+          <w:szCs w:val="21"/>
+          <w:lang w:eastAsia="en-IN"/>
+          <w14:ligatures w14:val="none"/>
+        </w:rPr>
+        <w:br/>
+        <w:t>I said: "Bronze. Silver. Gold."</w:t>
+      </w:r>
+      <w:r>
+        <w:rPr>
+          <w:rFonts w:ascii="Segoe UI" w:eastAsia="Times New Roman" w:hAnsi="Segoe UI" w:cs="Segoe UI"/>
+          <w:kern w:val="0"/>
+          <w:sz w:val="21"/>
+          <w:szCs w:val="21"/>
+          <w:lang w:eastAsia="en-IN"/>
+          <w14:ligatures w14:val="none"/>
+        </w:rPr>
+        <w:br/>
+      </w:r>
+      <w:r>
+        <w:rPr>
+          <w:rFonts w:ascii="Segoe UI" w:eastAsia="Times New Roman" w:hAnsi="Segoe UI" w:cs="Segoe UI"/>
+          <w:kern w:val="0"/>
+          <w:sz w:val="21"/>
+          <w:szCs w:val="21"/>
+          <w:lang w:eastAsia="en-IN"/>
+          <w14:ligatures w14:val="none"/>
+        </w:rPr>
+        <w:br/>
+        <w:t>Here is exactly what that means ↓</w:t>
+      </w:r>
+      <w:r>
+        <w:rPr>
+          <w:rFonts w:ascii="Segoe UI" w:eastAsia="Times New Roman" w:hAnsi="Segoe UI" w:cs="Segoe UI"/>
+          <w:kern w:val="0"/>
+          <w:sz w:val="21"/>
+          <w:szCs w:val="21"/>
+          <w:lang w:eastAsia="en-IN"/>
+          <w14:ligatures w14:val="none"/>
+        </w:rPr>
+        <w:br/>
+      </w:r>
+      <w:r>
+        <w:rPr>
+          <w:rFonts w:ascii="Segoe UI" w:eastAsia="Times New Roman" w:hAnsi="Segoe UI" w:cs="Segoe UI"/>
+          <w:kern w:val="0"/>
+          <w:sz w:val="21"/>
+          <w:szCs w:val="21"/>
+          <w:lang w:eastAsia="en-IN"/>
+          <w14:ligatures w14:val="none"/>
+        </w:rPr>
+        <w:br/>
+        <w:t>→ What is Medallion Architecture?</w:t>
+      </w:r>
+      <w:r>
+        <w:rPr>
+          <w:rFonts w:ascii="Segoe UI" w:eastAsia="Times New Roman" w:hAnsi="Segoe UI" w:cs="Segoe UI"/>
+          <w:kern w:val="0"/>
+          <w:sz w:val="21"/>
+          <w:szCs w:val="21"/>
+          <w:lang w:eastAsia="en-IN"/>
+          <w14:ligatures w14:val="none"/>
+        </w:rPr>
+        <w:br/>
+      </w:r>
+      <w:r>
+        <w:rPr>
+          <w:rFonts w:ascii="Segoe UI" w:eastAsia="Times New Roman" w:hAnsi="Segoe UI" w:cs="Segoe UI"/>
+          <w:kern w:val="0"/>
+          <w:sz w:val="21"/>
+          <w:szCs w:val="21"/>
+          <w:lang w:eastAsia="en-IN"/>
+          <w14:ligatures w14:val="none"/>
+        </w:rPr>
+        <w:br/>
+        <w:t xml:space="preserve">A </w:t>
+      </w:r>
+      <w:proofErr w:type="gramStart"/>
+      <w:r>
+        <w:rPr>
+          <w:rFonts w:ascii="Segoe UI" w:eastAsia="Times New Roman" w:hAnsi="Segoe UI" w:cs="Segoe UI"/>
+          <w:kern w:val="0"/>
+          <w:sz w:val="21"/>
+          <w:szCs w:val="21"/>
+          <w:lang w:eastAsia="en-IN"/>
+          <w14:ligatures w14:val="none"/>
+        </w:rPr>
+        <w:t>three layer</w:t>
+      </w:r>
+      <w:proofErr w:type="gramEnd"/>
+      <w:r>
+        <w:rPr>
+          <w:rFonts w:ascii="Segoe UI" w:eastAsia="Times New Roman" w:hAnsi="Segoe UI" w:cs="Segoe UI"/>
+          <w:kern w:val="0"/>
+          <w:sz w:val="21"/>
+          <w:szCs w:val="21"/>
+          <w:lang w:eastAsia="en-IN"/>
+          <w14:ligatures w14:val="none"/>
+        </w:rPr>
+        <w:t xml:space="preserve"> approach to building reliable data pipelines in a Data Lakehouse.</w:t>
+      </w:r>
+      <w:r>
+        <w:rPr>
+          <w:rFonts w:ascii="Segoe UI" w:eastAsia="Times New Roman" w:hAnsi="Segoe UI" w:cs="Segoe UI"/>
+          <w:kern w:val="0"/>
+          <w:sz w:val="21"/>
+          <w:szCs w:val="21"/>
+          <w:lang w:eastAsia="en-IN"/>
+          <w14:ligatures w14:val="none"/>
+        </w:rPr>
+        <w:br/>
+      </w:r>
+      <w:r>
+        <w:rPr>
+          <w:rFonts w:ascii="Segoe UI" w:eastAsia="Times New Roman" w:hAnsi="Segoe UI" w:cs="Segoe UI"/>
+          <w:kern w:val="0"/>
+          <w:sz w:val="21"/>
+          <w:szCs w:val="21"/>
+          <w:lang w:eastAsia="en-IN"/>
+          <w14:ligatures w14:val="none"/>
+        </w:rPr>
+        <w:br/>
+        <w:t>Every layer has one job. Nothing overlaps. Nothing breaks.</w:t>
+      </w:r>
+      <w:r>
+        <w:rPr>
+          <w:rFonts w:ascii="Segoe UI" w:eastAsia="Times New Roman" w:hAnsi="Segoe UI" w:cs="Segoe UI"/>
+          <w:kern w:val="0"/>
+          <w:sz w:val="21"/>
+          <w:szCs w:val="21"/>
+          <w:lang w:eastAsia="en-IN"/>
+          <w14:ligatures w14:val="none"/>
+        </w:rPr>
+        <w:br/>
+      </w:r>
+      <w:r>
+        <w:rPr>
+          <w:rFonts w:ascii="Segoe UI" w:eastAsia="Times New Roman" w:hAnsi="Segoe UI" w:cs="Segoe UI"/>
+          <w:kern w:val="0"/>
+          <w:sz w:val="21"/>
+          <w:szCs w:val="21"/>
+          <w:lang w:eastAsia="en-IN"/>
+          <w14:ligatures w14:val="none"/>
+        </w:rPr>
+        <w:br/>
+        <w:t>→ Bronze Layer (Raw)</w:t>
+      </w:r>
+      <w:r>
+        <w:rPr>
+          <w:rFonts w:ascii="Segoe UI" w:eastAsia="Times New Roman" w:hAnsi="Segoe UI" w:cs="Segoe UI"/>
+          <w:kern w:val="0"/>
+          <w:sz w:val="21"/>
+          <w:szCs w:val="21"/>
+          <w:lang w:eastAsia="en-IN"/>
+          <w14:ligatures w14:val="none"/>
+        </w:rPr>
+        <w:br/>
+      </w:r>
+      <w:r>
+        <w:rPr>
+          <w:rFonts w:ascii="Segoe UI" w:eastAsia="Times New Roman" w:hAnsi="Segoe UI" w:cs="Segoe UI"/>
+          <w:kern w:val="0"/>
+          <w:sz w:val="21"/>
+          <w:szCs w:val="21"/>
+          <w:lang w:eastAsia="en-IN"/>
+          <w14:ligatures w14:val="none"/>
+        </w:rPr>
+        <w:br/>
+        <w:t>This is where raw data lands. No transformations. No cleaning. Store as is.</w:t>
+      </w:r>
+      <w:r>
+        <w:rPr>
+          <w:rFonts w:ascii="Segoe UI" w:eastAsia="Times New Roman" w:hAnsi="Segoe UI" w:cs="Segoe UI"/>
+          <w:kern w:val="0"/>
+          <w:sz w:val="21"/>
+          <w:szCs w:val="21"/>
+          <w:lang w:eastAsia="en-IN"/>
+          <w14:ligatures w14:val="none"/>
+        </w:rPr>
+        <w:br/>
+      </w:r>
+      <w:r>
+        <w:rPr>
+          <w:rFonts w:ascii="Segoe UI" w:eastAsia="Times New Roman" w:hAnsi="Segoe UI" w:cs="Segoe UI"/>
+          <w:kern w:val="0"/>
+          <w:sz w:val="21"/>
+          <w:szCs w:val="21"/>
+          <w:lang w:eastAsia="en-IN"/>
+          <w14:ligatures w14:val="none"/>
+        </w:rPr>
+        <w:br/>
+        <w:t>• Ingest from databases, applications, files, streaming sources</w:t>
+      </w:r>
+      <w:r>
+        <w:rPr>
+          <w:rFonts w:ascii="Segoe UI" w:eastAsia="Times New Roman" w:hAnsi="Segoe UI" w:cs="Segoe UI"/>
+          <w:kern w:val="0"/>
+          <w:sz w:val="21"/>
+          <w:szCs w:val="21"/>
+          <w:lang w:eastAsia="en-IN"/>
+          <w14:ligatures w14:val="none"/>
+        </w:rPr>
+        <w:br/>
+        <w:t>• Store in Delta format</w:t>
+      </w:r>
+      <w:r>
+        <w:rPr>
+          <w:rFonts w:ascii="Segoe UI" w:eastAsia="Times New Roman" w:hAnsi="Segoe UI" w:cs="Segoe UI"/>
+          <w:kern w:val="0"/>
+          <w:sz w:val="21"/>
+          <w:szCs w:val="21"/>
+          <w:lang w:eastAsia="en-IN"/>
+          <w14:ligatures w14:val="none"/>
+        </w:rPr>
+        <w:br/>
+        <w:t>• Partition by ingestion date or source</w:t>
+      </w:r>
+      <w:r>
+        <w:rPr>
+          <w:rFonts w:ascii="Segoe UI" w:eastAsia="Times New Roman" w:hAnsi="Segoe UI" w:cs="Segoe UI"/>
+          <w:kern w:val="0"/>
+          <w:sz w:val="21"/>
+          <w:szCs w:val="21"/>
+          <w:lang w:eastAsia="en-IN"/>
+          <w14:ligatures w14:val="none"/>
+        </w:rPr>
+        <w:br/>
+        <w:t>• Keep full history for audit and reprocessing</w:t>
+      </w:r>
+      <w:r>
+        <w:rPr>
+          <w:rFonts w:ascii="Segoe UI" w:eastAsia="Times New Roman" w:hAnsi="Segoe UI" w:cs="Segoe UI"/>
+          <w:kern w:val="0"/>
+          <w:sz w:val="21"/>
+          <w:szCs w:val="21"/>
+          <w:lang w:eastAsia="en-IN"/>
+          <w14:ligatures w14:val="none"/>
+        </w:rPr>
+        <w:br/>
+      </w:r>
+      <w:r>
+        <w:rPr>
+          <w:rFonts w:ascii="Segoe UI" w:eastAsia="Times New Roman" w:hAnsi="Segoe UI" w:cs="Segoe UI"/>
+          <w:kern w:val="0"/>
+          <w:sz w:val="21"/>
+          <w:szCs w:val="21"/>
+          <w:lang w:eastAsia="en-IN"/>
+          <w14:ligatures w14:val="none"/>
+        </w:rPr>
+        <w:br/>
+        <w:t>Path: /</w:t>
+      </w:r>
+      <w:proofErr w:type="spellStart"/>
+      <w:r>
+        <w:rPr>
+          <w:rFonts w:ascii="Segoe UI" w:eastAsia="Times New Roman" w:hAnsi="Segoe UI" w:cs="Segoe UI"/>
+          <w:kern w:val="0"/>
+          <w:sz w:val="21"/>
+          <w:szCs w:val="21"/>
+          <w:lang w:eastAsia="en-IN"/>
+          <w14:ligatures w14:val="none"/>
+        </w:rPr>
+        <w:t>mnt</w:t>
+      </w:r>
+      <w:proofErr w:type="spellEnd"/>
+      <w:r>
+        <w:rPr>
+          <w:rFonts w:ascii="Segoe UI" w:eastAsia="Times New Roman" w:hAnsi="Segoe UI" w:cs="Segoe UI"/>
+          <w:kern w:val="0"/>
+          <w:sz w:val="21"/>
+          <w:szCs w:val="21"/>
+          <w:lang w:eastAsia="en-IN"/>
+          <w14:ligatures w14:val="none"/>
+        </w:rPr>
+        <w:t>/delta/bronze/&lt;source&gt;/&lt;table&gt;/</w:t>
+      </w:r>
+      <w:r>
+        <w:rPr>
+          <w:rFonts w:ascii="Segoe UI" w:eastAsia="Times New Roman" w:hAnsi="Segoe UI" w:cs="Segoe UI"/>
+          <w:kern w:val="0"/>
+          <w:sz w:val="21"/>
+          <w:szCs w:val="21"/>
+          <w:lang w:eastAsia="en-IN"/>
+          <w14:ligatures w14:val="none"/>
+        </w:rPr>
+        <w:br/>
+      </w:r>
+      <w:r>
+        <w:rPr>
+          <w:rFonts w:ascii="Segoe UI" w:eastAsia="Times New Roman" w:hAnsi="Segoe UI" w:cs="Segoe UI"/>
+          <w:kern w:val="0"/>
+          <w:sz w:val="21"/>
+          <w:szCs w:val="21"/>
+          <w:lang w:eastAsia="en-IN"/>
+          <w14:ligatures w14:val="none"/>
+        </w:rPr>
+        <w:br/>
+        <w:t>Use case: Reprocessing, Audit, Data Discovery</w:t>
+      </w:r>
+      <w:r>
+        <w:rPr>
+          <w:rFonts w:ascii="Segoe UI" w:eastAsia="Times New Roman" w:hAnsi="Segoe UI" w:cs="Segoe UI"/>
+          <w:kern w:val="0"/>
+          <w:sz w:val="21"/>
+          <w:szCs w:val="21"/>
+          <w:lang w:eastAsia="en-IN"/>
+          <w14:ligatures w14:val="none"/>
+        </w:rPr>
+        <w:br/>
+      </w:r>
+      <w:r>
+        <w:rPr>
+          <w:rFonts w:ascii="Segoe UI" w:eastAsia="Times New Roman" w:hAnsi="Segoe UI" w:cs="Segoe UI"/>
+          <w:kern w:val="0"/>
+          <w:sz w:val="21"/>
+          <w:szCs w:val="21"/>
+          <w:lang w:eastAsia="en-IN"/>
+          <w14:ligatures w14:val="none"/>
+        </w:rPr>
+        <w:br/>
+        <w:t>Why it matters: Something breaks in Silver. You go back to Bronze and replay. No data lost ever.</w:t>
+      </w:r>
+      <w:r>
+        <w:rPr>
+          <w:rFonts w:ascii="Segoe UI" w:eastAsia="Times New Roman" w:hAnsi="Segoe UI" w:cs="Segoe UI"/>
+          <w:kern w:val="0"/>
+          <w:sz w:val="21"/>
+          <w:szCs w:val="21"/>
+          <w:lang w:eastAsia="en-IN"/>
+          <w14:ligatures w14:val="none"/>
+        </w:rPr>
+        <w:br/>
+      </w:r>
+      <w:r>
+        <w:rPr>
+          <w:rFonts w:ascii="Segoe UI" w:eastAsia="Times New Roman" w:hAnsi="Segoe UI" w:cs="Segoe UI"/>
+          <w:kern w:val="0"/>
+          <w:sz w:val="21"/>
+          <w:szCs w:val="21"/>
+          <w:lang w:eastAsia="en-IN"/>
+          <w14:ligatures w14:val="none"/>
+        </w:rPr>
+        <w:br/>
+        <w:t>→ Silver Layer (Cleaned)</w:t>
+      </w:r>
+      <w:r>
+        <w:rPr>
+          <w:rFonts w:ascii="Segoe UI" w:eastAsia="Times New Roman" w:hAnsi="Segoe UI" w:cs="Segoe UI"/>
+          <w:kern w:val="0"/>
+          <w:sz w:val="21"/>
+          <w:szCs w:val="21"/>
+          <w:lang w:eastAsia="en-IN"/>
+          <w14:ligatures w14:val="none"/>
+        </w:rPr>
+        <w:br/>
+      </w:r>
+      <w:r>
+        <w:rPr>
+          <w:rFonts w:ascii="Segoe UI" w:eastAsia="Times New Roman" w:hAnsi="Segoe UI" w:cs="Segoe UI"/>
+          <w:kern w:val="0"/>
+          <w:sz w:val="21"/>
+          <w:szCs w:val="21"/>
+          <w:lang w:eastAsia="en-IN"/>
+          <w14:ligatures w14:val="none"/>
+        </w:rPr>
+        <w:br/>
+        <w:t>This is where raw becomes reliable.</w:t>
+      </w:r>
+      <w:r>
+        <w:rPr>
+          <w:rFonts w:ascii="Segoe UI" w:eastAsia="Times New Roman" w:hAnsi="Segoe UI" w:cs="Segoe UI"/>
+          <w:kern w:val="0"/>
+          <w:sz w:val="21"/>
+          <w:szCs w:val="21"/>
+          <w:lang w:eastAsia="en-IN"/>
+          <w14:ligatures w14:val="none"/>
+        </w:rPr>
+        <w:br/>
+      </w:r>
+      <w:r>
+        <w:rPr>
+          <w:rFonts w:ascii="Segoe UI" w:eastAsia="Times New Roman" w:hAnsi="Segoe UI" w:cs="Segoe UI"/>
+          <w:kern w:val="0"/>
+          <w:sz w:val="21"/>
+          <w:szCs w:val="21"/>
+          <w:lang w:eastAsia="en-IN"/>
+          <w14:ligatures w14:val="none"/>
+        </w:rPr>
+        <w:br/>
+        <w:t>• Remove nulls, duplicates, errors</w:t>
+      </w:r>
+      <w:r>
+        <w:rPr>
+          <w:rFonts w:ascii="Segoe UI" w:eastAsia="Times New Roman" w:hAnsi="Segoe UI" w:cs="Segoe UI"/>
+          <w:kern w:val="0"/>
+          <w:sz w:val="21"/>
+          <w:szCs w:val="21"/>
+          <w:lang w:eastAsia="en-IN"/>
+          <w14:ligatures w14:val="none"/>
+        </w:rPr>
+        <w:br/>
+        <w:t>• Standardize data types and formats</w:t>
+      </w:r>
+      <w:r>
+        <w:rPr>
+          <w:rFonts w:ascii="Segoe UI" w:eastAsia="Times New Roman" w:hAnsi="Segoe UI" w:cs="Segoe UI"/>
+          <w:kern w:val="0"/>
+          <w:sz w:val="21"/>
+          <w:szCs w:val="21"/>
+          <w:lang w:eastAsia="en-IN"/>
+          <w14:ligatures w14:val="none"/>
+        </w:rPr>
+        <w:br/>
+        <w:t>• Apply business rules</w:t>
+      </w:r>
+      <w:r>
+        <w:rPr>
+          <w:rFonts w:ascii="Segoe UI" w:eastAsia="Times New Roman" w:hAnsi="Segoe UI" w:cs="Segoe UI"/>
+          <w:kern w:val="0"/>
+          <w:sz w:val="21"/>
+          <w:szCs w:val="21"/>
+          <w:lang w:eastAsia="en-IN"/>
+          <w14:ligatures w14:val="none"/>
+        </w:rPr>
+        <w:br/>
+        <w:t>• Create conformed dimensions</w:t>
+      </w:r>
+      <w:r>
+        <w:rPr>
+          <w:rFonts w:ascii="Segoe UI" w:eastAsia="Times New Roman" w:hAnsi="Segoe UI" w:cs="Segoe UI"/>
+          <w:kern w:val="0"/>
+          <w:sz w:val="21"/>
+          <w:szCs w:val="21"/>
+          <w:lang w:eastAsia="en-IN"/>
+          <w14:ligatures w14:val="none"/>
+        </w:rPr>
+        <w:br/>
+      </w:r>
+      <w:r>
+        <w:rPr>
+          <w:rFonts w:ascii="Segoe UI" w:eastAsia="Times New Roman" w:hAnsi="Segoe UI" w:cs="Segoe UI"/>
+          <w:kern w:val="0"/>
+          <w:sz w:val="21"/>
+          <w:szCs w:val="21"/>
+          <w:lang w:eastAsia="en-IN"/>
+          <w14:ligatures w14:val="none"/>
+        </w:rPr>
+        <w:br/>
+        <w:t>Path: /</w:t>
+      </w:r>
+      <w:proofErr w:type="spellStart"/>
+      <w:r>
+        <w:rPr>
+          <w:rFonts w:ascii="Segoe UI" w:eastAsia="Times New Roman" w:hAnsi="Segoe UI" w:cs="Segoe UI"/>
+          <w:kern w:val="0"/>
+          <w:sz w:val="21"/>
+          <w:szCs w:val="21"/>
+          <w:lang w:eastAsia="en-IN"/>
+          <w14:ligatures w14:val="none"/>
+        </w:rPr>
+        <w:t>mnt</w:t>
+      </w:r>
+      <w:proofErr w:type="spellEnd"/>
+      <w:r>
+        <w:rPr>
+          <w:rFonts w:ascii="Segoe UI" w:eastAsia="Times New Roman" w:hAnsi="Segoe UI" w:cs="Segoe UI"/>
+          <w:kern w:val="0"/>
+          <w:sz w:val="21"/>
+          <w:szCs w:val="21"/>
+          <w:lang w:eastAsia="en-IN"/>
+          <w14:ligatures w14:val="none"/>
+        </w:rPr>
+        <w:t>/delta/silver/&lt;domain&gt;/&lt;table&gt;/</w:t>
+      </w:r>
+      <w:r>
+        <w:rPr>
+          <w:rFonts w:ascii="Segoe UI" w:eastAsia="Times New Roman" w:hAnsi="Segoe UI" w:cs="Segoe UI"/>
+          <w:kern w:val="0"/>
+          <w:sz w:val="21"/>
+          <w:szCs w:val="21"/>
+          <w:lang w:eastAsia="en-IN"/>
+          <w14:ligatures w14:val="none"/>
+        </w:rPr>
+        <w:br/>
+      </w:r>
+      <w:r>
+        <w:rPr>
+          <w:rFonts w:ascii="Segoe UI" w:eastAsia="Times New Roman" w:hAnsi="Segoe UI" w:cs="Segoe UI"/>
+          <w:kern w:val="0"/>
+          <w:sz w:val="21"/>
+          <w:szCs w:val="21"/>
+          <w:lang w:eastAsia="en-IN"/>
+          <w14:ligatures w14:val="none"/>
+        </w:rPr>
+        <w:br/>
+        <w:t>Use case: Business Reporting, Intermediate Analytics</w:t>
+      </w:r>
+      <w:r>
+        <w:rPr>
+          <w:rFonts w:ascii="Segoe UI" w:eastAsia="Times New Roman" w:hAnsi="Segoe UI" w:cs="Segoe UI"/>
+          <w:kern w:val="0"/>
+          <w:sz w:val="21"/>
+          <w:szCs w:val="21"/>
+          <w:lang w:eastAsia="en-IN"/>
+          <w14:ligatures w14:val="none"/>
+        </w:rPr>
+        <w:br/>
+      </w:r>
+      <w:r>
+        <w:rPr>
+          <w:rFonts w:ascii="Segoe UI" w:eastAsia="Times New Roman" w:hAnsi="Segoe UI" w:cs="Segoe UI"/>
+          <w:kern w:val="0"/>
+          <w:sz w:val="21"/>
+          <w:szCs w:val="21"/>
+          <w:lang w:eastAsia="en-IN"/>
+          <w14:ligatures w14:val="none"/>
+        </w:rPr>
+        <w:br/>
+        <w:t>Why it matters: Silver is what your analysts actually trust. Bronze is truth. Silver is usable.</w:t>
+      </w:r>
+      <w:r>
+        <w:rPr>
+          <w:rFonts w:ascii="Segoe UI" w:eastAsia="Times New Roman" w:hAnsi="Segoe UI" w:cs="Segoe UI"/>
+          <w:kern w:val="0"/>
+          <w:sz w:val="21"/>
+          <w:szCs w:val="21"/>
+          <w:lang w:eastAsia="en-IN"/>
+          <w14:ligatures w14:val="none"/>
+        </w:rPr>
+        <w:br/>
+      </w:r>
+      <w:r>
+        <w:rPr>
+          <w:rFonts w:ascii="Segoe UI" w:eastAsia="Times New Roman" w:hAnsi="Segoe UI" w:cs="Segoe UI"/>
+          <w:kern w:val="0"/>
+          <w:sz w:val="21"/>
+          <w:szCs w:val="21"/>
+          <w:lang w:eastAsia="en-IN"/>
+          <w14:ligatures w14:val="none"/>
+        </w:rPr>
+        <w:br/>
+        <w:t>→ Gold Layer (Aggregated)</w:t>
+      </w:r>
+      <w:r>
+        <w:rPr>
+          <w:rFonts w:ascii="Segoe UI" w:eastAsia="Times New Roman" w:hAnsi="Segoe UI" w:cs="Segoe UI"/>
+          <w:kern w:val="0"/>
+          <w:sz w:val="21"/>
+          <w:szCs w:val="21"/>
+          <w:lang w:eastAsia="en-IN"/>
+          <w14:ligatures w14:val="none"/>
+        </w:rPr>
+        <w:br/>
+      </w:r>
+      <w:r>
+        <w:rPr>
+          <w:rFonts w:ascii="Segoe UI" w:eastAsia="Times New Roman" w:hAnsi="Segoe UI" w:cs="Segoe UI"/>
+          <w:kern w:val="0"/>
+          <w:sz w:val="21"/>
+          <w:szCs w:val="21"/>
+          <w:lang w:eastAsia="en-IN"/>
+          <w14:ligatures w14:val="none"/>
+        </w:rPr>
+        <w:br/>
+      </w:r>
+      <w:r>
+        <w:rPr>
+          <w:rFonts w:ascii="Segoe UI" w:eastAsia="Times New Roman" w:hAnsi="Segoe UI" w:cs="Segoe UI"/>
+          <w:kern w:val="0"/>
+          <w:sz w:val="21"/>
+          <w:szCs w:val="21"/>
+          <w:lang w:eastAsia="en-IN"/>
+          <w14:ligatures w14:val="none"/>
+        </w:rPr>
+        <w:lastRenderedPageBreak/>
+        <w:t>This is what BI tools and ML models consume.</w:t>
+      </w:r>
+      <w:r>
+        <w:rPr>
+          <w:rFonts w:ascii="Segoe UI" w:eastAsia="Times New Roman" w:hAnsi="Segoe UI" w:cs="Segoe UI"/>
+          <w:kern w:val="0"/>
+          <w:sz w:val="21"/>
+          <w:szCs w:val="21"/>
+          <w:lang w:eastAsia="en-IN"/>
+          <w14:ligatures w14:val="none"/>
+        </w:rPr>
+        <w:br/>
+      </w:r>
+      <w:r>
+        <w:rPr>
+          <w:rFonts w:ascii="Segoe UI" w:eastAsia="Times New Roman" w:hAnsi="Segoe UI" w:cs="Segoe UI"/>
+          <w:kern w:val="0"/>
+          <w:sz w:val="21"/>
+          <w:szCs w:val="21"/>
+          <w:lang w:eastAsia="en-IN"/>
+          <w14:ligatures w14:val="none"/>
+        </w:rPr>
+        <w:br/>
+        <w:t>• Aggregate and summarize data</w:t>
+      </w:r>
+      <w:r>
+        <w:rPr>
+          <w:rFonts w:ascii="Segoe UI" w:eastAsia="Times New Roman" w:hAnsi="Segoe UI" w:cs="Segoe UI"/>
+          <w:kern w:val="0"/>
+          <w:sz w:val="21"/>
+          <w:szCs w:val="21"/>
+          <w:lang w:eastAsia="en-IN"/>
+          <w14:ligatures w14:val="none"/>
+        </w:rPr>
+        <w:br/>
+        <w:t>• Build fact and dimension tables</w:t>
+      </w:r>
+      <w:r>
+        <w:rPr>
+          <w:rFonts w:ascii="Segoe UI" w:eastAsia="Times New Roman" w:hAnsi="Segoe UI" w:cs="Segoe UI"/>
+          <w:kern w:val="0"/>
+          <w:sz w:val="21"/>
+          <w:szCs w:val="21"/>
+          <w:lang w:eastAsia="en-IN"/>
+          <w14:ligatures w14:val="none"/>
+        </w:rPr>
+        <w:br/>
+        <w:t>• Create data marts for specific use cases</w:t>
+      </w:r>
+      <w:r>
+        <w:rPr>
+          <w:rFonts w:ascii="Segoe UI" w:eastAsia="Times New Roman" w:hAnsi="Segoe UI" w:cs="Segoe UI"/>
+          <w:kern w:val="0"/>
+          <w:sz w:val="21"/>
+          <w:szCs w:val="21"/>
+          <w:lang w:eastAsia="en-IN"/>
+          <w14:ligatures w14:val="none"/>
+        </w:rPr>
+        <w:br/>
+        <w:t>• Optimize for query performance with Z-ORDER</w:t>
+      </w:r>
+      <w:r>
+        <w:rPr>
+          <w:rFonts w:ascii="Segoe UI" w:eastAsia="Times New Roman" w:hAnsi="Segoe UI" w:cs="Segoe UI"/>
+          <w:kern w:val="0"/>
+          <w:sz w:val="21"/>
+          <w:szCs w:val="21"/>
+          <w:lang w:eastAsia="en-IN"/>
+          <w14:ligatures w14:val="none"/>
+        </w:rPr>
+        <w:br/>
+      </w:r>
+      <w:r>
+        <w:rPr>
+          <w:rFonts w:ascii="Segoe UI" w:eastAsia="Times New Roman" w:hAnsi="Segoe UI" w:cs="Segoe UI"/>
+          <w:kern w:val="0"/>
+          <w:sz w:val="21"/>
+          <w:szCs w:val="21"/>
+          <w:lang w:eastAsia="en-IN"/>
+          <w14:ligatures w14:val="none"/>
+        </w:rPr>
+        <w:br/>
+        <w:t>Path: /</w:t>
+      </w:r>
+      <w:proofErr w:type="spellStart"/>
+      <w:r>
+        <w:rPr>
+          <w:rFonts w:ascii="Segoe UI" w:eastAsia="Times New Roman" w:hAnsi="Segoe UI" w:cs="Segoe UI"/>
+          <w:kern w:val="0"/>
+          <w:sz w:val="21"/>
+          <w:szCs w:val="21"/>
+          <w:lang w:eastAsia="en-IN"/>
+          <w14:ligatures w14:val="none"/>
+        </w:rPr>
+        <w:t>mnt</w:t>
+      </w:r>
+      <w:proofErr w:type="spellEnd"/>
+      <w:r>
+        <w:rPr>
+          <w:rFonts w:ascii="Segoe UI" w:eastAsia="Times New Roman" w:hAnsi="Segoe UI" w:cs="Segoe UI"/>
+          <w:kern w:val="0"/>
+          <w:sz w:val="21"/>
+          <w:szCs w:val="21"/>
+          <w:lang w:eastAsia="en-IN"/>
+          <w14:ligatures w14:val="none"/>
+        </w:rPr>
+        <w:t>/delta/gold/&lt;subject&gt;/&lt;table&gt;/</w:t>
+      </w:r>
+      <w:r>
+        <w:rPr>
+          <w:rFonts w:ascii="Segoe UI" w:eastAsia="Times New Roman" w:hAnsi="Segoe UI" w:cs="Segoe UI"/>
+          <w:kern w:val="0"/>
+          <w:sz w:val="21"/>
+          <w:szCs w:val="21"/>
+          <w:lang w:eastAsia="en-IN"/>
+          <w14:ligatures w14:val="none"/>
+        </w:rPr>
+        <w:br/>
+      </w:r>
+      <w:r>
+        <w:rPr>
+          <w:rFonts w:ascii="Segoe UI" w:eastAsia="Times New Roman" w:hAnsi="Segoe UI" w:cs="Segoe UI"/>
+          <w:kern w:val="0"/>
+          <w:sz w:val="21"/>
+          <w:szCs w:val="21"/>
+          <w:lang w:eastAsia="en-IN"/>
+          <w14:ligatures w14:val="none"/>
+        </w:rPr>
+        <w:br/>
+        <w:t>Use case: BI Dashboards, ML Features, Self Service Analytics</w:t>
+      </w:r>
+      <w:r>
+        <w:rPr>
+          <w:rFonts w:ascii="Segoe UI" w:eastAsia="Times New Roman" w:hAnsi="Segoe UI" w:cs="Segoe UI"/>
+          <w:kern w:val="0"/>
+          <w:sz w:val="21"/>
+          <w:szCs w:val="21"/>
+          <w:lang w:eastAsia="en-IN"/>
+          <w14:ligatures w14:val="none"/>
+        </w:rPr>
+        <w:br/>
+      </w:r>
+      <w:r>
+        <w:rPr>
+          <w:rFonts w:ascii="Segoe UI" w:eastAsia="Times New Roman" w:hAnsi="Segoe UI" w:cs="Segoe UI"/>
+          <w:kern w:val="0"/>
+          <w:sz w:val="21"/>
+          <w:szCs w:val="21"/>
+          <w:lang w:eastAsia="en-IN"/>
+          <w14:ligatures w14:val="none"/>
+        </w:rPr>
+        <w:br/>
+        <w:t xml:space="preserve">Why it matters: </w:t>
+      </w:r>
+      <w:proofErr w:type="gramStart"/>
+      <w:r>
+        <w:rPr>
+          <w:rFonts w:ascii="Segoe UI" w:eastAsia="Times New Roman" w:hAnsi="Segoe UI" w:cs="Segoe UI"/>
+          <w:kern w:val="0"/>
+          <w:sz w:val="21"/>
+          <w:szCs w:val="21"/>
+          <w:lang w:eastAsia="en-IN"/>
+          <w14:ligatures w14:val="none"/>
+        </w:rPr>
+        <w:t>Gold</w:t>
+      </w:r>
+      <w:proofErr w:type="gramEnd"/>
+      <w:r>
+        <w:rPr>
+          <w:rFonts w:ascii="Segoe UI" w:eastAsia="Times New Roman" w:hAnsi="Segoe UI" w:cs="Segoe UI"/>
+          <w:kern w:val="0"/>
+          <w:sz w:val="21"/>
+          <w:szCs w:val="21"/>
+          <w:lang w:eastAsia="en-IN"/>
+          <w14:ligatures w14:val="none"/>
+        </w:rPr>
+        <w:t xml:space="preserve"> answers business questions. Not raw data. Not cleaned data. Answers.</w:t>
+      </w:r>
+      <w:r>
+        <w:rPr>
+          <w:rFonts w:ascii="Segoe UI" w:eastAsia="Times New Roman" w:hAnsi="Segoe UI" w:cs="Segoe UI"/>
+          <w:kern w:val="0"/>
+          <w:sz w:val="21"/>
+          <w:szCs w:val="21"/>
+          <w:lang w:eastAsia="en-IN"/>
+          <w14:ligatures w14:val="none"/>
+        </w:rPr>
+        <w:br/>
+      </w:r>
+      <w:r>
+        <w:rPr>
+          <w:rFonts w:ascii="Segoe UI" w:eastAsia="Times New Roman" w:hAnsi="Segoe UI" w:cs="Segoe UI"/>
+          <w:kern w:val="0"/>
+          <w:sz w:val="21"/>
+          <w:szCs w:val="21"/>
+          <w:lang w:eastAsia="en-IN"/>
+          <w14:ligatures w14:val="none"/>
+        </w:rPr>
+        <w:br/>
+        <w:t>→ The Full Flow</w:t>
+      </w:r>
+      <w:r>
+        <w:rPr>
+          <w:rFonts w:ascii="Segoe UI" w:eastAsia="Times New Roman" w:hAnsi="Segoe UI" w:cs="Segoe UI"/>
+          <w:kern w:val="0"/>
+          <w:sz w:val="21"/>
+          <w:szCs w:val="21"/>
+          <w:lang w:eastAsia="en-IN"/>
+          <w14:ligatures w14:val="none"/>
+        </w:rPr>
+        <w:br/>
+      </w:r>
+      <w:r>
+        <w:rPr>
+          <w:rFonts w:ascii="Segoe UI" w:eastAsia="Times New Roman" w:hAnsi="Segoe UI" w:cs="Segoe UI"/>
+          <w:kern w:val="0"/>
+          <w:sz w:val="21"/>
+          <w:szCs w:val="21"/>
+          <w:lang w:eastAsia="en-IN"/>
+          <w14:ligatures w14:val="none"/>
+        </w:rPr>
+        <w:br/>
+        <w:t>Ingest raw data → Bronze</w:t>
+      </w:r>
+      <w:r>
+        <w:rPr>
+          <w:rFonts w:ascii="Segoe UI" w:eastAsia="Times New Roman" w:hAnsi="Segoe UI" w:cs="Segoe UI"/>
+          <w:kern w:val="0"/>
+          <w:sz w:val="21"/>
+          <w:szCs w:val="21"/>
+          <w:lang w:eastAsia="en-IN"/>
+          <w14:ligatures w14:val="none"/>
+        </w:rPr>
+        <w:br/>
+        <w:t>Clean and transform → Silver</w:t>
+      </w:r>
+      <w:r>
+        <w:rPr>
+          <w:rFonts w:ascii="Segoe UI" w:eastAsia="Times New Roman" w:hAnsi="Segoe UI" w:cs="Segoe UI"/>
+          <w:kern w:val="0"/>
+          <w:sz w:val="21"/>
+          <w:szCs w:val="21"/>
+          <w:lang w:eastAsia="en-IN"/>
+          <w14:ligatures w14:val="none"/>
+        </w:rPr>
+        <w:br/>
+        <w:t>Aggregate and model → Gold</w:t>
+      </w:r>
+      <w:r>
+        <w:rPr>
+          <w:rFonts w:ascii="Segoe UI" w:eastAsia="Times New Roman" w:hAnsi="Segoe UI" w:cs="Segoe UI"/>
+          <w:kern w:val="0"/>
+          <w:sz w:val="21"/>
+          <w:szCs w:val="21"/>
+          <w:lang w:eastAsia="en-IN"/>
+          <w14:ligatures w14:val="none"/>
+        </w:rPr>
+        <w:br/>
+        <w:t>Power BI and ML consume Gold</w:t>
+      </w:r>
+      <w:r>
+        <w:rPr>
+          <w:rFonts w:ascii="Segoe UI" w:eastAsia="Times New Roman" w:hAnsi="Segoe UI" w:cs="Segoe UI"/>
+          <w:kern w:val="0"/>
+          <w:sz w:val="21"/>
+          <w:szCs w:val="21"/>
+          <w:lang w:eastAsia="en-IN"/>
+          <w14:ligatures w14:val="none"/>
+        </w:rPr>
+        <w:br/>
+        <w:t>Monitor and improve pipeline</w:t>
+      </w:r>
+      <w:r>
+        <w:rPr>
+          <w:rFonts w:ascii="Segoe UI" w:eastAsia="Times New Roman" w:hAnsi="Segoe UI" w:cs="Segoe UI"/>
+          <w:kern w:val="0"/>
+          <w:sz w:val="21"/>
+          <w:szCs w:val="21"/>
+          <w:lang w:eastAsia="en-IN"/>
+          <w14:ligatures w14:val="none"/>
+        </w:rPr>
+        <w:br/>
+      </w:r>
+      <w:r>
+        <w:rPr>
+          <w:rFonts w:ascii="Segoe UI" w:eastAsia="Times New Roman" w:hAnsi="Segoe UI" w:cs="Segoe UI"/>
+          <w:kern w:val="0"/>
+          <w:sz w:val="21"/>
+          <w:szCs w:val="21"/>
+          <w:lang w:eastAsia="en-IN"/>
+          <w14:ligatures w14:val="none"/>
+        </w:rPr>
+        <w:br/>
+        <w:t>→ Tools in Databricks</w:t>
+      </w:r>
+      <w:r>
+        <w:rPr>
+          <w:rFonts w:ascii="Segoe UI" w:eastAsia="Times New Roman" w:hAnsi="Segoe UI" w:cs="Segoe UI"/>
+          <w:kern w:val="0"/>
+          <w:sz w:val="21"/>
+          <w:szCs w:val="21"/>
+          <w:lang w:eastAsia="en-IN"/>
+          <w14:ligatures w14:val="none"/>
+        </w:rPr>
+        <w:br/>
+      </w:r>
+      <w:r>
+        <w:rPr>
+          <w:rFonts w:ascii="Segoe UI" w:eastAsia="Times New Roman" w:hAnsi="Segoe UI" w:cs="Segoe UI"/>
+          <w:kern w:val="0"/>
+          <w:sz w:val="21"/>
+          <w:szCs w:val="21"/>
+          <w:lang w:eastAsia="en-IN"/>
+          <w14:ligatures w14:val="none"/>
+        </w:rPr>
+        <w:br/>
+        <w:t>Delta Lake powers all three layers with ACID transactions, Time Travel, Schema Enforcement.</w:t>
+      </w:r>
+      <w:r>
+        <w:rPr>
+          <w:rFonts w:ascii="Segoe UI" w:eastAsia="Times New Roman" w:hAnsi="Segoe UI" w:cs="Segoe UI"/>
+          <w:kern w:val="0"/>
+          <w:sz w:val="21"/>
+          <w:szCs w:val="21"/>
+          <w:lang w:eastAsia="en-IN"/>
+          <w14:ligatures w14:val="none"/>
+        </w:rPr>
+        <w:br/>
+      </w:r>
+      <w:r>
+        <w:rPr>
+          <w:rFonts w:ascii="Segoe UI" w:eastAsia="Times New Roman" w:hAnsi="Segoe UI" w:cs="Segoe UI"/>
+          <w:kern w:val="0"/>
+          <w:sz w:val="21"/>
+          <w:szCs w:val="21"/>
+          <w:lang w:eastAsia="en-IN"/>
+          <w14:ligatures w14:val="none"/>
+        </w:rPr>
+        <w:br/>
+        <w:t xml:space="preserve">Databricks Workflows automate the pipeline. DLT manages dependencies. Unity </w:t>
+      </w:r>
+      <w:proofErr w:type="spellStart"/>
+      <w:r>
+        <w:rPr>
+          <w:rFonts w:ascii="Segoe UI" w:eastAsia="Times New Roman" w:hAnsi="Segoe UI" w:cs="Segoe UI"/>
+          <w:kern w:val="0"/>
+          <w:sz w:val="21"/>
+          <w:szCs w:val="21"/>
+          <w:lang w:eastAsia="en-IN"/>
+          <w14:ligatures w14:val="none"/>
+        </w:rPr>
+        <w:t>Catalog</w:t>
+      </w:r>
+      <w:proofErr w:type="spellEnd"/>
+      <w:r>
+        <w:rPr>
+          <w:rFonts w:ascii="Segoe UI" w:eastAsia="Times New Roman" w:hAnsi="Segoe UI" w:cs="Segoe UI"/>
+          <w:kern w:val="0"/>
+          <w:sz w:val="21"/>
+          <w:szCs w:val="21"/>
+          <w:lang w:eastAsia="en-IN"/>
+          <w14:ligatures w14:val="none"/>
+        </w:rPr>
+        <w:t xml:space="preserve"> governs access.</w:t>
+      </w:r>
+      <w:r>
+        <w:rPr>
+          <w:rFonts w:ascii="Segoe UI" w:eastAsia="Times New Roman" w:hAnsi="Segoe UI" w:cs="Segoe UI"/>
+          <w:kern w:val="0"/>
+          <w:sz w:val="21"/>
+          <w:szCs w:val="21"/>
+          <w:lang w:eastAsia="en-IN"/>
+          <w14:ligatures w14:val="none"/>
+        </w:rPr>
+        <w:br/>
+      </w:r>
+      <w:r>
+        <w:rPr>
+          <w:rFonts w:ascii="Segoe UI" w:eastAsia="Times New Roman" w:hAnsi="Segoe UI" w:cs="Segoe UI"/>
+          <w:kern w:val="0"/>
+          <w:sz w:val="21"/>
+          <w:szCs w:val="21"/>
+          <w:lang w:eastAsia="en-IN"/>
+          <w14:ligatures w14:val="none"/>
+        </w:rPr>
+        <w:br/>
+        <w:t>→ Best Practices</w:t>
+      </w:r>
+      <w:r>
+        <w:rPr>
+          <w:rFonts w:ascii="Segoe UI" w:eastAsia="Times New Roman" w:hAnsi="Segoe UI" w:cs="Segoe UI"/>
+          <w:kern w:val="0"/>
+          <w:sz w:val="21"/>
+          <w:szCs w:val="21"/>
+          <w:lang w:eastAsia="en-IN"/>
+          <w14:ligatures w14:val="none"/>
+        </w:rPr>
+        <w:br/>
+      </w:r>
+      <w:r>
+        <w:rPr>
+          <w:rFonts w:ascii="Segoe UI" w:eastAsia="Times New Roman" w:hAnsi="Segoe UI" w:cs="Segoe UI"/>
+          <w:kern w:val="0"/>
+          <w:sz w:val="21"/>
+          <w:szCs w:val="21"/>
+          <w:lang w:eastAsia="en-IN"/>
+          <w14:ligatures w14:val="none"/>
+        </w:rPr>
+        <w:br/>
+        <w:t>• Use Delta Lake for every layer, not just Gold</w:t>
+      </w:r>
+      <w:r>
+        <w:rPr>
+          <w:rFonts w:ascii="Segoe UI" w:eastAsia="Times New Roman" w:hAnsi="Segoe UI" w:cs="Segoe UI"/>
+          <w:kern w:val="0"/>
+          <w:sz w:val="21"/>
+          <w:szCs w:val="21"/>
+          <w:lang w:eastAsia="en-IN"/>
+          <w14:ligatures w14:val="none"/>
+        </w:rPr>
+        <w:br/>
+        <w:t>• Follow strict naming conventions across all paths</w:t>
+      </w:r>
+      <w:r>
+        <w:rPr>
+          <w:rFonts w:ascii="Segoe UI" w:eastAsia="Times New Roman" w:hAnsi="Segoe UI" w:cs="Segoe UI"/>
+          <w:kern w:val="0"/>
+          <w:sz w:val="21"/>
+          <w:szCs w:val="21"/>
+          <w:lang w:eastAsia="en-IN"/>
+          <w14:ligatures w14:val="none"/>
+        </w:rPr>
+        <w:br/>
+        <w:t>• Implement data quality checks between Bronze and Silver</w:t>
+      </w:r>
+      <w:r>
+        <w:rPr>
+          <w:rFonts w:ascii="Segoe UI" w:eastAsia="Times New Roman" w:hAnsi="Segoe UI" w:cs="Segoe UI"/>
+          <w:kern w:val="0"/>
+          <w:sz w:val="21"/>
+          <w:szCs w:val="21"/>
+          <w:lang w:eastAsia="en-IN"/>
+          <w14:ligatures w14:val="none"/>
+        </w:rPr>
+        <w:br/>
+        <w:t>• Automate with DLT or ADF workflows</w:t>
+      </w:r>
+      <w:r>
+        <w:rPr>
+          <w:rFonts w:ascii="Segoe UI" w:eastAsia="Times New Roman" w:hAnsi="Segoe UI" w:cs="Segoe UI"/>
+          <w:kern w:val="0"/>
+          <w:sz w:val="21"/>
+          <w:szCs w:val="21"/>
+          <w:lang w:eastAsia="en-IN"/>
+          <w14:ligatures w14:val="none"/>
+        </w:rPr>
+        <w:br/>
+        <w:t>• Monitor data lineage and freshness at every layer</w:t>
+      </w:r>
+      <w:r>
+        <w:rPr>
+          <w:rFonts w:ascii="Segoe UI" w:eastAsia="Times New Roman" w:hAnsi="Segoe UI" w:cs="Segoe UI"/>
+          <w:kern w:val="0"/>
+          <w:sz w:val="21"/>
+          <w:szCs w:val="21"/>
+          <w:lang w:eastAsia="en-IN"/>
+          <w14:ligatures w14:val="none"/>
+        </w:rPr>
+        <w:br/>
+      </w:r>
+      <w:r>
+        <w:rPr>
+          <w:rFonts w:ascii="Segoe UI" w:eastAsia="Times New Roman" w:hAnsi="Segoe UI" w:cs="Segoe UI"/>
+          <w:kern w:val="0"/>
+          <w:sz w:val="21"/>
+          <w:szCs w:val="21"/>
+          <w:lang w:eastAsia="en-IN"/>
+          <w14:ligatures w14:val="none"/>
+        </w:rPr>
+        <w:br/>
+        <w:t>→ Interview Tip</w:t>
+      </w:r>
+      <w:r>
+        <w:rPr>
+          <w:rFonts w:ascii="Segoe UI" w:eastAsia="Times New Roman" w:hAnsi="Segoe UI" w:cs="Segoe UI"/>
+          <w:kern w:val="0"/>
+          <w:sz w:val="21"/>
+          <w:szCs w:val="21"/>
+          <w:lang w:eastAsia="en-IN"/>
+          <w14:ligatures w14:val="none"/>
+        </w:rPr>
+        <w:br/>
+      </w:r>
+      <w:r>
+        <w:rPr>
+          <w:rFonts w:ascii="Segoe UI" w:eastAsia="Times New Roman" w:hAnsi="Segoe UI" w:cs="Segoe UI"/>
+          <w:kern w:val="0"/>
+          <w:sz w:val="21"/>
+          <w:szCs w:val="21"/>
+          <w:lang w:eastAsia="en-IN"/>
+          <w14:ligatures w14:val="none"/>
+        </w:rPr>
+        <w:br/>
+        <w:t>When asked about pipeline design, do not say "I used Spark."</w:t>
+      </w:r>
+      <w:r>
+        <w:rPr>
+          <w:rFonts w:ascii="Segoe UI" w:eastAsia="Times New Roman" w:hAnsi="Segoe UI" w:cs="Segoe UI"/>
+          <w:kern w:val="0"/>
+          <w:sz w:val="21"/>
+          <w:szCs w:val="21"/>
+          <w:lang w:eastAsia="en-IN"/>
+          <w14:ligatures w14:val="none"/>
+        </w:rPr>
+        <w:br/>
+      </w:r>
+      <w:r>
+        <w:rPr>
+          <w:rFonts w:ascii="Segoe UI" w:eastAsia="Times New Roman" w:hAnsi="Segoe UI" w:cs="Segoe UI"/>
+          <w:kern w:val="0"/>
+          <w:sz w:val="21"/>
+          <w:szCs w:val="21"/>
+          <w:lang w:eastAsia="en-IN"/>
+          <w14:ligatures w14:val="none"/>
+        </w:rPr>
+        <w:br/>
+        <w:t>Say: "Bronze stores raw data for audit and replay. Silver applies business rules and cleaning. Gold serves BI and ML. Delta Lake connects all three with ACID guarantees."</w:t>
+      </w:r>
+      <w:r>
+        <w:rPr>
+          <w:rFonts w:ascii="Segoe UI" w:eastAsia="Times New Roman" w:hAnsi="Segoe UI" w:cs="Segoe UI"/>
+          <w:kern w:val="0"/>
+          <w:sz w:val="21"/>
+          <w:szCs w:val="21"/>
+          <w:lang w:eastAsia="en-IN"/>
+          <w14:ligatures w14:val="none"/>
+        </w:rPr>
+        <w:br/>
+      </w:r>
+      <w:r>
+        <w:rPr>
+          <w:rFonts w:ascii="Segoe UI" w:eastAsia="Times New Roman" w:hAnsi="Segoe UI" w:cs="Segoe UI"/>
+          <w:kern w:val="0"/>
+          <w:sz w:val="21"/>
+          <w:szCs w:val="21"/>
+          <w:lang w:eastAsia="en-IN"/>
+          <w14:ligatures w14:val="none"/>
+        </w:rPr>
+        <w:br/>
+        <w:t xml:space="preserve">Get my DE Guide here: </w:t>
+      </w:r>
+      <w:hyperlink r:id="rId7" w:tgtFrame="_self" w:history="1">
+        <w:r>
+          <w:rPr>
+            <w:rFonts w:ascii="Segoe UI" w:eastAsia="Times New Roman" w:hAnsi="Segoe UI" w:cs="Segoe UI"/>
+            <w:b/>
+            <w:bCs/>
+            <w:color w:val="0A66C2"/>
+            <w:kern w:val="0"/>
+            <w:sz w:val="21"/>
+            <w:szCs w:val="21"/>
+            <w:u w:val="single"/>
+            <w:bdr w:val="none" w:sz="0" w:space="0" w:color="auto" w:frame="1"/>
+            <w:lang w:eastAsia="en-IN"/>
+            <w14:ligatures w14:val="none"/>
+          </w:rPr>
+          <w:t>https://lnkd.in/ghCp94Z2</w:t>
+        </w:r>
+      </w:hyperlink>
+      <w:r>
+        <w:rPr>
+          <w:rFonts w:ascii="Segoe UI" w:eastAsia="Times New Roman" w:hAnsi="Segoe UI" w:cs="Segoe UI"/>
+          <w:kern w:val="0"/>
+          <w:sz w:val="21"/>
+          <w:szCs w:val="21"/>
+          <w:lang w:eastAsia="en-IN"/>
+          <w14:ligatures w14:val="none"/>
+        </w:rPr>
+        <w:br/>
+      </w:r>
+      <w:r>
+        <w:rPr>
+          <w:rFonts w:ascii="Segoe UI" w:eastAsia="Times New Roman" w:hAnsi="Segoe UI" w:cs="Segoe UI"/>
+          <w:kern w:val="0"/>
+          <w:sz w:val="21"/>
+          <w:szCs w:val="21"/>
+          <w:lang w:eastAsia="en-IN"/>
+          <w14:ligatures w14:val="none"/>
+        </w:rPr>
+        <w:br/>
+        <w:t>That answer separates engineers who have built production pipelines from those who have only watched tutorials.</w:t>
+      </w:r>
+    </w:p>
+    <w:p>
+      <w:pPr>
+        <w:spacing w:after="0" w:line="240" w:lineRule="auto"/>
+        <w:textAlignment w:val="baseline"/>
+        <w:rPr>
+          <w:rFonts w:ascii="Segoe UI" w:eastAsia="Times New Roman" w:hAnsi="Segoe UI" w:cs="Segoe UI"/>
+          <w:kern w:val="0"/>
+          <w:sz w:val="24"/>
+          <w:szCs w:val="24"/>
+          <w:lang w:eastAsia="en-IN"/>
+          <w14:ligatures w14:val="none"/>
+        </w:rPr>
+      </w:pPr>
+      <w:r>
+        <w:rPr>
+          <w:rFonts w:ascii="Segoe UI" w:eastAsia="Times New Roman" w:hAnsi="Segoe UI" w:cs="Segoe UI"/>
+          <w:kern w:val="0"/>
+          <w:sz w:val="20"/>
+          <w:szCs w:val="20"/>
+          <w:bdr w:val="none" w:sz="0" w:space="0" w:color="auto" w:frame="1"/>
+          <w:lang w:eastAsia="en-IN"/>
+          <w14:ligatures w14:val="none"/>
+        </w:rPr>
+        <w:t>Activate to view larger image,</w:t>
+      </w:r>
+    </w:p>
+    <w:p>
+      <w:pPr>
+        <w:spacing w:after="0" w:line="240" w:lineRule="auto"/>
+        <w:textAlignment w:val="baseline"/>
+        <w:rPr>
+          <w:rFonts w:ascii="Segoe UI" w:eastAsia="Times New Roman" w:hAnsi="Segoe UI" w:cs="Segoe UI"/>
+          <w:kern w:val="0"/>
+          <w:sz w:val="20"/>
+          <w:szCs w:val="20"/>
+          <w:lang w:eastAsia="en-IN"/>
+          <w14:ligatures w14:val="none"/>
+        </w:rPr>
+      </w:pPr>
+      <w:r>
+        <w:rPr>
+          <w:rFonts w:ascii="Segoe UI" w:eastAsia="Times New Roman" w:hAnsi="Segoe UI" w:cs="Segoe UI"/>
+          <w:noProof/>
+          <w:kern w:val="0"/>
+          <w:sz w:val="20"/>
+          <w:szCs w:val="20"/>
+          <w:lang w:eastAsia="en-IN"/>
+          <w14:ligatures w14:val="none"/>
+        </w:rPr>
+        <w:lastRenderedPageBreak/>
+        <w:drawing>
+          <wp:inline distT="0" distB="0" distL="0" distR="0" wp14:anchorId="6BC492BD" wp14:editId="0FD11932">
+            <wp:extent cx="5711825" cy="4572000"/>
+            <wp:effectExtent l="0" t="0" r="3175" b="0"/>
+            <wp:docPr id="2047815157" name="Picture 2" descr="View image"/>
+            <wp:cNvGraphicFramePr>
+              <a:graphicFrameLocks xmlns:a="http://schemas.openxmlformats.org/drawingml/2006/main" noChangeAspect="1"/>
+            </wp:cNvGraphicFramePr>
+            <a:graphic xmlns:a="http://schemas.openxmlformats.org/drawingml/2006/main">
+              <a:graphicData uri="http://schemas.openxmlformats.org/drawingml/2006/picture">
+                <pic:pic xmlns:pic="http://schemas.openxmlformats.org/drawingml/2006/picture">
+                  <pic:nvPicPr>
+                    <pic:cNvPr id="0" name="ember55" descr="View image"/>
+                    <pic:cNvPicPr>
+                      <a:picLocks noChangeAspect="1" noChangeArrowheads="1"/>
+                    </pic:cNvPicPr>
+                  </pic:nvPicPr>
+                  <pic:blipFill>
+                    <a:blip r:embed="rId8">
+                      <a:extLst>
+                        <a:ext uri="{28A0092B-C50C-407E-A947-70E740481C1C}">
+                          <a14:useLocalDpi xmlns:a14="http://schemas.microsoft.com/office/drawing/2010/main" val="0"/>
+                        </a:ext>
+                      </a:extLst>
+                    </a:blip>
+                    <a:srcRect/>
+                    <a:stretch>
+                      <a:fillRect/>
+                    </a:stretch>
+                  </pic:blipFill>
+                  <pic:spPr bwMode="auto">
+                    <a:xfrm>
+                      <a:off x="0" y="0"/>
+                      <a:ext cx="5711825" cy="4572000"/>
+                    </a:xfrm>
+                    <a:prstGeom prst="rect">
+                      <a:avLst/>
+                    </a:prstGeom>
+                    <a:noFill/>
+                    <a:ln>
+                      <a:noFill/>
+                    </a:ln>
+                  </pic:spPr>
+                </pic:pic>
+              </a:graphicData>
+            </a:graphic>
+          </wp:inline>
+        </w:drawing>
+      </w:r>
+    </w:p>
+    <w:p/>
     <w:sectPr>
       <w:pgSz w:w="11906" w:h="16838"/>
       <w:pgMar w:top="1440" w:right="1440" w:bottom="1440" w:left="1440" w:header="708" w:footer="708" w:gutter="0"/>
@@ -67,12 +3259,8 @@
 </w:document>
 </file>
 
-<file path=word/numbering.xml><?xml version="1.0" encoding="utf-8"?>
-<w:numbering xmlns:wpc="http://schemas.microsoft.com/office/word/2010/wordprocessingCanvas" xmlns:cx="http://schemas.microsoft.com/office/drawing/2014/chartex" xmlns:cx1="http://schemas.microsoft.com/office/drawing/2015/9/8/chartex" xmlns:cx2="http://schemas.microsoft.com/office/drawing/2015/10/21/chartex" xmlns:cx3="http://schemas.microsoft.com/office/drawing/2016/5/9/chartex" xmlns:cx4="http://schemas.microsoft.com/office/drawing/2016/5/10/chartex" xmlns:cx5="http://schemas.microsoft.com/office/drawing/2016/5/11/chartex" xmlns:cx6="http://schemas.microsoft.com/office/drawing/2016/5/12/chartex" xmlns:cx7="http://schemas.microsoft.com/office/drawing/2016/5/13/chartex" xmlns:cx8="http://schemas.microsoft.com/office/drawing/2016/5/14/chartex" xmlns:mc="http://schemas.openxmlformats.org/markup-compatibility/2006" xmlns:aink="http://schemas.microsoft.com/office/drawing/2016/ink" xmlns:am3d="http://schemas.microsoft.com/office/drawing/2017/model3d" xmlns:o="urn:schemas-microsoft-com:office:office" xmlns:oel="http://schemas.microsoft.com/office/2019/extlst" xmlns:r="http://schemas.openxmlformats.org/officeDocument/2006/relationships" xmlns:m="http://schemas.openxmlformats.org/officeDocument/2006/math" xmlns:v="urn:schemas-microsoft-com:vml" xmlns:wp14="http://schemas.microsoft.com/office/word/2010/wordprocessingDrawing" xmlns:wp="http://schemas.openxmlformats.org/drawingml/2006/wordprocessingDrawing" xmlns:w10="urn:schemas-microsoft-com:office:word" xmlns:w="http://schemas.openxmlformats.org/wordprocessingml/2006/main" xmlns:w14="http://schemas.microsoft.com/office/word/2010/wordml" xmlns:w15="http://schemas.microsoft.com/office/word/2012/wordml" xmlns:w16cex="http://schemas.microsoft.com/office/word/2018/wordml/cex" xmlns:w16cid="http://schemas.microsoft.com/office/word/2016/wordml/cid" xmlns:w16="http://schemas.microsoft.com/office/word/2018/wordml" xmlns:w16du="http://schemas.microsoft.com/office/word/2023/wordml/word16du" xmlns:w16sdtdh="http://schemas.microsoft.com/office/word/2020/wordml/sdtdatahash" xmlns:w16sdtfl="http://schemas.microsoft.com/office/word/2024/wordml/sdtformatlock" xmlns:w16se="http://schemas.microsoft.com/office/word/2015/wordml/symex" xmlns:wpg="http://schemas.microsoft.com/office/word/2010/wordprocessingGroup" xmlns:wpi="http://schemas.microsoft.com/office/word/2010/wordprocessingInk" xmlns:wne="http://schemas.microsoft.com/office/word/2006/wordml" xmlns:wps="http://schemas.microsoft.com/office/word/2010/wordprocessingShape" mc:Ignorable="w14 w15 w16se w16cid w16 w16cex w16sdtdh w16sdtfl w16du wp14"/>
-</file>
-
 <file path=word/styles.xml><?xml version="1.0" encoding="utf-8"?>
-<w:styles xmlns:mc="http://schemas.openxmlformats.org/markup-compatibility/2006" xmlns:r="http://schemas.openxmlformats.org/officeDocument/2006/relationships" xmlns:w="http://schemas.openxmlformats.org/wordprocessingml/2006/main" xmlns:w14="http://schemas.microsoft.com/office/word/2010/wordml" xmlns:w15="http://schemas.microsoft.com/office/word/2012/wordml" xmlns:w16cex="http://schemas.microsoft.com/office/word/2018/wordml/cex" xmlns:w16cid="http://schemas.microsoft.com/office/word/2016/wordml/cid" xmlns:w16="http://schemas.microsoft.com/office/word/2018/wordml" xmlns:w16du="http://schemas.microsoft.com/office/word/2023/wordml/word16du" xmlns:w16sdtdh="http://schemas.microsoft.com/office/word/2020/wordml/sdtdatahash" xmlns:w16sdtfl="http://schemas.microsoft.com/office/word/2024/wordml/sdtformatlock" xmlns:w16se="http://schemas.microsoft.com/office/word/2015/wordml/symex" mc:Ignorable="w14 w15 w16se w16cid w16 w16cex w16sdtdh w16sdtfl w16du">
+<w:styles xmlns:mc="http://schemas.openxmlformats.org/markup-compatibility/2006" xmlns:r="http://schemas.openxmlformats.org/officeDocument/2006/relationships" xmlns:w="http://schemas.openxmlformats.org/wordprocessingml/2006/main" xmlns:w14="http://schemas.microsoft.com/office/word/2010/wordml" xmlns:w15="http://schemas.microsoft.com/office/word/2012/wordml" xmlns:w16cex="http://schemas.microsoft.com/office/word/2018/wordml/cex" xmlns:w16cid="http://schemas.microsoft.com/office/word/2016/wordml/cid" xmlns:w16="http://schemas.microsoft.com/office/word/2018/wordml" xmlns:w16sdtdh="http://schemas.microsoft.com/office/word/2020/wordml/sdtdatahash" xmlns:w16se="http://schemas.microsoft.com/office/word/2015/wordml/symex" mc:Ignorable="w14 w15 w16se w16cid w16 w16cex w16sdtdh">
   <w:docDefaults>
     <w:rPrDefault>
       <w:rPr>
@@ -499,6 +3687,33 @@
     <w:semiHidden/>
     <w:unhideWhenUsed/>
   </w:style>
+  <w:style w:type="character" w:customStyle="1" w:styleId="break-words">
+    <w:name w:val="break-words"/>
+    <w:basedOn w:val="DefaultParagraphFont"/>
+    <w:rsid w:val="00A24EB4"/>
+  </w:style>
+  <w:style w:type="character" w:customStyle="1" w:styleId="white-space-pre">
+    <w:name w:val="white-space-pre"/>
+    <w:basedOn w:val="DefaultParagraphFont"/>
+    <w:rsid w:val="00A24EB4"/>
+  </w:style>
+  <w:style w:type="character" w:styleId="Hyperlink">
+    <w:name w:val="Hyperlink"/>
+    <w:basedOn w:val="DefaultParagraphFont"/>
+    <w:uiPriority w:val="99"/>
+    <w:semiHidden/>
+    <w:unhideWhenUsed/>
+    <w:rsid w:val="00A24EB4"/>
+    <w:rPr>
+      <w:color w:val="0000FF"/>
+      <w:u w:val="single"/>
+    </w:rPr>
+  </w:style>
+  <w:style w:type="character" w:customStyle="1" w:styleId="visually-hidden">
+    <w:name w:val="visually-hidden"/>
+    <w:basedOn w:val="DefaultParagraphFont"/>
+    <w:rsid w:val="00A24EB4"/>
+  </w:style>
 </w:styles>
 </file>
 

--- a/LEARNING/Data Engineering Concepts/Data Architecture.docx
+++ b/LEARNING/Data Engineering Concepts/Data Architecture.docx
@@ -3232,6 +3232,2600 @@
                     <a:xfrm>
                       <a:off x="0" y="0"/>
                       <a:ext cx="5711825" cy="4572000"/>
+                    </a:xfrm>
+                    <a:prstGeom prst="rect">
+                      <a:avLst/>
+                    </a:prstGeom>
+                    <a:noFill/>
+                    <a:ln>
+                      <a:noFill/>
+                    </a:ln>
+                  </pic:spPr>
+                </pic:pic>
+              </a:graphicData>
+            </a:graphic>
+          </wp:inline>
+        </w:drawing>
+      </w:r>
+    </w:p>
+    <w:p/>
+    <w:p/>
+    <w:p>
+      <w:pPr>
+        <w:pBdr>
+          <w:bottom w:val="single" w:sz="6" w:space="1" w:color="auto"/>
+        </w:pBdr>
+      </w:pPr>
+    </w:p>
+    <w:p/>
+    <w:p>
+      <w:pPr>
+        <w:textAlignment w:val="baseline"/>
+        <w:rPr>
+          <w:rFonts w:ascii="Segoe UI" w:hAnsi="Segoe UI" w:cs="Segoe UI"/>
+        </w:rPr>
+      </w:pPr>
+      <w:r>
+        <w:rPr>
+          <w:rStyle w:val="break-words"/>
+          <w:rFonts w:ascii="Cambria Math" w:hAnsi="Cambria Math" w:cs="Cambria Math"/>
+          <w:sz w:val="21"/>
+          <w:szCs w:val="21"/>
+        </w:rPr>
+        <w:t>𝗠𝗼𝘀𝘁</w:t>
+      </w:r>
+      <w:r>
+        <w:rPr>
+          <w:rStyle w:val="break-words"/>
+          <w:rFonts w:ascii="Segoe UI" w:hAnsi="Segoe UI" w:cs="Segoe UI"/>
+          <w:sz w:val="21"/>
+          <w:szCs w:val="21"/>
+        </w:rPr>
+        <w:t xml:space="preserve"> </w:t>
+      </w:r>
+      <w:r>
+        <w:rPr>
+          <w:rStyle w:val="break-words"/>
+          <w:rFonts w:ascii="Cambria Math" w:hAnsi="Cambria Math" w:cs="Cambria Math"/>
+          <w:sz w:val="21"/>
+          <w:szCs w:val="21"/>
+        </w:rPr>
+        <w:t>𝗗𝗮𝘁𝗮</w:t>
+      </w:r>
+      <w:r>
+        <w:rPr>
+          <w:rStyle w:val="break-words"/>
+          <w:rFonts w:ascii="Segoe UI" w:hAnsi="Segoe UI" w:cs="Segoe UI"/>
+          <w:sz w:val="21"/>
+          <w:szCs w:val="21"/>
+        </w:rPr>
+        <w:t xml:space="preserve"> </w:t>
+      </w:r>
+      <w:r>
+        <w:rPr>
+          <w:rStyle w:val="break-words"/>
+          <w:rFonts w:ascii="Cambria Math" w:hAnsi="Cambria Math" w:cs="Cambria Math"/>
+          <w:sz w:val="21"/>
+          <w:szCs w:val="21"/>
+        </w:rPr>
+        <w:t>𝗔𝗿𝗰𝗵𝗶𝘁𝗲𝗰𝘁𝘂𝗿𝗲</w:t>
+      </w:r>
+      <w:r>
+        <w:rPr>
+          <w:rStyle w:val="break-words"/>
+          <w:rFonts w:ascii="Segoe UI" w:hAnsi="Segoe UI" w:cs="Segoe UI"/>
+          <w:sz w:val="21"/>
+          <w:szCs w:val="21"/>
+        </w:rPr>
+        <w:t xml:space="preserve"> </w:t>
+      </w:r>
+      <w:r>
+        <w:rPr>
+          <w:rStyle w:val="break-words"/>
+          <w:rFonts w:ascii="Cambria Math" w:hAnsi="Cambria Math" w:cs="Cambria Math"/>
+          <w:sz w:val="21"/>
+          <w:szCs w:val="21"/>
+        </w:rPr>
+        <w:t>𝗱𝗶𝘀𝗰𝘂𝘀𝘀𝗶𝗼𝗻𝘀</w:t>
+      </w:r>
+      <w:r>
+        <w:rPr>
+          <w:rStyle w:val="break-words"/>
+          <w:rFonts w:ascii="Segoe UI" w:hAnsi="Segoe UI" w:cs="Segoe UI"/>
+          <w:sz w:val="21"/>
+          <w:szCs w:val="21"/>
+        </w:rPr>
+        <w:t xml:space="preserve"> </w:t>
+      </w:r>
+      <w:r>
+        <w:rPr>
+          <w:rStyle w:val="break-words"/>
+          <w:rFonts w:ascii="Cambria Math" w:hAnsi="Cambria Math" w:cs="Cambria Math"/>
+          <w:sz w:val="21"/>
+          <w:szCs w:val="21"/>
+        </w:rPr>
+        <w:t>𝘀𝘁𝗼𝗽</w:t>
+      </w:r>
+      <w:r>
+        <w:rPr>
+          <w:rStyle w:val="break-words"/>
+          <w:rFonts w:ascii="Segoe UI" w:hAnsi="Segoe UI" w:cs="Segoe UI"/>
+          <w:sz w:val="21"/>
+          <w:szCs w:val="21"/>
+        </w:rPr>
+        <w:t xml:space="preserve"> </w:t>
+      </w:r>
+      <w:r>
+        <w:rPr>
+          <w:rStyle w:val="break-words"/>
+          <w:rFonts w:ascii="Cambria Math" w:hAnsi="Cambria Math" w:cs="Cambria Math"/>
+          <w:sz w:val="21"/>
+          <w:szCs w:val="21"/>
+        </w:rPr>
+        <w:t>𝗮𝘁</w:t>
+      </w:r>
+      <w:r>
+        <w:rPr>
+          <w:rStyle w:val="break-words"/>
+          <w:rFonts w:ascii="Segoe UI" w:hAnsi="Segoe UI" w:cs="Segoe UI"/>
+          <w:sz w:val="21"/>
+          <w:szCs w:val="21"/>
+        </w:rPr>
+        <w:t xml:space="preserve"> </w:t>
+      </w:r>
+      <w:r>
+        <w:rPr>
+          <w:rStyle w:val="break-words"/>
+          <w:rFonts w:ascii="Cambria Math" w:hAnsi="Cambria Math" w:cs="Cambria Math"/>
+          <w:sz w:val="21"/>
+          <w:szCs w:val="21"/>
+        </w:rPr>
+        <w:t>𝗟𝗮𝘆𝗲𝗿</w:t>
+      </w:r>
+      <w:r>
+        <w:rPr>
+          <w:rStyle w:val="break-words"/>
+          <w:rFonts w:ascii="Segoe UI" w:hAnsi="Segoe UI" w:cs="Segoe UI"/>
+          <w:sz w:val="21"/>
+          <w:szCs w:val="21"/>
+        </w:rPr>
+        <w:t xml:space="preserve"> </w:t>
+      </w:r>
+      <w:r>
+        <w:rPr>
+          <w:rStyle w:val="break-words"/>
+          <w:rFonts w:ascii="Cambria Math" w:hAnsi="Cambria Math" w:cs="Cambria Math"/>
+          <w:sz w:val="21"/>
+          <w:szCs w:val="21"/>
+        </w:rPr>
+        <w:t>𝟯</w:t>
+      </w:r>
+      <w:r>
+        <w:rPr>
+          <w:rStyle w:val="break-words"/>
+          <w:rFonts w:ascii="Segoe UI" w:hAnsi="Segoe UI" w:cs="Segoe UI"/>
+          <w:sz w:val="21"/>
+          <w:szCs w:val="21"/>
+        </w:rPr>
+        <w:t xml:space="preserve">. </w:t>
+      </w:r>
+      <w:r>
+        <w:rPr>
+          <w:rStyle w:val="break-words"/>
+          <w:rFonts w:ascii="Cambria Math" w:hAnsi="Cambria Math" w:cs="Cambria Math"/>
+          <w:sz w:val="21"/>
+          <w:szCs w:val="21"/>
+        </w:rPr>
+        <w:t>𝗧𝗵𝗮𝘁</w:t>
+      </w:r>
+      <w:r>
+        <w:rPr>
+          <w:rStyle w:val="break-words"/>
+          <w:rFonts w:ascii="Segoe UI" w:hAnsi="Segoe UI" w:cs="Segoe UI"/>
+          <w:sz w:val="21"/>
+          <w:szCs w:val="21"/>
+        </w:rPr>
+        <w:t>’</w:t>
+      </w:r>
+      <w:r>
+        <w:rPr>
+          <w:rStyle w:val="break-words"/>
+          <w:rFonts w:ascii="Cambria Math" w:hAnsi="Cambria Math" w:cs="Cambria Math"/>
+          <w:sz w:val="21"/>
+          <w:szCs w:val="21"/>
+        </w:rPr>
+        <w:t>𝘀</w:t>
+      </w:r>
+      <w:r>
+        <w:rPr>
+          <w:rStyle w:val="break-words"/>
+          <w:rFonts w:ascii="Segoe UI" w:hAnsi="Segoe UI" w:cs="Segoe UI"/>
+          <w:sz w:val="21"/>
+          <w:szCs w:val="21"/>
+        </w:rPr>
+        <w:t xml:space="preserve"> </w:t>
+      </w:r>
+      <w:r>
+        <w:rPr>
+          <w:rStyle w:val="break-words"/>
+          <w:rFonts w:ascii="Cambria Math" w:hAnsi="Cambria Math" w:cs="Cambria Math"/>
+          <w:sz w:val="21"/>
+          <w:szCs w:val="21"/>
+        </w:rPr>
+        <w:t>𝘄𝗵𝘆</w:t>
+      </w:r>
+      <w:r>
+        <w:rPr>
+          <w:rStyle w:val="break-words"/>
+          <w:rFonts w:ascii="Segoe UI" w:hAnsi="Segoe UI" w:cs="Segoe UI"/>
+          <w:sz w:val="21"/>
+          <w:szCs w:val="21"/>
+        </w:rPr>
+        <w:t xml:space="preserve"> </w:t>
+      </w:r>
+      <w:r>
+        <w:rPr>
+          <w:rStyle w:val="break-words"/>
+          <w:rFonts w:ascii="Cambria Math" w:hAnsi="Cambria Math" w:cs="Cambria Math"/>
+          <w:sz w:val="21"/>
+          <w:szCs w:val="21"/>
+        </w:rPr>
+        <w:t>𝗺𝗮𝗻𝘆</w:t>
+      </w:r>
+      <w:r>
+        <w:rPr>
+          <w:rStyle w:val="break-words"/>
+          <w:rFonts w:ascii="Segoe UI" w:hAnsi="Segoe UI" w:cs="Segoe UI"/>
+          <w:sz w:val="21"/>
+          <w:szCs w:val="21"/>
+        </w:rPr>
+        <w:t xml:space="preserve"> </w:t>
+      </w:r>
+      <w:r>
+        <w:rPr>
+          <w:rStyle w:val="break-words"/>
+          <w:rFonts w:ascii="Cambria Math" w:hAnsi="Cambria Math" w:cs="Cambria Math"/>
+          <w:sz w:val="21"/>
+          <w:szCs w:val="21"/>
+        </w:rPr>
+        <w:t>𝗱𝗮𝘁𝗮</w:t>
+      </w:r>
+      <w:r>
+        <w:rPr>
+          <w:rStyle w:val="break-words"/>
+          <w:rFonts w:ascii="Segoe UI" w:hAnsi="Segoe UI" w:cs="Segoe UI"/>
+          <w:sz w:val="21"/>
+          <w:szCs w:val="21"/>
+        </w:rPr>
+        <w:t xml:space="preserve"> </w:t>
+      </w:r>
+      <w:r>
+        <w:rPr>
+          <w:rStyle w:val="break-words"/>
+          <w:rFonts w:ascii="Cambria Math" w:hAnsi="Cambria Math" w:cs="Cambria Math"/>
+          <w:sz w:val="21"/>
+          <w:szCs w:val="21"/>
+        </w:rPr>
+        <w:t>𝗽𝗹𝗮𝘁𝗳𝗼𝗿𝗺𝘀</w:t>
+      </w:r>
+      <w:r>
+        <w:rPr>
+          <w:rStyle w:val="break-words"/>
+          <w:rFonts w:ascii="Segoe UI" w:hAnsi="Segoe UI" w:cs="Segoe UI"/>
+          <w:sz w:val="21"/>
+          <w:szCs w:val="21"/>
+        </w:rPr>
+        <w:t xml:space="preserve"> </w:t>
+      </w:r>
+      <w:r>
+        <w:rPr>
+          <w:rStyle w:val="break-words"/>
+          <w:rFonts w:ascii="Cambria Math" w:hAnsi="Cambria Math" w:cs="Cambria Math"/>
+          <w:sz w:val="21"/>
+          <w:szCs w:val="21"/>
+        </w:rPr>
+        <w:t>𝗻𝗲𝘃𝗲𝗿</w:t>
+      </w:r>
+      <w:r>
+        <w:rPr>
+          <w:rStyle w:val="break-words"/>
+          <w:rFonts w:ascii="Segoe UI" w:hAnsi="Segoe UI" w:cs="Segoe UI"/>
+          <w:sz w:val="21"/>
+          <w:szCs w:val="21"/>
+        </w:rPr>
+        <w:t xml:space="preserve"> </w:t>
+      </w:r>
+      <w:r>
+        <w:rPr>
+          <w:rStyle w:val="break-words"/>
+          <w:rFonts w:ascii="Cambria Math" w:hAnsi="Cambria Math" w:cs="Cambria Math"/>
+          <w:sz w:val="21"/>
+          <w:szCs w:val="21"/>
+        </w:rPr>
+        <w:t>𝗱𝗲𝗹𝗶𝘃𝗲𝗿</w:t>
+      </w:r>
+      <w:r>
+        <w:rPr>
+          <w:rStyle w:val="break-words"/>
+          <w:rFonts w:ascii="Segoe UI" w:hAnsi="Segoe UI" w:cs="Segoe UI"/>
+          <w:sz w:val="21"/>
+          <w:szCs w:val="21"/>
+        </w:rPr>
+        <w:t xml:space="preserve"> </w:t>
+      </w:r>
+      <w:r>
+        <w:rPr>
+          <w:rStyle w:val="break-words"/>
+          <w:rFonts w:ascii="Cambria Math" w:hAnsi="Cambria Math" w:cs="Cambria Math"/>
+          <w:sz w:val="21"/>
+          <w:szCs w:val="21"/>
+        </w:rPr>
+        <w:t>𝗿𝗲𝗮𝗹</w:t>
+      </w:r>
+      <w:r>
+        <w:rPr>
+          <w:rStyle w:val="break-words"/>
+          <w:rFonts w:ascii="Segoe UI" w:hAnsi="Segoe UI" w:cs="Segoe UI"/>
+          <w:sz w:val="21"/>
+          <w:szCs w:val="21"/>
+        </w:rPr>
+        <w:t xml:space="preserve"> </w:t>
+      </w:r>
+      <w:r>
+        <w:rPr>
+          <w:rStyle w:val="break-words"/>
+          <w:rFonts w:ascii="Cambria Math" w:hAnsi="Cambria Math" w:cs="Cambria Math"/>
+          <w:sz w:val="21"/>
+          <w:szCs w:val="21"/>
+        </w:rPr>
+        <w:t>𝗯𝘂𝘀𝗶𝗻𝗲𝘀𝘀</w:t>
+      </w:r>
+      <w:r>
+        <w:rPr>
+          <w:rStyle w:val="break-words"/>
+          <w:rFonts w:ascii="Segoe UI" w:hAnsi="Segoe UI" w:cs="Segoe UI"/>
+          <w:sz w:val="21"/>
+          <w:szCs w:val="21"/>
+        </w:rPr>
+        <w:t xml:space="preserve"> </w:t>
+      </w:r>
+      <w:r>
+        <w:rPr>
+          <w:rStyle w:val="break-words"/>
+          <w:rFonts w:ascii="Cambria Math" w:hAnsi="Cambria Math" w:cs="Cambria Math"/>
+          <w:sz w:val="21"/>
+          <w:szCs w:val="21"/>
+        </w:rPr>
+        <w:t>𝘃𝗮𝗹𝘂𝗲</w:t>
+      </w:r>
+      <w:r>
+        <w:rPr>
+          <w:rStyle w:val="break-words"/>
+          <w:rFonts w:ascii="Segoe UI" w:hAnsi="Segoe UI" w:cs="Segoe UI"/>
+          <w:sz w:val="21"/>
+          <w:szCs w:val="21"/>
+        </w:rPr>
+        <w:t>.</w:t>
+      </w:r>
+      <w:r>
+        <w:rPr>
+          <w:rFonts w:ascii="Segoe UI" w:hAnsi="Segoe UI" w:cs="Segoe UI"/>
+          <w:sz w:val="21"/>
+          <w:szCs w:val="21"/>
+        </w:rPr>
+        <w:br/>
+      </w:r>
+      <w:r>
+        <w:rPr>
+          <w:rFonts w:ascii="Segoe UI" w:hAnsi="Segoe UI" w:cs="Segoe UI"/>
+          <w:sz w:val="21"/>
+          <w:szCs w:val="21"/>
+        </w:rPr>
+        <w:br/>
+      </w:r>
+      <w:r>
+        <w:rPr>
+          <w:rStyle w:val="break-words"/>
+          <w:rFonts w:ascii="Segoe UI" w:hAnsi="Segoe UI" w:cs="Segoe UI"/>
+          <w:sz w:val="21"/>
+          <w:szCs w:val="21"/>
+        </w:rPr>
+        <w:t>Building a successful data platform isn't just about storing data or creating ETL pipelines.</w:t>
+      </w:r>
+      <w:r>
+        <w:rPr>
+          <w:rFonts w:ascii="Segoe UI" w:hAnsi="Segoe UI" w:cs="Segoe UI"/>
+          <w:sz w:val="21"/>
+          <w:szCs w:val="21"/>
+        </w:rPr>
+        <w:br/>
+      </w:r>
+      <w:r>
+        <w:rPr>
+          <w:rFonts w:ascii="Segoe UI" w:hAnsi="Segoe UI" w:cs="Segoe UI"/>
+          <w:sz w:val="21"/>
+          <w:szCs w:val="21"/>
+        </w:rPr>
+        <w:br/>
+      </w:r>
+      <w:r>
+        <w:rPr>
+          <w:rStyle w:val="break-words"/>
+          <w:rFonts w:ascii="Segoe UI" w:hAnsi="Segoe UI" w:cs="Segoe UI"/>
+          <w:sz w:val="21"/>
+          <w:szCs w:val="21"/>
+        </w:rPr>
+        <w:t>It's about designing an architecture that transforms raw data into trusted business decisions.</w:t>
+      </w:r>
+      <w:r>
+        <w:rPr>
+          <w:rFonts w:ascii="Segoe UI" w:hAnsi="Segoe UI" w:cs="Segoe UI"/>
+          <w:sz w:val="21"/>
+          <w:szCs w:val="21"/>
+        </w:rPr>
+        <w:br/>
+      </w:r>
+      <w:r>
+        <w:rPr>
+          <w:rFonts w:ascii="Segoe UI" w:hAnsi="Segoe UI" w:cs="Segoe UI"/>
+          <w:sz w:val="21"/>
+          <w:szCs w:val="21"/>
+        </w:rPr>
+        <w:br/>
+      </w:r>
+      <w:r>
+        <w:rPr>
+          <w:rStyle w:val="break-words"/>
+          <w:rFonts w:ascii="Segoe UI" w:hAnsi="Segoe UI" w:cs="Segoe UI"/>
+          <w:sz w:val="21"/>
+          <w:szCs w:val="21"/>
+        </w:rPr>
+        <w:t>Here's a simple framework I follow:</w:t>
+      </w:r>
+      <w:r>
+        <w:rPr>
+          <w:rFonts w:ascii="Segoe UI" w:hAnsi="Segoe UI" w:cs="Segoe UI"/>
+          <w:sz w:val="21"/>
+          <w:szCs w:val="21"/>
+        </w:rPr>
+        <w:br/>
+      </w:r>
+      <w:r>
+        <w:rPr>
+          <w:rFonts w:ascii="Segoe UI" w:hAnsi="Segoe UI" w:cs="Segoe UI"/>
+          <w:sz w:val="21"/>
+          <w:szCs w:val="21"/>
+        </w:rPr>
+        <w:br/>
+      </w:r>
+      <w:r>
+        <w:rPr>
+          <w:rStyle w:val="break-words"/>
+          <w:rFonts w:ascii="Cambria Math" w:hAnsi="Cambria Math" w:cs="Cambria Math"/>
+          <w:sz w:val="21"/>
+          <w:szCs w:val="21"/>
+        </w:rPr>
+        <w:t>①</w:t>
+      </w:r>
+      <w:r>
+        <w:rPr>
+          <w:rStyle w:val="break-words"/>
+          <w:rFonts w:ascii="Segoe UI" w:hAnsi="Segoe UI" w:cs="Segoe UI"/>
+          <w:sz w:val="21"/>
+          <w:szCs w:val="21"/>
+        </w:rPr>
+        <w:t xml:space="preserve"> </w:t>
+      </w:r>
+      <w:r>
+        <w:rPr>
+          <w:rStyle w:val="break-words"/>
+          <w:rFonts w:ascii="Cambria Math" w:hAnsi="Cambria Math" w:cs="Cambria Math"/>
+          <w:sz w:val="21"/>
+          <w:szCs w:val="21"/>
+        </w:rPr>
+        <w:t>𝗙𝗼𝘂𝗻𝗱𝗮𝘁𝗶𝗼𝗻</w:t>
+      </w:r>
+      <w:r>
+        <w:rPr>
+          <w:rStyle w:val="break-words"/>
+          <w:rFonts w:ascii="Segoe UI" w:hAnsi="Segoe UI" w:cs="Segoe UI"/>
+          <w:sz w:val="21"/>
+          <w:szCs w:val="21"/>
+        </w:rPr>
+        <w:t xml:space="preserve"> </w:t>
+      </w:r>
+      <w:r>
+        <w:rPr>
+          <w:rStyle w:val="break-words"/>
+          <w:rFonts w:ascii="Cambria Math" w:hAnsi="Cambria Math" w:cs="Cambria Math"/>
+          <w:sz w:val="21"/>
+          <w:szCs w:val="21"/>
+        </w:rPr>
+        <w:t>𝗟𝗮𝘆𝗲𝗿</w:t>
+      </w:r>
+      <w:r>
+        <w:rPr>
+          <w:rFonts w:ascii="Segoe UI" w:hAnsi="Segoe UI" w:cs="Segoe UI"/>
+          <w:sz w:val="21"/>
+          <w:szCs w:val="21"/>
+        </w:rPr>
+        <w:br/>
+      </w:r>
+      <w:r>
+        <w:rPr>
+          <w:rFonts w:ascii="Segoe UI" w:hAnsi="Segoe UI" w:cs="Segoe UI"/>
+          <w:sz w:val="21"/>
+          <w:szCs w:val="21"/>
+        </w:rPr>
+        <w:br/>
+      </w:r>
+      <w:r>
+        <w:rPr>
+          <w:rStyle w:val="break-words"/>
+          <w:rFonts w:ascii="Segoe UI" w:hAnsi="Segoe UI" w:cs="Segoe UI"/>
+          <w:sz w:val="21"/>
+          <w:szCs w:val="21"/>
+        </w:rPr>
+        <w:t>This is where everything begins.</w:t>
+      </w:r>
+      <w:r>
+        <w:rPr>
+          <w:rFonts w:ascii="Segoe UI" w:hAnsi="Segoe UI" w:cs="Segoe UI"/>
+          <w:sz w:val="21"/>
+          <w:szCs w:val="21"/>
+        </w:rPr>
+        <w:br/>
+      </w:r>
+      <w:r>
+        <w:rPr>
+          <w:rFonts w:ascii="Segoe UI" w:hAnsi="Segoe UI" w:cs="Segoe UI"/>
+          <w:sz w:val="21"/>
+          <w:szCs w:val="21"/>
+        </w:rPr>
+        <w:br/>
+      </w:r>
+      <w:r>
+        <w:rPr>
+          <w:rStyle w:val="break-words"/>
+          <w:rFonts w:ascii="Segoe UI Emoji" w:hAnsi="Segoe UI Emoji" w:cs="Segoe UI Emoji"/>
+          <w:sz w:val="21"/>
+          <w:szCs w:val="21"/>
+        </w:rPr>
+        <w:t>✔️</w:t>
+      </w:r>
+      <w:r>
+        <w:rPr>
+          <w:rStyle w:val="break-words"/>
+          <w:rFonts w:ascii="Segoe UI" w:hAnsi="Segoe UI" w:cs="Segoe UI"/>
+          <w:sz w:val="21"/>
+          <w:szCs w:val="21"/>
+        </w:rPr>
+        <w:t xml:space="preserve"> Data Lakes &amp; Data Warehouses</w:t>
+      </w:r>
+      <w:r>
+        <w:rPr>
+          <w:rFonts w:ascii="Segoe UI" w:hAnsi="Segoe UI" w:cs="Segoe UI"/>
+          <w:sz w:val="21"/>
+          <w:szCs w:val="21"/>
+        </w:rPr>
+        <w:br/>
+      </w:r>
+      <w:r>
+        <w:rPr>
+          <w:rStyle w:val="break-words"/>
+          <w:rFonts w:ascii="Segoe UI Emoji" w:hAnsi="Segoe UI Emoji" w:cs="Segoe UI Emoji"/>
+          <w:sz w:val="21"/>
+          <w:szCs w:val="21"/>
+        </w:rPr>
+        <w:t>✔️</w:t>
+      </w:r>
+      <w:r>
+        <w:rPr>
+          <w:rStyle w:val="break-words"/>
+          <w:rFonts w:ascii="Segoe UI" w:hAnsi="Segoe UI" w:cs="Segoe UI"/>
+          <w:sz w:val="21"/>
+          <w:szCs w:val="21"/>
+        </w:rPr>
+        <w:t xml:space="preserve"> Batch &amp; Streaming Ingestion</w:t>
+      </w:r>
+      <w:r>
+        <w:rPr>
+          <w:rFonts w:ascii="Segoe UI" w:hAnsi="Segoe UI" w:cs="Segoe UI"/>
+          <w:sz w:val="21"/>
+          <w:szCs w:val="21"/>
+        </w:rPr>
+        <w:br/>
+      </w:r>
+      <w:r>
+        <w:rPr>
+          <w:rStyle w:val="break-words"/>
+          <w:rFonts w:ascii="Segoe UI Emoji" w:hAnsi="Segoe UI Emoji" w:cs="Segoe UI Emoji"/>
+          <w:sz w:val="21"/>
+          <w:szCs w:val="21"/>
+        </w:rPr>
+        <w:t>✔️</w:t>
+      </w:r>
+      <w:r>
+        <w:rPr>
+          <w:rStyle w:val="break-words"/>
+          <w:rFonts w:ascii="Segoe UI" w:hAnsi="Segoe UI" w:cs="Segoe UI"/>
+          <w:sz w:val="21"/>
+          <w:szCs w:val="21"/>
+        </w:rPr>
+        <w:t xml:space="preserve"> Storage Formats (Delta, Parquet, Iceberg)</w:t>
+      </w:r>
+      <w:r>
+        <w:rPr>
+          <w:rFonts w:ascii="Segoe UI" w:hAnsi="Segoe UI" w:cs="Segoe UI"/>
+          <w:sz w:val="21"/>
+          <w:szCs w:val="21"/>
+        </w:rPr>
+        <w:br/>
+      </w:r>
+      <w:r>
+        <w:rPr>
+          <w:rStyle w:val="break-words"/>
+          <w:rFonts w:ascii="Segoe UI Emoji" w:hAnsi="Segoe UI Emoji" w:cs="Segoe UI Emoji"/>
+          <w:sz w:val="21"/>
+          <w:szCs w:val="21"/>
+        </w:rPr>
+        <w:lastRenderedPageBreak/>
+        <w:t>✔️</w:t>
+      </w:r>
+      <w:r>
+        <w:rPr>
+          <w:rStyle w:val="break-words"/>
+          <w:rFonts w:ascii="Segoe UI" w:hAnsi="Segoe UI" w:cs="Segoe UI"/>
+          <w:sz w:val="21"/>
+          <w:szCs w:val="21"/>
+        </w:rPr>
+        <w:t xml:space="preserve"> Security &amp; Access Control</w:t>
+      </w:r>
+      <w:r>
+        <w:rPr>
+          <w:rFonts w:ascii="Segoe UI" w:hAnsi="Segoe UI" w:cs="Segoe UI"/>
+          <w:sz w:val="21"/>
+          <w:szCs w:val="21"/>
+        </w:rPr>
+        <w:br/>
+      </w:r>
+      <w:r>
+        <w:rPr>
+          <w:rStyle w:val="break-words"/>
+          <w:rFonts w:ascii="Segoe UI Emoji" w:hAnsi="Segoe UI Emoji" w:cs="Segoe UI Emoji"/>
+          <w:sz w:val="21"/>
+          <w:szCs w:val="21"/>
+        </w:rPr>
+        <w:t>✔️</w:t>
+      </w:r>
+      <w:r>
+        <w:rPr>
+          <w:rStyle w:val="break-words"/>
+          <w:rFonts w:ascii="Segoe UI" w:hAnsi="Segoe UI" w:cs="Segoe UI"/>
+          <w:sz w:val="21"/>
+          <w:szCs w:val="21"/>
+        </w:rPr>
+        <w:t xml:space="preserve"> Backup &amp; Disaster Recovery</w:t>
+      </w:r>
+      <w:r>
+        <w:rPr>
+          <w:rFonts w:ascii="Segoe UI" w:hAnsi="Segoe UI" w:cs="Segoe UI"/>
+          <w:sz w:val="21"/>
+          <w:szCs w:val="21"/>
+        </w:rPr>
+        <w:br/>
+      </w:r>
+      <w:r>
+        <w:rPr>
+          <w:rFonts w:ascii="Segoe UI" w:hAnsi="Segoe UI" w:cs="Segoe UI"/>
+          <w:sz w:val="21"/>
+          <w:szCs w:val="21"/>
+        </w:rPr>
+        <w:br/>
+      </w:r>
+      <w:r>
+        <w:rPr>
+          <w:rStyle w:val="break-words"/>
+          <w:rFonts w:ascii="Segoe UI" w:hAnsi="Segoe UI" w:cs="Segoe UI"/>
+          <w:sz w:val="21"/>
+          <w:szCs w:val="21"/>
+        </w:rPr>
+        <w:t>Goal: Build a secure, scalable foundation.</w:t>
+      </w:r>
+      <w:r>
+        <w:rPr>
+          <w:rFonts w:ascii="Segoe UI" w:hAnsi="Segoe UI" w:cs="Segoe UI"/>
+          <w:sz w:val="21"/>
+          <w:szCs w:val="21"/>
+        </w:rPr>
+        <w:br/>
+      </w:r>
+      <w:r>
+        <w:rPr>
+          <w:rFonts w:ascii="Segoe UI" w:hAnsi="Segoe UI" w:cs="Segoe UI"/>
+          <w:sz w:val="21"/>
+          <w:szCs w:val="21"/>
+        </w:rPr>
+        <w:br/>
+      </w:r>
+      <w:r>
+        <w:rPr>
+          <w:rStyle w:val="break-words"/>
+          <w:rFonts w:ascii="Cambria Math" w:hAnsi="Cambria Math" w:cs="Cambria Math"/>
+          <w:sz w:val="21"/>
+          <w:szCs w:val="21"/>
+        </w:rPr>
+        <w:t>②</w:t>
+      </w:r>
+      <w:r>
+        <w:rPr>
+          <w:rStyle w:val="break-words"/>
+          <w:rFonts w:ascii="Segoe UI" w:hAnsi="Segoe UI" w:cs="Segoe UI"/>
+          <w:sz w:val="21"/>
+          <w:szCs w:val="21"/>
+        </w:rPr>
+        <w:t xml:space="preserve"> </w:t>
+      </w:r>
+      <w:r>
+        <w:rPr>
+          <w:rStyle w:val="break-words"/>
+          <w:rFonts w:ascii="Cambria Math" w:hAnsi="Cambria Math" w:cs="Cambria Math"/>
+          <w:sz w:val="21"/>
+          <w:szCs w:val="21"/>
+        </w:rPr>
+        <w:t>𝗜𝗻𝘁𝗲𝗴𝗿𝗮𝘁𝗶𝗼𝗻</w:t>
+      </w:r>
+      <w:r>
+        <w:rPr>
+          <w:rStyle w:val="break-words"/>
+          <w:rFonts w:ascii="Segoe UI" w:hAnsi="Segoe UI" w:cs="Segoe UI"/>
+          <w:sz w:val="21"/>
+          <w:szCs w:val="21"/>
+        </w:rPr>
+        <w:t xml:space="preserve"> </w:t>
+      </w:r>
+      <w:r>
+        <w:rPr>
+          <w:rStyle w:val="break-words"/>
+          <w:rFonts w:ascii="Cambria Math" w:hAnsi="Cambria Math" w:cs="Cambria Math"/>
+          <w:sz w:val="21"/>
+          <w:szCs w:val="21"/>
+        </w:rPr>
+        <w:t>𝗟𝗮𝘆𝗲𝗿</w:t>
+      </w:r>
+      <w:r>
+        <w:rPr>
+          <w:rFonts w:ascii="Segoe UI" w:hAnsi="Segoe UI" w:cs="Segoe UI"/>
+          <w:sz w:val="21"/>
+          <w:szCs w:val="21"/>
+        </w:rPr>
+        <w:br/>
+      </w:r>
+      <w:r>
+        <w:rPr>
+          <w:rFonts w:ascii="Segoe UI" w:hAnsi="Segoe UI" w:cs="Segoe UI"/>
+          <w:sz w:val="21"/>
+          <w:szCs w:val="21"/>
+        </w:rPr>
+        <w:br/>
+      </w:r>
+      <w:r>
+        <w:rPr>
+          <w:rStyle w:val="break-words"/>
+          <w:rFonts w:ascii="Segoe UI" w:hAnsi="Segoe UI" w:cs="Segoe UI"/>
+          <w:sz w:val="21"/>
+          <w:szCs w:val="21"/>
+        </w:rPr>
+        <w:t>Transform raw data into reliable datasets.</w:t>
+      </w:r>
+      <w:r>
+        <w:rPr>
+          <w:rFonts w:ascii="Segoe UI" w:hAnsi="Segoe UI" w:cs="Segoe UI"/>
+          <w:sz w:val="21"/>
+          <w:szCs w:val="21"/>
+        </w:rPr>
+        <w:br/>
+      </w:r>
+      <w:r>
+        <w:rPr>
+          <w:rFonts w:ascii="Segoe UI" w:hAnsi="Segoe UI" w:cs="Segoe UI"/>
+          <w:sz w:val="21"/>
+          <w:szCs w:val="21"/>
+        </w:rPr>
+        <w:br/>
+      </w:r>
+      <w:r>
+        <w:rPr>
+          <w:rStyle w:val="break-words"/>
+          <w:rFonts w:ascii="Segoe UI Emoji" w:hAnsi="Segoe UI Emoji" w:cs="Segoe UI Emoji"/>
+          <w:sz w:val="21"/>
+          <w:szCs w:val="21"/>
+        </w:rPr>
+        <w:t>✔️</w:t>
+      </w:r>
+      <w:r>
+        <w:rPr>
+          <w:rStyle w:val="break-words"/>
+          <w:rFonts w:ascii="Segoe UI" w:hAnsi="Segoe UI" w:cs="Segoe UI"/>
+          <w:sz w:val="21"/>
+          <w:szCs w:val="21"/>
+        </w:rPr>
+        <w:t xml:space="preserve"> ETL / ELT Pipelines</w:t>
+      </w:r>
+      <w:r>
+        <w:rPr>
+          <w:rFonts w:ascii="Segoe UI" w:hAnsi="Segoe UI" w:cs="Segoe UI"/>
+          <w:sz w:val="21"/>
+          <w:szCs w:val="21"/>
+        </w:rPr>
+        <w:br/>
+      </w:r>
+      <w:r>
+        <w:rPr>
+          <w:rStyle w:val="break-words"/>
+          <w:rFonts w:ascii="Segoe UI Emoji" w:hAnsi="Segoe UI Emoji" w:cs="Segoe UI Emoji"/>
+          <w:sz w:val="21"/>
+          <w:szCs w:val="21"/>
+        </w:rPr>
+        <w:t>✔️</w:t>
+      </w:r>
+      <w:r>
+        <w:rPr>
+          <w:rStyle w:val="break-words"/>
+          <w:rFonts w:ascii="Segoe UI" w:hAnsi="Segoe UI" w:cs="Segoe UI"/>
+          <w:sz w:val="21"/>
+          <w:szCs w:val="21"/>
+        </w:rPr>
+        <w:t xml:space="preserve"> Data Quality</w:t>
+      </w:r>
+      <w:r>
+        <w:rPr>
+          <w:rFonts w:ascii="Segoe UI" w:hAnsi="Segoe UI" w:cs="Segoe UI"/>
+          <w:sz w:val="21"/>
+          <w:szCs w:val="21"/>
+        </w:rPr>
+        <w:br/>
+      </w:r>
+      <w:r>
+        <w:rPr>
+          <w:rStyle w:val="break-words"/>
+          <w:rFonts w:ascii="Segoe UI Emoji" w:hAnsi="Segoe UI Emoji" w:cs="Segoe UI Emoji"/>
+          <w:sz w:val="21"/>
+          <w:szCs w:val="21"/>
+        </w:rPr>
+        <w:t>✔️</w:t>
+      </w:r>
+      <w:r>
+        <w:rPr>
+          <w:rStyle w:val="break-words"/>
+          <w:rFonts w:ascii="Segoe UI" w:hAnsi="Segoe UI" w:cs="Segoe UI"/>
+          <w:sz w:val="21"/>
+          <w:szCs w:val="21"/>
+        </w:rPr>
+        <w:t xml:space="preserve"> Data </w:t>
+      </w:r>
+      <w:proofErr w:type="spellStart"/>
+      <w:r>
+        <w:rPr>
+          <w:rStyle w:val="break-words"/>
+          <w:rFonts w:ascii="Segoe UI" w:hAnsi="Segoe UI" w:cs="Segoe UI"/>
+          <w:sz w:val="21"/>
+          <w:szCs w:val="21"/>
+        </w:rPr>
+        <w:t>Modeling</w:t>
+      </w:r>
+      <w:proofErr w:type="spellEnd"/>
+      <w:r>
+        <w:rPr>
+          <w:rFonts w:ascii="Segoe UI" w:hAnsi="Segoe UI" w:cs="Segoe UI"/>
+          <w:sz w:val="21"/>
+          <w:szCs w:val="21"/>
+        </w:rPr>
+        <w:br/>
+      </w:r>
+      <w:r>
+        <w:rPr>
+          <w:rStyle w:val="break-words"/>
+          <w:rFonts w:ascii="Segoe UI Emoji" w:hAnsi="Segoe UI Emoji" w:cs="Segoe UI Emoji"/>
+          <w:sz w:val="21"/>
+          <w:szCs w:val="21"/>
+        </w:rPr>
+        <w:t>✔️</w:t>
+      </w:r>
+      <w:r>
+        <w:rPr>
+          <w:rStyle w:val="break-words"/>
+          <w:rFonts w:ascii="Segoe UI" w:hAnsi="Segoe UI" w:cs="Segoe UI"/>
+          <w:sz w:val="21"/>
+          <w:szCs w:val="21"/>
+        </w:rPr>
+        <w:t xml:space="preserve"> Transformations</w:t>
+      </w:r>
+      <w:r>
+        <w:rPr>
+          <w:rFonts w:ascii="Segoe UI" w:hAnsi="Segoe UI" w:cs="Segoe UI"/>
+          <w:sz w:val="21"/>
+          <w:szCs w:val="21"/>
+        </w:rPr>
+        <w:br/>
+      </w:r>
+      <w:r>
+        <w:rPr>
+          <w:rStyle w:val="break-words"/>
+          <w:rFonts w:ascii="Segoe UI Emoji" w:hAnsi="Segoe UI Emoji" w:cs="Segoe UI Emoji"/>
+          <w:sz w:val="21"/>
+          <w:szCs w:val="21"/>
+        </w:rPr>
+        <w:t>✔️</w:t>
+      </w:r>
+      <w:r>
+        <w:rPr>
+          <w:rStyle w:val="break-words"/>
+          <w:rFonts w:ascii="Segoe UI" w:hAnsi="Segoe UI" w:cs="Segoe UI"/>
+          <w:sz w:val="21"/>
+          <w:szCs w:val="21"/>
+        </w:rPr>
+        <w:t xml:space="preserve"> Metadata Management</w:t>
+      </w:r>
+      <w:r>
+        <w:rPr>
+          <w:rFonts w:ascii="Segoe UI" w:hAnsi="Segoe UI" w:cs="Segoe UI"/>
+          <w:sz w:val="21"/>
+          <w:szCs w:val="21"/>
+        </w:rPr>
+        <w:br/>
+      </w:r>
+      <w:r>
+        <w:rPr>
+          <w:rFonts w:ascii="Segoe UI" w:hAnsi="Segoe UI" w:cs="Segoe UI"/>
+          <w:sz w:val="21"/>
+          <w:szCs w:val="21"/>
+        </w:rPr>
+        <w:br/>
+      </w:r>
+      <w:r>
+        <w:rPr>
+          <w:rStyle w:val="break-words"/>
+          <w:rFonts w:ascii="Segoe UI" w:hAnsi="Segoe UI" w:cs="Segoe UI"/>
+          <w:sz w:val="21"/>
+          <w:szCs w:val="21"/>
+        </w:rPr>
+        <w:t>Goal: Produce clean, consistent and trusted data.</w:t>
+      </w:r>
+      <w:r>
+        <w:rPr>
+          <w:rFonts w:ascii="Segoe UI" w:hAnsi="Segoe UI" w:cs="Segoe UI"/>
+          <w:sz w:val="21"/>
+          <w:szCs w:val="21"/>
+        </w:rPr>
+        <w:br/>
+      </w:r>
+      <w:r>
+        <w:rPr>
+          <w:rFonts w:ascii="Segoe UI" w:hAnsi="Segoe UI" w:cs="Segoe UI"/>
+          <w:sz w:val="21"/>
+          <w:szCs w:val="21"/>
+        </w:rPr>
+        <w:br/>
+      </w:r>
+      <w:r>
+        <w:rPr>
+          <w:rStyle w:val="break-words"/>
+          <w:rFonts w:ascii="Cambria Math" w:hAnsi="Cambria Math" w:cs="Cambria Math"/>
+          <w:sz w:val="21"/>
+          <w:szCs w:val="21"/>
+        </w:rPr>
+        <w:t>③</w:t>
+      </w:r>
+      <w:r>
+        <w:rPr>
+          <w:rStyle w:val="break-words"/>
+          <w:rFonts w:ascii="Segoe UI" w:hAnsi="Segoe UI" w:cs="Segoe UI"/>
+          <w:sz w:val="21"/>
+          <w:szCs w:val="21"/>
+        </w:rPr>
+        <w:t xml:space="preserve"> </w:t>
+      </w:r>
+      <w:r>
+        <w:rPr>
+          <w:rStyle w:val="break-words"/>
+          <w:rFonts w:ascii="Cambria Math" w:hAnsi="Cambria Math" w:cs="Cambria Math"/>
+          <w:sz w:val="21"/>
+          <w:szCs w:val="21"/>
+        </w:rPr>
+        <w:t>𝗦𝗲𝗺𝗮𝗻𝘁𝗶𝗰</w:t>
+      </w:r>
+      <w:r>
+        <w:rPr>
+          <w:rStyle w:val="break-words"/>
+          <w:rFonts w:ascii="Segoe UI" w:hAnsi="Segoe UI" w:cs="Segoe UI"/>
+          <w:sz w:val="21"/>
+          <w:szCs w:val="21"/>
+        </w:rPr>
+        <w:t xml:space="preserve"> </w:t>
+      </w:r>
+      <w:r>
+        <w:rPr>
+          <w:rStyle w:val="break-words"/>
+          <w:rFonts w:ascii="Cambria Math" w:hAnsi="Cambria Math" w:cs="Cambria Math"/>
+          <w:sz w:val="21"/>
+          <w:szCs w:val="21"/>
+        </w:rPr>
+        <w:t>𝗟𝗮𝘆𝗲𝗿</w:t>
+      </w:r>
+      <w:r>
+        <w:rPr>
+          <w:rFonts w:ascii="Segoe UI" w:hAnsi="Segoe UI" w:cs="Segoe UI"/>
+          <w:sz w:val="21"/>
+          <w:szCs w:val="21"/>
+        </w:rPr>
+        <w:br/>
+      </w:r>
+      <w:r>
+        <w:rPr>
+          <w:rFonts w:ascii="Segoe UI" w:hAnsi="Segoe UI" w:cs="Segoe UI"/>
+          <w:sz w:val="21"/>
+          <w:szCs w:val="21"/>
+        </w:rPr>
+        <w:br/>
+      </w:r>
+      <w:r>
+        <w:rPr>
+          <w:rStyle w:val="break-words"/>
+          <w:rFonts w:ascii="Segoe UI" w:hAnsi="Segoe UI" w:cs="Segoe UI"/>
+          <w:sz w:val="21"/>
+          <w:szCs w:val="21"/>
+        </w:rPr>
+        <w:t>This is where data starts making sense.</w:t>
+      </w:r>
+      <w:r>
+        <w:rPr>
+          <w:rFonts w:ascii="Segoe UI" w:hAnsi="Segoe UI" w:cs="Segoe UI"/>
+          <w:sz w:val="21"/>
+          <w:szCs w:val="21"/>
+        </w:rPr>
+        <w:br/>
+      </w:r>
+      <w:r>
+        <w:rPr>
+          <w:rFonts w:ascii="Segoe UI" w:hAnsi="Segoe UI" w:cs="Segoe UI"/>
+          <w:sz w:val="21"/>
+          <w:szCs w:val="21"/>
+        </w:rPr>
+        <w:br/>
+      </w:r>
+      <w:r>
+        <w:rPr>
+          <w:rStyle w:val="break-words"/>
+          <w:rFonts w:ascii="Segoe UI Emoji" w:hAnsi="Segoe UI Emoji" w:cs="Segoe UI Emoji"/>
+          <w:sz w:val="21"/>
+          <w:szCs w:val="21"/>
+        </w:rPr>
+        <w:t>✔️</w:t>
+      </w:r>
+      <w:r>
+        <w:rPr>
+          <w:rStyle w:val="break-words"/>
+          <w:rFonts w:ascii="Segoe UI" w:hAnsi="Segoe UI" w:cs="Segoe UI"/>
+          <w:sz w:val="21"/>
+          <w:szCs w:val="21"/>
+        </w:rPr>
+        <w:t xml:space="preserve"> Business Metrics</w:t>
+      </w:r>
+      <w:r>
+        <w:rPr>
+          <w:rFonts w:ascii="Segoe UI" w:hAnsi="Segoe UI" w:cs="Segoe UI"/>
+          <w:sz w:val="21"/>
+          <w:szCs w:val="21"/>
+        </w:rPr>
+        <w:br/>
+      </w:r>
+      <w:r>
+        <w:rPr>
+          <w:rStyle w:val="break-words"/>
+          <w:rFonts w:ascii="Segoe UI Emoji" w:hAnsi="Segoe UI Emoji" w:cs="Segoe UI Emoji"/>
+          <w:sz w:val="21"/>
+          <w:szCs w:val="21"/>
+        </w:rPr>
+        <w:t>✔️</w:t>
+      </w:r>
+      <w:r>
+        <w:rPr>
+          <w:rStyle w:val="break-words"/>
+          <w:rFonts w:ascii="Segoe UI" w:hAnsi="Segoe UI" w:cs="Segoe UI"/>
+          <w:sz w:val="21"/>
+          <w:szCs w:val="21"/>
+        </w:rPr>
+        <w:t xml:space="preserve"> Semantic Models</w:t>
+      </w:r>
+      <w:r>
+        <w:rPr>
+          <w:rFonts w:ascii="Segoe UI" w:hAnsi="Segoe UI" w:cs="Segoe UI"/>
+          <w:sz w:val="21"/>
+          <w:szCs w:val="21"/>
+        </w:rPr>
+        <w:br/>
+      </w:r>
+      <w:r>
+        <w:rPr>
+          <w:rStyle w:val="break-words"/>
+          <w:rFonts w:ascii="Segoe UI Emoji" w:hAnsi="Segoe UI Emoji" w:cs="Segoe UI Emoji"/>
+          <w:sz w:val="21"/>
+          <w:szCs w:val="21"/>
+        </w:rPr>
+        <w:t>✔️</w:t>
+      </w:r>
+      <w:r>
+        <w:rPr>
+          <w:rStyle w:val="break-words"/>
+          <w:rFonts w:ascii="Segoe UI" w:hAnsi="Segoe UI" w:cs="Segoe UI"/>
+          <w:sz w:val="21"/>
+          <w:szCs w:val="21"/>
+        </w:rPr>
+        <w:t xml:space="preserve"> Master Data</w:t>
+      </w:r>
+      <w:r>
+        <w:rPr>
+          <w:rFonts w:ascii="Segoe UI" w:hAnsi="Segoe UI" w:cs="Segoe UI"/>
+          <w:sz w:val="21"/>
+          <w:szCs w:val="21"/>
+        </w:rPr>
+        <w:br/>
+      </w:r>
+      <w:r>
+        <w:rPr>
+          <w:rStyle w:val="break-words"/>
+          <w:rFonts w:ascii="Segoe UI Emoji" w:hAnsi="Segoe UI Emoji" w:cs="Segoe UI Emoji"/>
+          <w:sz w:val="21"/>
+          <w:szCs w:val="21"/>
+        </w:rPr>
+        <w:t>✔️</w:t>
+      </w:r>
+      <w:r>
+        <w:rPr>
+          <w:rStyle w:val="break-words"/>
+          <w:rFonts w:ascii="Segoe UI" w:hAnsi="Segoe UI" w:cs="Segoe UI"/>
+          <w:sz w:val="21"/>
+          <w:szCs w:val="21"/>
+        </w:rPr>
+        <w:t xml:space="preserve"> Data </w:t>
+      </w:r>
+      <w:proofErr w:type="spellStart"/>
+      <w:r>
+        <w:rPr>
+          <w:rStyle w:val="break-words"/>
+          <w:rFonts w:ascii="Segoe UI" w:hAnsi="Segoe UI" w:cs="Segoe UI"/>
+          <w:sz w:val="21"/>
+          <w:szCs w:val="21"/>
+        </w:rPr>
+        <w:t>Catalog</w:t>
+      </w:r>
+      <w:proofErr w:type="spellEnd"/>
+      <w:r>
+        <w:rPr>
+          <w:rFonts w:ascii="Segoe UI" w:hAnsi="Segoe UI" w:cs="Segoe UI"/>
+          <w:sz w:val="21"/>
+          <w:szCs w:val="21"/>
+        </w:rPr>
+        <w:br/>
+      </w:r>
+      <w:r>
+        <w:rPr>
+          <w:rStyle w:val="break-words"/>
+          <w:rFonts w:ascii="Segoe UI Emoji" w:hAnsi="Segoe UI Emoji" w:cs="Segoe UI Emoji"/>
+          <w:sz w:val="21"/>
+          <w:szCs w:val="21"/>
+        </w:rPr>
+        <w:t>✔️</w:t>
+      </w:r>
+      <w:r>
+        <w:rPr>
+          <w:rStyle w:val="break-words"/>
+          <w:rFonts w:ascii="Segoe UI" w:hAnsi="Segoe UI" w:cs="Segoe UI"/>
+          <w:sz w:val="21"/>
+          <w:szCs w:val="21"/>
+        </w:rPr>
+        <w:t xml:space="preserve"> Lineage</w:t>
+      </w:r>
+      <w:r>
+        <w:rPr>
+          <w:rFonts w:ascii="Segoe UI" w:hAnsi="Segoe UI" w:cs="Segoe UI"/>
+          <w:sz w:val="21"/>
+          <w:szCs w:val="21"/>
+        </w:rPr>
+        <w:br/>
+      </w:r>
+      <w:r>
+        <w:rPr>
+          <w:rFonts w:ascii="Segoe UI" w:hAnsi="Segoe UI" w:cs="Segoe UI"/>
+          <w:sz w:val="21"/>
+          <w:szCs w:val="21"/>
+        </w:rPr>
+        <w:br/>
+      </w:r>
+      <w:r>
+        <w:rPr>
+          <w:rStyle w:val="break-words"/>
+          <w:rFonts w:ascii="Segoe UI" w:hAnsi="Segoe UI" w:cs="Segoe UI"/>
+          <w:sz w:val="21"/>
+          <w:szCs w:val="21"/>
+        </w:rPr>
+        <w:t>Goal: Create a single version of truth for everyone.</w:t>
+      </w:r>
+      <w:r>
+        <w:rPr>
+          <w:rFonts w:ascii="Segoe UI" w:hAnsi="Segoe UI" w:cs="Segoe UI"/>
+          <w:sz w:val="21"/>
+          <w:szCs w:val="21"/>
+        </w:rPr>
+        <w:br/>
+      </w:r>
+      <w:r>
+        <w:rPr>
+          <w:rFonts w:ascii="Segoe UI" w:hAnsi="Segoe UI" w:cs="Segoe UI"/>
+          <w:sz w:val="21"/>
+          <w:szCs w:val="21"/>
+        </w:rPr>
+        <w:br/>
+      </w:r>
+      <w:r>
+        <w:rPr>
+          <w:rStyle w:val="break-words"/>
+          <w:rFonts w:ascii="Cambria Math" w:hAnsi="Cambria Math" w:cs="Cambria Math"/>
+          <w:sz w:val="21"/>
+          <w:szCs w:val="21"/>
+        </w:rPr>
+        <w:t>④</w:t>
+      </w:r>
+      <w:r>
+        <w:rPr>
+          <w:rStyle w:val="break-words"/>
+          <w:rFonts w:ascii="Segoe UI" w:hAnsi="Segoe UI" w:cs="Segoe UI"/>
+          <w:sz w:val="21"/>
+          <w:szCs w:val="21"/>
+        </w:rPr>
+        <w:t xml:space="preserve"> </w:t>
+      </w:r>
+      <w:r>
+        <w:rPr>
+          <w:rStyle w:val="break-words"/>
+          <w:rFonts w:ascii="Cambria Math" w:hAnsi="Cambria Math" w:cs="Cambria Math"/>
+          <w:sz w:val="21"/>
+          <w:szCs w:val="21"/>
+        </w:rPr>
+        <w:t>𝗖𝗼𝗻𝘀𝘂𝗺𝗽𝘁𝗶𝗼𝗻</w:t>
+      </w:r>
+      <w:r>
+        <w:rPr>
+          <w:rStyle w:val="break-words"/>
+          <w:rFonts w:ascii="Segoe UI" w:hAnsi="Segoe UI" w:cs="Segoe UI"/>
+          <w:sz w:val="21"/>
+          <w:szCs w:val="21"/>
+        </w:rPr>
+        <w:t xml:space="preserve"> </w:t>
+      </w:r>
+      <w:r>
+        <w:rPr>
+          <w:rStyle w:val="break-words"/>
+          <w:rFonts w:ascii="Cambria Math" w:hAnsi="Cambria Math" w:cs="Cambria Math"/>
+          <w:sz w:val="21"/>
+          <w:szCs w:val="21"/>
+        </w:rPr>
+        <w:t>𝗟𝗮𝘆𝗲𝗿</w:t>
+      </w:r>
+      <w:r>
+        <w:rPr>
+          <w:rFonts w:ascii="Segoe UI" w:hAnsi="Segoe UI" w:cs="Segoe UI"/>
+          <w:sz w:val="21"/>
+          <w:szCs w:val="21"/>
+        </w:rPr>
+        <w:br/>
+      </w:r>
+      <w:r>
+        <w:rPr>
+          <w:rFonts w:ascii="Segoe UI" w:hAnsi="Segoe UI" w:cs="Segoe UI"/>
+          <w:sz w:val="21"/>
+          <w:szCs w:val="21"/>
+        </w:rPr>
+        <w:br/>
+      </w:r>
+      <w:r>
+        <w:rPr>
+          <w:rStyle w:val="break-words"/>
+          <w:rFonts w:ascii="Segoe UI" w:hAnsi="Segoe UI" w:cs="Segoe UI"/>
+          <w:sz w:val="21"/>
+          <w:szCs w:val="21"/>
+        </w:rPr>
+        <w:t>The layer that actually creates business impact.</w:t>
+      </w:r>
+      <w:r>
+        <w:rPr>
+          <w:rFonts w:ascii="Segoe UI" w:hAnsi="Segoe UI" w:cs="Segoe UI"/>
+          <w:sz w:val="21"/>
+          <w:szCs w:val="21"/>
+        </w:rPr>
+        <w:br/>
+      </w:r>
+      <w:r>
+        <w:rPr>
+          <w:rFonts w:ascii="Segoe UI" w:hAnsi="Segoe UI" w:cs="Segoe UI"/>
+          <w:sz w:val="21"/>
+          <w:szCs w:val="21"/>
+        </w:rPr>
+        <w:br/>
+      </w:r>
+      <w:r>
+        <w:rPr>
+          <w:rStyle w:val="break-words"/>
+          <w:rFonts w:ascii="Segoe UI Emoji" w:hAnsi="Segoe UI Emoji" w:cs="Segoe UI Emoji"/>
+          <w:sz w:val="21"/>
+          <w:szCs w:val="21"/>
+        </w:rPr>
+        <w:t>✔️</w:t>
+      </w:r>
+      <w:r>
+        <w:rPr>
+          <w:rStyle w:val="break-words"/>
+          <w:rFonts w:ascii="Segoe UI" w:hAnsi="Segoe UI" w:cs="Segoe UI"/>
+          <w:sz w:val="21"/>
+          <w:szCs w:val="21"/>
+        </w:rPr>
+        <w:t xml:space="preserve"> Dashboards</w:t>
+      </w:r>
+      <w:r>
+        <w:rPr>
+          <w:rFonts w:ascii="Segoe UI" w:hAnsi="Segoe UI" w:cs="Segoe UI"/>
+          <w:sz w:val="21"/>
+          <w:szCs w:val="21"/>
+        </w:rPr>
+        <w:br/>
+      </w:r>
+      <w:r>
+        <w:rPr>
+          <w:rStyle w:val="break-words"/>
+          <w:rFonts w:ascii="Segoe UI Emoji" w:hAnsi="Segoe UI Emoji" w:cs="Segoe UI Emoji"/>
+          <w:sz w:val="21"/>
+          <w:szCs w:val="21"/>
+        </w:rPr>
+        <w:t>✔️</w:t>
+      </w:r>
+      <w:r>
+        <w:rPr>
+          <w:rStyle w:val="break-words"/>
+          <w:rFonts w:ascii="Segoe UI" w:hAnsi="Segoe UI" w:cs="Segoe UI"/>
+          <w:sz w:val="21"/>
+          <w:szCs w:val="21"/>
+        </w:rPr>
+        <w:t xml:space="preserve"> Self-Service Analytics</w:t>
+      </w:r>
+      <w:r>
+        <w:rPr>
+          <w:rFonts w:ascii="Segoe UI" w:hAnsi="Segoe UI" w:cs="Segoe UI"/>
+          <w:sz w:val="21"/>
+          <w:szCs w:val="21"/>
+        </w:rPr>
+        <w:br/>
+      </w:r>
+      <w:r>
+        <w:rPr>
+          <w:rStyle w:val="break-words"/>
+          <w:rFonts w:ascii="Segoe UI Emoji" w:hAnsi="Segoe UI Emoji" w:cs="Segoe UI Emoji"/>
+          <w:sz w:val="21"/>
+          <w:szCs w:val="21"/>
+        </w:rPr>
+        <w:t>✔️</w:t>
+      </w:r>
+      <w:r>
+        <w:rPr>
+          <w:rStyle w:val="break-words"/>
+          <w:rFonts w:ascii="Segoe UI" w:hAnsi="Segoe UI" w:cs="Segoe UI"/>
+          <w:sz w:val="21"/>
+          <w:szCs w:val="21"/>
+        </w:rPr>
+        <w:t xml:space="preserve"> Data Products</w:t>
+      </w:r>
+      <w:r>
+        <w:rPr>
+          <w:rFonts w:ascii="Segoe UI" w:hAnsi="Segoe UI" w:cs="Segoe UI"/>
+          <w:sz w:val="21"/>
+          <w:szCs w:val="21"/>
+        </w:rPr>
+        <w:br/>
+      </w:r>
+      <w:r>
+        <w:rPr>
+          <w:rStyle w:val="break-words"/>
+          <w:rFonts w:ascii="Segoe UI Emoji" w:hAnsi="Segoe UI Emoji" w:cs="Segoe UI Emoji"/>
+          <w:sz w:val="21"/>
+          <w:szCs w:val="21"/>
+        </w:rPr>
+        <w:t>✔️</w:t>
+      </w:r>
+      <w:r>
+        <w:rPr>
+          <w:rStyle w:val="break-words"/>
+          <w:rFonts w:ascii="Segoe UI" w:hAnsi="Segoe UI" w:cs="Segoe UI"/>
+          <w:sz w:val="21"/>
+          <w:szCs w:val="21"/>
+        </w:rPr>
+        <w:t xml:space="preserve"> APIs</w:t>
+      </w:r>
+      <w:r>
+        <w:rPr>
+          <w:rFonts w:ascii="Segoe UI" w:hAnsi="Segoe UI" w:cs="Segoe UI"/>
+          <w:sz w:val="21"/>
+          <w:szCs w:val="21"/>
+        </w:rPr>
+        <w:br/>
+      </w:r>
+      <w:r>
+        <w:rPr>
+          <w:rStyle w:val="break-words"/>
+          <w:rFonts w:ascii="Segoe UI Emoji" w:hAnsi="Segoe UI Emoji" w:cs="Segoe UI Emoji"/>
+          <w:sz w:val="21"/>
+          <w:szCs w:val="21"/>
+        </w:rPr>
+        <w:t>✔️</w:t>
+      </w:r>
+      <w:r>
+        <w:rPr>
+          <w:rStyle w:val="break-words"/>
+          <w:rFonts w:ascii="Segoe UI" w:hAnsi="Segoe UI" w:cs="Segoe UI"/>
+          <w:sz w:val="21"/>
+          <w:szCs w:val="21"/>
+        </w:rPr>
+        <w:t xml:space="preserve"> AI &amp; Machine Learning</w:t>
+      </w:r>
+      <w:r>
+        <w:rPr>
+          <w:rFonts w:ascii="Segoe UI" w:hAnsi="Segoe UI" w:cs="Segoe UI"/>
+          <w:sz w:val="21"/>
+          <w:szCs w:val="21"/>
+        </w:rPr>
+        <w:br/>
+      </w:r>
+      <w:r>
+        <w:rPr>
+          <w:rFonts w:ascii="Segoe UI" w:hAnsi="Segoe UI" w:cs="Segoe UI"/>
+          <w:sz w:val="21"/>
+          <w:szCs w:val="21"/>
+        </w:rPr>
+        <w:br/>
+      </w:r>
+      <w:r>
+        <w:rPr>
+          <w:rStyle w:val="break-words"/>
+          <w:rFonts w:ascii="Segoe UI" w:hAnsi="Segoe UI" w:cs="Segoe UI"/>
+          <w:sz w:val="21"/>
+          <w:szCs w:val="21"/>
+        </w:rPr>
+        <w:t>Goal: Turn trusted data into decisions and actions.</w:t>
+      </w:r>
+      <w:r>
+        <w:rPr>
+          <w:rFonts w:ascii="Segoe UI" w:hAnsi="Segoe UI" w:cs="Segoe UI"/>
+          <w:sz w:val="21"/>
+          <w:szCs w:val="21"/>
+        </w:rPr>
+        <w:br/>
+      </w:r>
+      <w:r>
+        <w:rPr>
+          <w:rFonts w:ascii="Segoe UI" w:hAnsi="Segoe UI" w:cs="Segoe UI"/>
+          <w:sz w:val="21"/>
+          <w:szCs w:val="21"/>
+        </w:rPr>
+        <w:br/>
+      </w:r>
+      <w:r>
+        <w:rPr>
+          <w:rStyle w:val="break-words"/>
+          <w:rFonts w:ascii="Segoe UI Emoji" w:hAnsi="Segoe UI Emoji" w:cs="Segoe UI Emoji"/>
+          <w:sz w:val="21"/>
+          <w:szCs w:val="21"/>
+        </w:rPr>
+        <w:t>💡</w:t>
+      </w:r>
+      <w:r>
+        <w:rPr>
+          <w:rStyle w:val="break-words"/>
+          <w:rFonts w:ascii="Segoe UI" w:hAnsi="Segoe UI" w:cs="Segoe UI"/>
+          <w:sz w:val="21"/>
+          <w:szCs w:val="21"/>
+        </w:rPr>
+        <w:t xml:space="preserve"> </w:t>
+      </w:r>
+      <w:r>
+        <w:rPr>
+          <w:rStyle w:val="break-words"/>
+          <w:rFonts w:ascii="Cambria Math" w:hAnsi="Cambria Math" w:cs="Cambria Math"/>
+          <w:sz w:val="21"/>
+          <w:szCs w:val="21"/>
+        </w:rPr>
+        <w:t>𝗧𝗵𝗲</w:t>
+      </w:r>
+      <w:r>
+        <w:rPr>
+          <w:rStyle w:val="break-words"/>
+          <w:rFonts w:ascii="Segoe UI" w:hAnsi="Segoe UI" w:cs="Segoe UI"/>
+          <w:sz w:val="21"/>
+          <w:szCs w:val="21"/>
+        </w:rPr>
+        <w:t xml:space="preserve"> </w:t>
+      </w:r>
+      <w:r>
+        <w:rPr>
+          <w:rStyle w:val="break-words"/>
+          <w:rFonts w:ascii="Cambria Math" w:hAnsi="Cambria Math" w:cs="Cambria Math"/>
+          <w:sz w:val="21"/>
+          <w:szCs w:val="21"/>
+        </w:rPr>
+        <w:t>𝗯𝗶𝗴𝗴𝗲𝘀𝘁</w:t>
+      </w:r>
+      <w:r>
+        <w:rPr>
+          <w:rStyle w:val="break-words"/>
+          <w:rFonts w:ascii="Segoe UI" w:hAnsi="Segoe UI" w:cs="Segoe UI"/>
+          <w:sz w:val="21"/>
+          <w:szCs w:val="21"/>
+        </w:rPr>
+        <w:t xml:space="preserve"> </w:t>
+      </w:r>
+      <w:r>
+        <w:rPr>
+          <w:rStyle w:val="break-words"/>
+          <w:rFonts w:ascii="Cambria Math" w:hAnsi="Cambria Math" w:cs="Cambria Math"/>
+          <w:sz w:val="21"/>
+          <w:szCs w:val="21"/>
+        </w:rPr>
+        <w:t>𝗺𝗶𝘀𝘁𝗮𝗸𝗲</w:t>
+      </w:r>
+      <w:r>
+        <w:rPr>
+          <w:rStyle w:val="break-words"/>
+          <w:rFonts w:ascii="Segoe UI" w:hAnsi="Segoe UI" w:cs="Segoe UI"/>
+          <w:sz w:val="21"/>
+          <w:szCs w:val="21"/>
+        </w:rPr>
+        <w:t>?</w:t>
+      </w:r>
+      <w:r>
+        <w:rPr>
+          <w:rFonts w:ascii="Segoe UI" w:hAnsi="Segoe UI" w:cs="Segoe UI"/>
+          <w:sz w:val="21"/>
+          <w:szCs w:val="21"/>
+        </w:rPr>
+        <w:br/>
+      </w:r>
+      <w:r>
+        <w:rPr>
+          <w:rFonts w:ascii="Segoe UI" w:hAnsi="Segoe UI" w:cs="Segoe UI"/>
+          <w:sz w:val="21"/>
+          <w:szCs w:val="21"/>
+        </w:rPr>
+        <w:br/>
+      </w:r>
+      <w:r>
+        <w:rPr>
+          <w:rStyle w:val="break-words"/>
+          <w:rFonts w:ascii="Segoe UI" w:hAnsi="Segoe UI" w:cs="Segoe UI"/>
+          <w:sz w:val="21"/>
+          <w:szCs w:val="21"/>
+        </w:rPr>
+        <w:t>Many teams build amazing pipelines...</w:t>
+      </w:r>
+      <w:r>
+        <w:rPr>
+          <w:rFonts w:ascii="Segoe UI" w:hAnsi="Segoe UI" w:cs="Segoe UI"/>
+          <w:sz w:val="21"/>
+          <w:szCs w:val="21"/>
+        </w:rPr>
+        <w:br/>
+      </w:r>
+      <w:r>
+        <w:rPr>
+          <w:rFonts w:ascii="Segoe UI" w:hAnsi="Segoe UI" w:cs="Segoe UI"/>
+          <w:sz w:val="21"/>
+          <w:szCs w:val="21"/>
+        </w:rPr>
+        <w:br/>
+      </w:r>
+      <w:r>
+        <w:rPr>
+          <w:rStyle w:val="break-words"/>
+          <w:rFonts w:ascii="Segoe UI" w:hAnsi="Segoe UI" w:cs="Segoe UI"/>
+          <w:sz w:val="21"/>
+          <w:szCs w:val="21"/>
+        </w:rPr>
+        <w:t>Many teams build scalable data lakes...</w:t>
+      </w:r>
+      <w:r>
+        <w:rPr>
+          <w:rFonts w:ascii="Segoe UI" w:hAnsi="Segoe UI" w:cs="Segoe UI"/>
+          <w:sz w:val="21"/>
+          <w:szCs w:val="21"/>
+        </w:rPr>
+        <w:br/>
+      </w:r>
+      <w:r>
+        <w:rPr>
+          <w:rFonts w:ascii="Segoe UI" w:hAnsi="Segoe UI" w:cs="Segoe UI"/>
+          <w:sz w:val="21"/>
+          <w:szCs w:val="21"/>
+        </w:rPr>
+        <w:lastRenderedPageBreak/>
+        <w:br/>
+      </w:r>
+      <w:r>
+        <w:rPr>
+          <w:rStyle w:val="break-words"/>
+          <w:rFonts w:ascii="Segoe UI" w:hAnsi="Segoe UI" w:cs="Segoe UI"/>
+          <w:sz w:val="21"/>
+          <w:szCs w:val="21"/>
+        </w:rPr>
+        <w:t>But very few invest in Semantic Models and Data Products.</w:t>
+      </w:r>
+      <w:r>
+        <w:rPr>
+          <w:rFonts w:ascii="Segoe UI" w:hAnsi="Segoe UI" w:cs="Segoe UI"/>
+          <w:sz w:val="21"/>
+          <w:szCs w:val="21"/>
+        </w:rPr>
+        <w:br/>
+      </w:r>
+      <w:r>
+        <w:rPr>
+          <w:rFonts w:ascii="Segoe UI" w:hAnsi="Segoe UI" w:cs="Segoe UI"/>
+          <w:sz w:val="21"/>
+          <w:szCs w:val="21"/>
+        </w:rPr>
+        <w:br/>
+      </w:r>
+      <w:r>
+        <w:rPr>
+          <w:rStyle w:val="break-words"/>
+          <w:rFonts w:ascii="Segoe UI" w:hAnsi="Segoe UI" w:cs="Segoe UI"/>
+          <w:sz w:val="21"/>
+          <w:szCs w:val="21"/>
+        </w:rPr>
+        <w:t>Without those final layers, your platform becomes a data storage system, not a decision-making platform.</w:t>
+      </w:r>
+      <w:r>
+        <w:rPr>
+          <w:rFonts w:ascii="Segoe UI" w:hAnsi="Segoe UI" w:cs="Segoe UI"/>
+          <w:sz w:val="21"/>
+          <w:szCs w:val="21"/>
+        </w:rPr>
+        <w:br/>
+      </w:r>
+      <w:r>
+        <w:rPr>
+          <w:rFonts w:ascii="Segoe UI" w:hAnsi="Segoe UI" w:cs="Segoe UI"/>
+          <w:sz w:val="21"/>
+          <w:szCs w:val="21"/>
+        </w:rPr>
+        <w:br/>
+      </w:r>
+      <w:r>
+        <w:rPr>
+          <w:rStyle w:val="break-words"/>
+          <w:rFonts w:ascii="Cambria Math" w:hAnsi="Cambria Math" w:cs="Cambria Math"/>
+          <w:sz w:val="21"/>
+          <w:szCs w:val="21"/>
+        </w:rPr>
+        <w:t>𝗧𝗿𝘂𝗲</w:t>
+      </w:r>
+      <w:r>
+        <w:rPr>
+          <w:rStyle w:val="break-words"/>
+          <w:rFonts w:ascii="Segoe UI" w:hAnsi="Segoe UI" w:cs="Segoe UI"/>
+          <w:sz w:val="21"/>
+          <w:szCs w:val="21"/>
+        </w:rPr>
+        <w:t xml:space="preserve"> </w:t>
+      </w:r>
+      <w:r>
+        <w:rPr>
+          <w:rStyle w:val="break-words"/>
+          <w:rFonts w:ascii="Cambria Math" w:hAnsi="Cambria Math" w:cs="Cambria Math"/>
+          <w:sz w:val="21"/>
+          <w:szCs w:val="21"/>
+        </w:rPr>
+        <w:t>𝗱𝗮𝘁𝗮</w:t>
+      </w:r>
+      <w:r>
+        <w:rPr>
+          <w:rStyle w:val="break-words"/>
+          <w:rFonts w:ascii="Segoe UI" w:hAnsi="Segoe UI" w:cs="Segoe UI"/>
+          <w:sz w:val="21"/>
+          <w:szCs w:val="21"/>
+        </w:rPr>
+        <w:t xml:space="preserve"> </w:t>
+      </w:r>
+      <w:r>
+        <w:rPr>
+          <w:rStyle w:val="break-words"/>
+          <w:rFonts w:ascii="Cambria Math" w:hAnsi="Cambria Math" w:cs="Cambria Math"/>
+          <w:sz w:val="21"/>
+          <w:szCs w:val="21"/>
+        </w:rPr>
+        <w:t>𝗮𝗿𝗰𝗵𝗶𝘁𝗲𝗰𝘁𝘂𝗿𝗲</w:t>
+      </w:r>
+      <w:r>
+        <w:rPr>
+          <w:rStyle w:val="break-words"/>
+          <w:rFonts w:ascii="Segoe UI" w:hAnsi="Segoe UI" w:cs="Segoe UI"/>
+          <w:sz w:val="21"/>
+          <w:szCs w:val="21"/>
+        </w:rPr>
+        <w:t xml:space="preserve"> </w:t>
+      </w:r>
+      <w:r>
+        <w:rPr>
+          <w:rStyle w:val="break-words"/>
+          <w:rFonts w:ascii="Cambria Math" w:hAnsi="Cambria Math" w:cs="Cambria Math"/>
+          <w:sz w:val="21"/>
+          <w:szCs w:val="21"/>
+        </w:rPr>
+        <w:t>𝗶𝘀𝗻</w:t>
+      </w:r>
+      <w:r>
+        <w:rPr>
+          <w:rStyle w:val="break-words"/>
+          <w:rFonts w:ascii="Segoe UI" w:hAnsi="Segoe UI" w:cs="Segoe UI"/>
+          <w:sz w:val="21"/>
+          <w:szCs w:val="21"/>
+        </w:rPr>
+        <w:t>’</w:t>
+      </w:r>
+      <w:r>
+        <w:rPr>
+          <w:rStyle w:val="break-words"/>
+          <w:rFonts w:ascii="Cambria Math" w:hAnsi="Cambria Math" w:cs="Cambria Math"/>
+          <w:sz w:val="21"/>
+          <w:szCs w:val="21"/>
+        </w:rPr>
+        <w:t>𝘁</w:t>
+      </w:r>
+      <w:r>
+        <w:rPr>
+          <w:rStyle w:val="break-words"/>
+          <w:rFonts w:ascii="Segoe UI" w:hAnsi="Segoe UI" w:cs="Segoe UI"/>
+          <w:sz w:val="21"/>
+          <w:szCs w:val="21"/>
+        </w:rPr>
+        <w:t xml:space="preserve"> </w:t>
+      </w:r>
+      <w:r>
+        <w:rPr>
+          <w:rStyle w:val="break-words"/>
+          <w:rFonts w:ascii="Cambria Math" w:hAnsi="Cambria Math" w:cs="Cambria Math"/>
+          <w:sz w:val="21"/>
+          <w:szCs w:val="21"/>
+        </w:rPr>
+        <w:t>𝗮𝗯𝗼𝘂𝘁</w:t>
+      </w:r>
+      <w:r>
+        <w:rPr>
+          <w:rStyle w:val="break-words"/>
+          <w:rFonts w:ascii="Segoe UI" w:hAnsi="Segoe UI" w:cs="Segoe UI"/>
+          <w:sz w:val="21"/>
+          <w:szCs w:val="21"/>
+        </w:rPr>
+        <w:t xml:space="preserve"> </w:t>
+      </w:r>
+      <w:r>
+        <w:rPr>
+          <w:rStyle w:val="break-words"/>
+          <w:rFonts w:ascii="Cambria Math" w:hAnsi="Cambria Math" w:cs="Cambria Math"/>
+          <w:sz w:val="21"/>
+          <w:szCs w:val="21"/>
+        </w:rPr>
+        <w:t>𝗺𝗼𝗿𝗲</w:t>
+      </w:r>
+      <w:r>
+        <w:rPr>
+          <w:rStyle w:val="break-words"/>
+          <w:rFonts w:ascii="Segoe UI" w:hAnsi="Segoe UI" w:cs="Segoe UI"/>
+          <w:sz w:val="21"/>
+          <w:szCs w:val="21"/>
+        </w:rPr>
+        <w:t xml:space="preserve"> </w:t>
+      </w:r>
+      <w:r>
+        <w:rPr>
+          <w:rStyle w:val="break-words"/>
+          <w:rFonts w:ascii="Cambria Math" w:hAnsi="Cambria Math" w:cs="Cambria Math"/>
+          <w:sz w:val="21"/>
+          <w:szCs w:val="21"/>
+        </w:rPr>
+        <w:t>𝘁𝗲𝗰𝗵𝗻𝗼𝗹𝗼𝗴𝘆</w:t>
+      </w:r>
+      <w:r>
+        <w:rPr>
+          <w:rStyle w:val="break-words"/>
+          <w:rFonts w:ascii="Segoe UI" w:hAnsi="Segoe UI" w:cs="Segoe UI"/>
+          <w:sz w:val="21"/>
+          <w:szCs w:val="21"/>
+        </w:rPr>
+        <w:t>.</w:t>
+      </w:r>
+      <w:r>
+        <w:rPr>
+          <w:rFonts w:ascii="Segoe UI" w:hAnsi="Segoe UI" w:cs="Segoe UI"/>
+          <w:sz w:val="21"/>
+          <w:szCs w:val="21"/>
+        </w:rPr>
+        <w:br/>
+      </w:r>
+      <w:r>
+        <w:rPr>
+          <w:rFonts w:ascii="Segoe UI" w:hAnsi="Segoe UI" w:cs="Segoe UI"/>
+          <w:sz w:val="21"/>
+          <w:szCs w:val="21"/>
+        </w:rPr>
+        <w:br/>
+      </w:r>
+      <w:r>
+        <w:rPr>
+          <w:rStyle w:val="break-words"/>
+          <w:rFonts w:ascii="Cambria Math" w:hAnsi="Cambria Math" w:cs="Cambria Math"/>
+          <w:sz w:val="21"/>
+          <w:szCs w:val="21"/>
+        </w:rPr>
+        <w:t>𝗜𝘁</w:t>
+      </w:r>
+      <w:r>
+        <w:rPr>
+          <w:rStyle w:val="break-words"/>
+          <w:rFonts w:ascii="Segoe UI" w:hAnsi="Segoe UI" w:cs="Segoe UI"/>
+          <w:sz w:val="21"/>
+          <w:szCs w:val="21"/>
+        </w:rPr>
+        <w:t>’</w:t>
+      </w:r>
+      <w:r>
+        <w:rPr>
+          <w:rStyle w:val="break-words"/>
+          <w:rFonts w:ascii="Cambria Math" w:hAnsi="Cambria Math" w:cs="Cambria Math"/>
+          <w:sz w:val="21"/>
+          <w:szCs w:val="21"/>
+        </w:rPr>
+        <w:t>𝘀</w:t>
+      </w:r>
+      <w:r>
+        <w:rPr>
+          <w:rStyle w:val="break-words"/>
+          <w:rFonts w:ascii="Segoe UI" w:hAnsi="Segoe UI" w:cs="Segoe UI"/>
+          <w:sz w:val="21"/>
+          <w:szCs w:val="21"/>
+        </w:rPr>
+        <w:t xml:space="preserve"> </w:t>
+      </w:r>
+      <w:r>
+        <w:rPr>
+          <w:rStyle w:val="break-words"/>
+          <w:rFonts w:ascii="Cambria Math" w:hAnsi="Cambria Math" w:cs="Cambria Math"/>
+          <w:sz w:val="21"/>
+          <w:szCs w:val="21"/>
+        </w:rPr>
+        <w:t>𝗮𝗯𝗼𝘂𝘁</w:t>
+      </w:r>
+      <w:r>
+        <w:rPr>
+          <w:rStyle w:val="break-words"/>
+          <w:rFonts w:ascii="Segoe UI" w:hAnsi="Segoe UI" w:cs="Segoe UI"/>
+          <w:sz w:val="21"/>
+          <w:szCs w:val="21"/>
+        </w:rPr>
+        <w:t xml:space="preserve"> </w:t>
+      </w:r>
+      <w:r>
+        <w:rPr>
+          <w:rStyle w:val="break-words"/>
+          <w:rFonts w:ascii="Cambria Math" w:hAnsi="Cambria Math" w:cs="Cambria Math"/>
+          <w:sz w:val="21"/>
+          <w:szCs w:val="21"/>
+        </w:rPr>
+        <w:t>𝗱𝗲𝘀𝗶𝗴𝗻𝗶𝗻𝗴</w:t>
+      </w:r>
+      <w:r>
+        <w:rPr>
+          <w:rStyle w:val="break-words"/>
+          <w:rFonts w:ascii="Segoe UI" w:hAnsi="Segoe UI" w:cs="Segoe UI"/>
+          <w:sz w:val="21"/>
+          <w:szCs w:val="21"/>
+        </w:rPr>
+        <w:t xml:space="preserve"> </w:t>
+      </w:r>
+      <w:r>
+        <w:rPr>
+          <w:rStyle w:val="break-words"/>
+          <w:rFonts w:ascii="Cambria Math" w:hAnsi="Cambria Math" w:cs="Cambria Math"/>
+          <w:sz w:val="21"/>
+          <w:szCs w:val="21"/>
+        </w:rPr>
+        <w:t>𝗮</w:t>
+      </w:r>
+      <w:r>
+        <w:rPr>
+          <w:rStyle w:val="break-words"/>
+          <w:rFonts w:ascii="Segoe UI" w:hAnsi="Segoe UI" w:cs="Segoe UI"/>
+          <w:sz w:val="21"/>
+          <w:szCs w:val="21"/>
+        </w:rPr>
+        <w:t xml:space="preserve"> </w:t>
+      </w:r>
+      <w:r>
+        <w:rPr>
+          <w:rStyle w:val="break-words"/>
+          <w:rFonts w:ascii="Cambria Math" w:hAnsi="Cambria Math" w:cs="Cambria Math"/>
+          <w:sz w:val="21"/>
+          <w:szCs w:val="21"/>
+        </w:rPr>
+        <w:t>𝗽𝗮𝘁𝗵</w:t>
+      </w:r>
+      <w:r>
+        <w:rPr>
+          <w:rStyle w:val="break-words"/>
+          <w:rFonts w:ascii="Segoe UI" w:hAnsi="Segoe UI" w:cs="Segoe UI"/>
+          <w:sz w:val="21"/>
+          <w:szCs w:val="21"/>
+        </w:rPr>
+        <w:t xml:space="preserve"> </w:t>
+      </w:r>
+      <w:r>
+        <w:rPr>
+          <w:rStyle w:val="break-words"/>
+          <w:rFonts w:ascii="Cambria Math" w:hAnsi="Cambria Math" w:cs="Cambria Math"/>
+          <w:sz w:val="21"/>
+          <w:szCs w:val="21"/>
+        </w:rPr>
+        <w:t>𝗳𝗿𝗼𝗺</w:t>
+      </w:r>
+      <w:r>
+        <w:rPr>
+          <w:rStyle w:val="break-words"/>
+          <w:rFonts w:ascii="Segoe UI" w:hAnsi="Segoe UI" w:cs="Segoe UI"/>
+          <w:sz w:val="21"/>
+          <w:szCs w:val="21"/>
+        </w:rPr>
+        <w:t xml:space="preserve"> </w:t>
+      </w:r>
+      <w:r>
+        <w:rPr>
+          <w:rStyle w:val="break-words"/>
+          <w:rFonts w:ascii="Cambria Math" w:hAnsi="Cambria Math" w:cs="Cambria Math"/>
+          <w:sz w:val="21"/>
+          <w:szCs w:val="21"/>
+        </w:rPr>
+        <w:t>𝗱𝗮𝘁𝗮</w:t>
+      </w:r>
+      <w:r>
+        <w:rPr>
+          <w:rStyle w:val="break-words"/>
+          <w:rFonts w:ascii="Segoe UI" w:hAnsi="Segoe UI" w:cs="Segoe UI"/>
+          <w:sz w:val="21"/>
+          <w:szCs w:val="21"/>
+        </w:rPr>
+        <w:t xml:space="preserve"> → </w:t>
+      </w:r>
+      <w:r>
+        <w:rPr>
+          <w:rStyle w:val="break-words"/>
+          <w:rFonts w:ascii="Cambria Math" w:hAnsi="Cambria Math" w:cs="Cambria Math"/>
+          <w:sz w:val="21"/>
+          <w:szCs w:val="21"/>
+        </w:rPr>
+        <w:t>𝗶𝗻𝘀𝗶𝗴𝗵𝘁</w:t>
+      </w:r>
+      <w:r>
+        <w:rPr>
+          <w:rStyle w:val="break-words"/>
+          <w:rFonts w:ascii="Segoe UI" w:hAnsi="Segoe UI" w:cs="Segoe UI"/>
+          <w:sz w:val="21"/>
+          <w:szCs w:val="21"/>
+        </w:rPr>
+        <w:t xml:space="preserve"> → </w:t>
+      </w:r>
+      <w:r>
+        <w:rPr>
+          <w:rStyle w:val="break-words"/>
+          <w:rFonts w:ascii="Cambria Math" w:hAnsi="Cambria Math" w:cs="Cambria Math"/>
+          <w:sz w:val="21"/>
+          <w:szCs w:val="21"/>
+        </w:rPr>
+        <w:t>𝗱𝗲𝗰𝗶𝘀𝗶𝗼𝗻</w:t>
+      </w:r>
+      <w:r>
+        <w:rPr>
+          <w:rStyle w:val="break-words"/>
+          <w:rFonts w:ascii="Segoe UI" w:hAnsi="Segoe UI" w:cs="Segoe UI"/>
+          <w:sz w:val="21"/>
+          <w:szCs w:val="21"/>
+        </w:rPr>
+        <w:t xml:space="preserve"> → </w:t>
+      </w:r>
+      <w:r>
+        <w:rPr>
+          <w:rStyle w:val="break-words"/>
+          <w:rFonts w:ascii="Cambria Math" w:hAnsi="Cambria Math" w:cs="Cambria Math"/>
+          <w:sz w:val="21"/>
+          <w:szCs w:val="21"/>
+        </w:rPr>
+        <w:t>𝗯𝘂𝘀𝗶𝗻𝗲𝘀𝘀</w:t>
+      </w:r>
+      <w:r>
+        <w:rPr>
+          <w:rStyle w:val="break-words"/>
+          <w:rFonts w:ascii="Segoe UI" w:hAnsi="Segoe UI" w:cs="Segoe UI"/>
+          <w:sz w:val="21"/>
+          <w:szCs w:val="21"/>
+        </w:rPr>
+        <w:t xml:space="preserve"> </w:t>
+      </w:r>
+      <w:r>
+        <w:rPr>
+          <w:rStyle w:val="break-words"/>
+          <w:rFonts w:ascii="Cambria Math" w:hAnsi="Cambria Math" w:cs="Cambria Math"/>
+          <w:sz w:val="21"/>
+          <w:szCs w:val="21"/>
+        </w:rPr>
+        <w:t>𝘃𝗮𝗹𝘂𝗲</w:t>
+      </w:r>
+      <w:r>
+        <w:rPr>
+          <w:rStyle w:val="break-words"/>
+          <w:rFonts w:ascii="Segoe UI" w:hAnsi="Segoe UI" w:cs="Segoe UI"/>
+          <w:sz w:val="21"/>
+          <w:szCs w:val="21"/>
+        </w:rPr>
+        <w:t>.</w:t>
+      </w:r>
+      <w:r>
+        <w:rPr>
+          <w:rFonts w:ascii="Segoe UI" w:hAnsi="Segoe UI" w:cs="Segoe UI"/>
+          <w:sz w:val="21"/>
+          <w:szCs w:val="21"/>
+        </w:rPr>
+        <w:br/>
+      </w:r>
+      <w:r>
+        <w:rPr>
+          <w:rFonts w:ascii="Segoe UI" w:hAnsi="Segoe UI" w:cs="Segoe UI"/>
+          <w:sz w:val="21"/>
+          <w:szCs w:val="21"/>
+        </w:rPr>
+        <w:br/>
+      </w:r>
+      <w:r>
+        <w:rPr>
+          <w:rStyle w:val="break-words"/>
+          <w:rFonts w:ascii="Segoe UI Emoji" w:hAnsi="Segoe UI Emoji" w:cs="Segoe UI Emoji"/>
+          <w:sz w:val="21"/>
+          <w:szCs w:val="21"/>
+        </w:rPr>
+        <w:t>📌</w:t>
+      </w:r>
+      <w:r>
+        <w:rPr>
+          <w:rStyle w:val="break-words"/>
+          <w:rFonts w:ascii="Segoe UI" w:hAnsi="Segoe UI" w:cs="Segoe UI"/>
+          <w:sz w:val="21"/>
+          <w:szCs w:val="21"/>
+        </w:rPr>
+        <w:t xml:space="preserve"> Save this infographic for your next architecture discussion or system design interview.</w:t>
+      </w:r>
+      <w:r>
+        <w:rPr>
+          <w:rFonts w:ascii="Segoe UI" w:hAnsi="Segoe UI" w:cs="Segoe UI"/>
+          <w:sz w:val="21"/>
+          <w:szCs w:val="21"/>
+        </w:rPr>
+        <w:br/>
+      </w:r>
+      <w:r>
+        <w:rPr>
+          <w:rFonts w:ascii="Segoe UI" w:hAnsi="Segoe UI" w:cs="Segoe UI"/>
+          <w:sz w:val="21"/>
+          <w:szCs w:val="21"/>
+        </w:rPr>
+        <w:br/>
+      </w:r>
+      <w:r>
+        <w:rPr>
+          <w:rStyle w:val="break-words"/>
+          <w:rFonts w:ascii="Segoe UI Emoji" w:hAnsi="Segoe UI Emoji" w:cs="Segoe UI Emoji"/>
+          <w:sz w:val="21"/>
+          <w:szCs w:val="21"/>
+        </w:rPr>
+        <w:t>📌</w:t>
+      </w:r>
+      <w:r>
+        <w:rPr>
+          <w:rStyle w:val="break-words"/>
+          <w:rFonts w:ascii="Cambria Math" w:hAnsi="Cambria Math" w:cs="Cambria Math"/>
+          <w:sz w:val="21"/>
+          <w:szCs w:val="21"/>
+        </w:rPr>
+        <w:t>𝗙𝗼𝗿</w:t>
+      </w:r>
+      <w:r>
+        <w:rPr>
+          <w:rStyle w:val="break-words"/>
+          <w:rFonts w:ascii="Segoe UI" w:hAnsi="Segoe UI" w:cs="Segoe UI"/>
+          <w:sz w:val="21"/>
+          <w:szCs w:val="21"/>
+        </w:rPr>
+        <w:t xml:space="preserve"> </w:t>
+      </w:r>
+      <w:r>
+        <w:rPr>
+          <w:rStyle w:val="break-words"/>
+          <w:rFonts w:ascii="Cambria Math" w:hAnsi="Cambria Math" w:cs="Cambria Math"/>
+          <w:sz w:val="21"/>
+          <w:szCs w:val="21"/>
+        </w:rPr>
+        <w:t>𝗠𝗲𝗻𝘁𝗼𝗿𝘀𝗵𝗶𝗽</w:t>
+      </w:r>
+      <w:r>
+        <w:rPr>
+          <w:rStyle w:val="break-words"/>
+          <w:rFonts w:ascii="Segoe UI" w:hAnsi="Segoe UI" w:cs="Segoe UI"/>
+          <w:sz w:val="21"/>
+          <w:szCs w:val="21"/>
+        </w:rPr>
+        <w:t xml:space="preserve">/ </w:t>
+      </w:r>
+      <w:r>
+        <w:rPr>
+          <w:rStyle w:val="break-words"/>
+          <w:rFonts w:ascii="Cambria Math" w:hAnsi="Cambria Math" w:cs="Cambria Math"/>
+          <w:sz w:val="21"/>
+          <w:szCs w:val="21"/>
+        </w:rPr>
+        <w:t>𝟭</w:t>
+      </w:r>
+      <w:r>
+        <w:rPr>
+          <w:rStyle w:val="break-words"/>
+          <w:rFonts w:ascii="Segoe UI" w:hAnsi="Segoe UI" w:cs="Segoe UI"/>
+          <w:sz w:val="21"/>
+          <w:szCs w:val="21"/>
+        </w:rPr>
+        <w:t>:</w:t>
+      </w:r>
+      <w:r>
+        <w:rPr>
+          <w:rStyle w:val="break-words"/>
+          <w:rFonts w:ascii="Cambria Math" w:hAnsi="Cambria Math" w:cs="Cambria Math"/>
+          <w:sz w:val="21"/>
+          <w:szCs w:val="21"/>
+        </w:rPr>
+        <w:t>𝟭</w:t>
+      </w:r>
+      <w:r>
+        <w:rPr>
+          <w:rStyle w:val="break-words"/>
+          <w:rFonts w:ascii="Segoe UI" w:hAnsi="Segoe UI" w:cs="Segoe UI"/>
+          <w:sz w:val="21"/>
+          <w:szCs w:val="21"/>
+        </w:rPr>
+        <w:t xml:space="preserve"> </w:t>
+      </w:r>
+      <w:r>
+        <w:rPr>
+          <w:rStyle w:val="break-words"/>
+          <w:rFonts w:ascii="Cambria Math" w:hAnsi="Cambria Math" w:cs="Cambria Math"/>
+          <w:sz w:val="21"/>
+          <w:szCs w:val="21"/>
+        </w:rPr>
+        <w:t>𝗖𝗮𝗹𝗹</w:t>
+      </w:r>
+      <w:r>
+        <w:rPr>
+          <w:rStyle w:val="break-words"/>
+          <w:rFonts w:ascii="Segoe UI" w:hAnsi="Segoe UI" w:cs="Segoe UI"/>
+          <w:sz w:val="21"/>
+          <w:szCs w:val="21"/>
+        </w:rPr>
+        <w:t xml:space="preserve"> </w:t>
+      </w:r>
+      <w:r>
+        <w:rPr>
+          <w:rStyle w:val="break-words"/>
+          <w:rFonts w:ascii="Cambria Math" w:hAnsi="Cambria Math" w:cs="Cambria Math"/>
+          <w:sz w:val="21"/>
+          <w:szCs w:val="21"/>
+        </w:rPr>
+        <w:t>𝗯𝗼𝗼𝗸</w:t>
+      </w:r>
+      <w:r>
+        <w:rPr>
+          <w:rStyle w:val="break-words"/>
+          <w:rFonts w:ascii="Segoe UI" w:hAnsi="Segoe UI" w:cs="Segoe UI"/>
+          <w:sz w:val="21"/>
+          <w:szCs w:val="21"/>
+        </w:rPr>
+        <w:t xml:space="preserve"> </w:t>
+      </w:r>
+      <w:r>
+        <w:rPr>
+          <w:rStyle w:val="break-words"/>
+          <w:rFonts w:ascii="Cambria Math" w:hAnsi="Cambria Math" w:cs="Cambria Math"/>
+          <w:sz w:val="21"/>
+          <w:szCs w:val="21"/>
+        </w:rPr>
+        <w:t>𝗵𝗲𝗿𝗲</w:t>
+      </w:r>
+      <w:r>
+        <w:rPr>
+          <w:rStyle w:val="break-words"/>
+          <w:rFonts w:ascii="Segoe UI" w:hAnsi="Segoe UI" w:cs="Segoe UI"/>
+          <w:sz w:val="21"/>
+          <w:szCs w:val="21"/>
+        </w:rPr>
+        <w:t xml:space="preserve"> --</w:t>
+      </w:r>
+      <w:r>
+        <w:rPr>
+          <w:rStyle w:val="white-space-pre"/>
+          <w:rFonts w:ascii="Segoe UI" w:hAnsi="Segoe UI" w:cs="Segoe UI"/>
+          <w:sz w:val="21"/>
+          <w:szCs w:val="21"/>
+        </w:rPr>
+        <w:t xml:space="preserve"> </w:t>
+      </w:r>
+      <w:hyperlink r:id="rId9" w:tgtFrame="_self" w:history="1">
+        <w:r>
+          <w:rPr>
+            <w:rStyle w:val="Hyperlink"/>
+            <w:rFonts w:ascii="Segoe UI" w:hAnsi="Segoe UI" w:cs="Segoe UI"/>
+            <w:b/>
+            <w:bCs/>
+            <w:color w:val="0A66C2"/>
+            <w:sz w:val="21"/>
+            <w:szCs w:val="21"/>
+            <w:bdr w:val="none" w:sz="0" w:space="0" w:color="auto" w:frame="1"/>
+          </w:rPr>
+          <w:t>https://lnkd.in/gjHqeHMq</w:t>
+        </w:r>
+      </w:hyperlink>
+      <w:r>
+        <w:rPr>
+          <w:rFonts w:ascii="Segoe UI" w:hAnsi="Segoe UI" w:cs="Segoe UI"/>
+          <w:sz w:val="21"/>
+          <w:szCs w:val="21"/>
+        </w:rPr>
+        <w:br/>
+      </w:r>
+      <w:r>
+        <w:rPr>
+          <w:rFonts w:ascii="Segoe UI" w:hAnsi="Segoe UI" w:cs="Segoe UI"/>
+          <w:sz w:val="21"/>
+          <w:szCs w:val="21"/>
+        </w:rPr>
+        <w:br/>
+      </w:r>
+      <w:r>
+        <w:rPr>
+          <w:rStyle w:val="break-words"/>
+          <w:rFonts w:ascii="Segoe UI Emoji" w:hAnsi="Segoe UI Emoji" w:cs="Segoe UI Emoji"/>
+          <w:sz w:val="21"/>
+          <w:szCs w:val="21"/>
+        </w:rPr>
+        <w:t>📌</w:t>
+      </w:r>
+      <w:r>
+        <w:rPr>
+          <w:rStyle w:val="break-words"/>
+          <w:rFonts w:ascii="Segoe UI" w:hAnsi="Segoe UI" w:cs="Segoe UI"/>
+          <w:sz w:val="21"/>
+          <w:szCs w:val="21"/>
+        </w:rPr>
+        <w:t xml:space="preserve"> </w:t>
+      </w:r>
+      <w:r>
+        <w:rPr>
+          <w:rStyle w:val="break-words"/>
+          <w:rFonts w:ascii="Cambria Math" w:hAnsi="Cambria Math" w:cs="Cambria Math"/>
+          <w:sz w:val="21"/>
+          <w:szCs w:val="21"/>
+        </w:rPr>
+        <w:t>𝐋𝐨𝐨𝐤𝐢𝐧𝐠</w:t>
+      </w:r>
+      <w:r>
+        <w:rPr>
+          <w:rStyle w:val="break-words"/>
+          <w:rFonts w:ascii="Segoe UI" w:hAnsi="Segoe UI" w:cs="Segoe UI"/>
+          <w:sz w:val="21"/>
+          <w:szCs w:val="21"/>
+        </w:rPr>
+        <w:t xml:space="preserve"> </w:t>
+      </w:r>
+      <w:r>
+        <w:rPr>
+          <w:rStyle w:val="break-words"/>
+          <w:rFonts w:ascii="Cambria Math" w:hAnsi="Cambria Math" w:cs="Cambria Math"/>
+          <w:sz w:val="21"/>
+          <w:szCs w:val="21"/>
+        </w:rPr>
+        <w:t>𝐟𝐨𝐫</w:t>
+      </w:r>
+      <w:r>
+        <w:rPr>
+          <w:rStyle w:val="break-words"/>
+          <w:rFonts w:ascii="Segoe UI" w:hAnsi="Segoe UI" w:cs="Segoe UI"/>
+          <w:sz w:val="21"/>
+          <w:szCs w:val="21"/>
+        </w:rPr>
+        <w:t xml:space="preserve"> </w:t>
+      </w:r>
+      <w:r>
+        <w:rPr>
+          <w:rStyle w:val="break-words"/>
+          <w:rFonts w:ascii="Cambria Math" w:hAnsi="Cambria Math" w:cs="Cambria Math"/>
+          <w:sz w:val="21"/>
+          <w:szCs w:val="21"/>
+        </w:rPr>
+        <w:t>𝐑𝐞𝐬𝐮𝐦𝐞</w:t>
+      </w:r>
+      <w:r>
+        <w:rPr>
+          <w:rStyle w:val="break-words"/>
+          <w:rFonts w:ascii="Segoe UI" w:hAnsi="Segoe UI" w:cs="Segoe UI"/>
+          <w:sz w:val="21"/>
+          <w:szCs w:val="21"/>
+        </w:rPr>
+        <w:t xml:space="preserve"> </w:t>
+      </w:r>
+      <w:r>
+        <w:rPr>
+          <w:rStyle w:val="break-words"/>
+          <w:rFonts w:ascii="Cambria Math" w:hAnsi="Cambria Math" w:cs="Cambria Math"/>
+          <w:sz w:val="21"/>
+          <w:szCs w:val="21"/>
+        </w:rPr>
+        <w:t>𝐡𝐚𝐯𝐢𝐧𝐠</w:t>
+      </w:r>
+      <w:r>
+        <w:rPr>
+          <w:rStyle w:val="break-words"/>
+          <w:rFonts w:ascii="Segoe UI" w:hAnsi="Segoe UI" w:cs="Segoe UI"/>
+          <w:sz w:val="21"/>
+          <w:szCs w:val="21"/>
+        </w:rPr>
+        <w:t xml:space="preserve"> </w:t>
+      </w:r>
+      <w:r>
+        <w:rPr>
+          <w:rStyle w:val="break-words"/>
+          <w:rFonts w:ascii="Cambria Math" w:hAnsi="Cambria Math" w:cs="Cambria Math"/>
+          <w:sz w:val="21"/>
+          <w:szCs w:val="21"/>
+        </w:rPr>
+        <w:t>𝟗𝟎</w:t>
+      </w:r>
+      <w:r>
+        <w:rPr>
+          <w:rStyle w:val="break-words"/>
+          <w:rFonts w:ascii="Segoe UI" w:hAnsi="Segoe UI" w:cs="Segoe UI"/>
+          <w:sz w:val="21"/>
+          <w:szCs w:val="21"/>
+        </w:rPr>
+        <w:t xml:space="preserve">+ </w:t>
+      </w:r>
+      <w:r>
+        <w:rPr>
+          <w:rStyle w:val="break-words"/>
+          <w:rFonts w:ascii="Cambria Math" w:hAnsi="Cambria Math" w:cs="Cambria Math"/>
+          <w:sz w:val="21"/>
+          <w:szCs w:val="21"/>
+        </w:rPr>
+        <w:t>𝐀𝐓𝐒</w:t>
+      </w:r>
+      <w:r>
+        <w:rPr>
+          <w:rStyle w:val="break-words"/>
+          <w:rFonts w:ascii="Segoe UI" w:hAnsi="Segoe UI" w:cs="Segoe UI"/>
+          <w:sz w:val="21"/>
+          <w:szCs w:val="21"/>
+        </w:rPr>
+        <w:t xml:space="preserve"> </w:t>
+      </w:r>
+      <w:r>
+        <w:rPr>
+          <w:rStyle w:val="break-words"/>
+          <w:rFonts w:ascii="Cambria Math" w:hAnsi="Cambria Math" w:cs="Cambria Math"/>
+          <w:sz w:val="21"/>
+          <w:szCs w:val="21"/>
+        </w:rPr>
+        <w:t>𝐬𝐜𝐨𝐫𝐞</w:t>
+      </w:r>
+      <w:r>
+        <w:rPr>
+          <w:rStyle w:val="break-words"/>
+          <w:rFonts w:ascii="Segoe UI" w:hAnsi="Segoe UI" w:cs="Segoe UI"/>
+          <w:sz w:val="21"/>
+          <w:szCs w:val="21"/>
+        </w:rPr>
+        <w:t xml:space="preserve">? </w:t>
+      </w:r>
+      <w:r>
+        <w:rPr>
+          <w:rStyle w:val="break-words"/>
+          <w:rFonts w:ascii="Cambria Math" w:hAnsi="Cambria Math" w:cs="Cambria Math"/>
+          <w:sz w:val="21"/>
+          <w:szCs w:val="21"/>
+        </w:rPr>
+        <w:t>𝗗𝗼𝘄𝗻𝗹𝗼𝗮𝗱</w:t>
+      </w:r>
+      <w:r>
+        <w:rPr>
+          <w:rStyle w:val="break-words"/>
+          <w:rFonts w:ascii="Segoe UI" w:hAnsi="Segoe UI" w:cs="Segoe UI"/>
+          <w:sz w:val="21"/>
+          <w:szCs w:val="21"/>
+        </w:rPr>
+        <w:t xml:space="preserve"> </w:t>
+      </w:r>
+      <w:r>
+        <w:rPr>
+          <w:rStyle w:val="break-words"/>
+          <w:rFonts w:ascii="Cambria Math" w:hAnsi="Cambria Math" w:cs="Cambria Math"/>
+          <w:sz w:val="21"/>
+          <w:szCs w:val="21"/>
+        </w:rPr>
+        <w:t>𝗥𝗲𝗰𝗿𝘂𝗶𝘁𝗲𝗿</w:t>
+      </w:r>
+      <w:r>
+        <w:rPr>
+          <w:rStyle w:val="break-words"/>
+          <w:rFonts w:ascii="Segoe UI" w:hAnsi="Segoe UI" w:cs="Segoe UI"/>
+          <w:sz w:val="21"/>
+          <w:szCs w:val="21"/>
+        </w:rPr>
+        <w:t>-</w:t>
+      </w:r>
+      <w:r>
+        <w:rPr>
+          <w:rStyle w:val="break-words"/>
+          <w:rFonts w:ascii="Cambria Math" w:hAnsi="Cambria Math" w:cs="Cambria Math"/>
+          <w:sz w:val="21"/>
+          <w:szCs w:val="21"/>
+        </w:rPr>
+        <w:t>𝗔𝗽𝗽𝗿𝗼𝘃𝗲𝗱</w:t>
+      </w:r>
+      <w:r>
+        <w:rPr>
+          <w:rStyle w:val="break-words"/>
+          <w:rFonts w:ascii="Segoe UI" w:hAnsi="Segoe UI" w:cs="Segoe UI"/>
+          <w:sz w:val="21"/>
+          <w:szCs w:val="21"/>
+        </w:rPr>
+        <w:t xml:space="preserve"> </w:t>
+      </w:r>
+      <w:r>
+        <w:rPr>
+          <w:rStyle w:val="break-words"/>
+          <w:rFonts w:ascii="Cambria Math" w:hAnsi="Cambria Math" w:cs="Cambria Math"/>
+          <w:sz w:val="21"/>
+          <w:szCs w:val="21"/>
+        </w:rPr>
+        <w:t>𝗥𝗲𝘀𝘂𝗺𝗲</w:t>
+      </w:r>
+      <w:r>
+        <w:rPr>
+          <w:rStyle w:val="break-words"/>
+          <w:rFonts w:ascii="Segoe UI" w:hAnsi="Segoe UI" w:cs="Segoe UI"/>
+          <w:sz w:val="21"/>
+          <w:szCs w:val="21"/>
+        </w:rPr>
+        <w:t xml:space="preserve"> </w:t>
+      </w:r>
+      <w:r>
+        <w:rPr>
+          <w:rStyle w:val="break-words"/>
+          <w:rFonts w:ascii="Cambria Math" w:hAnsi="Cambria Math" w:cs="Cambria Math"/>
+          <w:sz w:val="21"/>
+          <w:szCs w:val="21"/>
+        </w:rPr>
+        <w:t>𝗧𝗲𝗺𝗽𝗹𝗮𝘁𝗲</w:t>
+      </w:r>
+      <w:r>
+        <w:rPr>
+          <w:rStyle w:val="break-words"/>
+          <w:rFonts w:ascii="Segoe UI" w:hAnsi="Segoe UI" w:cs="Segoe UI"/>
+          <w:sz w:val="21"/>
+          <w:szCs w:val="21"/>
+        </w:rPr>
+        <w:t xml:space="preserve"> -</w:t>
+      </w:r>
+      <w:hyperlink r:id="rId10" w:tgtFrame="_self" w:history="1">
+        <w:r>
+          <w:rPr>
+            <w:rStyle w:val="Hyperlink"/>
+            <w:rFonts w:ascii="Segoe UI" w:hAnsi="Segoe UI" w:cs="Segoe UI"/>
+            <w:b/>
+            <w:bCs/>
+            <w:color w:val="0A66C2"/>
+            <w:sz w:val="21"/>
+            <w:szCs w:val="21"/>
+            <w:bdr w:val="none" w:sz="0" w:space="0" w:color="auto" w:frame="1"/>
+          </w:rPr>
+          <w:t>https://lnkd.in/gREWXtSr</w:t>
+        </w:r>
+      </w:hyperlink>
+    </w:p>
+    <w:p>
+      <w:pPr>
+        <w:textAlignment w:val="baseline"/>
+        <w:rPr>
+          <w:rFonts w:ascii="Segoe UI" w:hAnsi="Segoe UI" w:cs="Segoe UI"/>
+        </w:rPr>
+      </w:pPr>
+      <w:r>
+        <w:rPr>
+          <w:rStyle w:val="visually-hidden"/>
+          <w:rFonts w:ascii="Segoe UI" w:hAnsi="Segoe UI" w:cs="Segoe UI"/>
+          <w:sz w:val="20"/>
+          <w:szCs w:val="20"/>
+          <w:bdr w:val="none" w:sz="0" w:space="0" w:color="auto" w:frame="1"/>
+        </w:rPr>
+        <w:t>Activate to view larger image,</w:t>
+      </w:r>
+    </w:p>
+    <w:p>
+      <w:pPr>
+        <w:textAlignment w:val="baseline"/>
+        <w:rPr>
+          <w:rFonts w:ascii="Segoe UI" w:hAnsi="Segoe UI" w:cs="Segoe UI"/>
+          <w:sz w:val="20"/>
+          <w:szCs w:val="20"/>
+        </w:rPr>
+      </w:pPr>
+      <w:r>
+        <w:rPr>
+          <w:rFonts w:ascii="Segoe UI" w:hAnsi="Segoe UI" w:cs="Segoe UI"/>
+          <w:noProof/>
+          <w:sz w:val="20"/>
+          <w:szCs w:val="20"/>
+        </w:rPr>
+        <w:lastRenderedPageBreak/>
+        <w:drawing>
+          <wp:inline distT="0" distB="0" distL="0" distR="0" wp14:anchorId="100FFA3C" wp14:editId="4D274446">
+            <wp:extent cx="5711825" cy="5711825"/>
+            <wp:effectExtent l="0" t="0" r="3175" b="3175"/>
+            <wp:docPr id="1050428427" name="Picture 1" descr="diagram"/>
+            <wp:cNvGraphicFramePr>
+              <a:graphicFrameLocks xmlns:a="http://schemas.openxmlformats.org/drawingml/2006/main" noChangeAspect="1"/>
+            </wp:cNvGraphicFramePr>
+            <a:graphic xmlns:a="http://schemas.openxmlformats.org/drawingml/2006/main">
+              <a:graphicData uri="http://schemas.openxmlformats.org/drawingml/2006/picture">
+                <pic:pic xmlns:pic="http://schemas.openxmlformats.org/drawingml/2006/picture">
+                  <pic:nvPicPr>
+                    <pic:cNvPr id="0" name="ember55" descr="diagram"/>
+                    <pic:cNvPicPr>
+                      <a:picLocks noChangeAspect="1" noChangeArrowheads="1"/>
+                    </pic:cNvPicPr>
+                  </pic:nvPicPr>
+                  <pic:blipFill>
+                    <a:blip r:embed="rId11">
+                      <a:extLst>
+                        <a:ext uri="{28A0092B-C50C-407E-A947-70E740481C1C}">
+                          <a14:useLocalDpi xmlns:a14="http://schemas.microsoft.com/office/drawing/2010/main" val="0"/>
+                        </a:ext>
+                      </a:extLst>
+                    </a:blip>
+                    <a:srcRect/>
+                    <a:stretch>
+                      <a:fillRect/>
+                    </a:stretch>
+                  </pic:blipFill>
+                  <pic:spPr bwMode="auto">
+                    <a:xfrm>
+                      <a:off x="0" y="0"/>
+                      <a:ext cx="5711825" cy="5711825"/>
                     </a:xfrm>
                     <a:prstGeom prst="rect">
                       <a:avLst/>
